--- a/docs/an-toan-hang-khong/Cong_van_Vung_troi_binh_yen_THPT_BVOT.docx
+++ b/docs/an-toan-hang-khong/Cong_van_Vung_troi_binh_yen_THPT_BVOT.docx
@@ -1,44 +1,54 @@
 
 <file path=word/document.xml><?xml version="1.0" encoding="utf-8"?>
-<w:document xmlns:wpc="http://schemas.microsoft.com/office/word/2010/wordprocessingCanvas" xmlns:mc="http://schemas.openxmlformats.org/markup-compatibility/2006" xmlns:o="urn:schemas-microsoft-com:office:office" xmlns:r="http://schemas.openxmlformats.org/officeDocument/2006/relationships" xmlns:m="http://schemas.openxmlformats.org/officeDocument/2006/math" xmlns:v="urn:schemas-microsoft-com:vml" xmlns:wp14="http://schemas.microsoft.com/office/word/2010/wordprocessingDrawing" xmlns:wp="http://schemas.openxmlformats.org/drawingml/2006/wordprocessingDrawing" xmlns:w10="urn:schemas-microsoft-com:office:word" xmlns:w="http://schemas.openxmlformats.org/wordprocessingml/2006/main" xmlns:w14="http://schemas.microsoft.com/office/word/2010/wordml" xmlns:w15="http://schemas.microsoft.com/office/word/2012/wordml" xmlns:wpg="http://schemas.microsoft.com/office/word/2010/wordprocessingGroup" xmlns:wpi="http://schemas.microsoft.com/office/word/2010/wordprocessingInk" xmlns:wne="http://schemas.microsoft.com/office/word/2006/wordml" xmlns:wps="http://schemas.microsoft.com/office/word/2010/wordprocessingShape" xmlns:cx="http://schemas.microsoft.com/office/drawing/2014/chartex" xmlns:cx1="http://schemas.microsoft.com/office/drawing/2015/9/8/chartex" xmlns:cx2="http://schemas.microsoft.com/office/drawing/2015/10/21/chartex" xmlns:cx3="http://schemas.microsoft.com/office/drawing/2016/5/9/chartex" xmlns:cx4="http://schemas.microsoft.com/office/drawing/2016/5/10/chartex" xmlns:cx5="http://schemas.microsoft.com/office/drawing/2016/5/11/chartex" xmlns:cx6="http://schemas.microsoft.com/office/drawing/2016/5/12/chartex" xmlns:cx7="http://schemas.microsoft.com/office/drawing/2016/5/13/chartex" xmlns:cx8="http://schemas.microsoft.com/office/drawing/2016/5/14/chartex" xmlns:aink="http://schemas.microsoft.com/office/drawing/2016/ink" xmlns:am3d="http://schemas.microsoft.com/office/drawing/2017/model3d" xmlns:w16cex="http://schemas.microsoft.com/office/word/2018/wordml/cex" xmlns:w16cid="http://schemas.microsoft.com/office/word/2016/wordml/cid" xmlns:w16="http://schemas.microsoft.com/office/word/2018/wordml" xmlns:w16sdtdh="http://schemas.microsoft.com/office/word/2020/wordml/sdtdatahash" xmlns:w16se="http://schemas.microsoft.com/office/word/2015/wordml/symex" mc:Ignorable="w14 w15 wp14">
+<w:document xmlns:wpc="http://schemas.microsoft.com/office/word/2010/wordprocessingCanvas" xmlns:cx="http://schemas.microsoft.com/office/drawing/2014/chartex" xmlns:cx1="http://schemas.microsoft.com/office/drawing/2015/9/8/chartex" xmlns:cx2="http://schemas.microsoft.com/office/drawing/2015/10/21/chartex" xmlns:cx3="http://schemas.microsoft.com/office/drawing/2016/5/9/chartex" xmlns:cx4="http://schemas.microsoft.com/office/drawing/2016/5/10/chartex" xmlns:cx5="http://schemas.microsoft.com/office/drawing/2016/5/11/chartex" xmlns:cx6="http://schemas.microsoft.com/office/drawing/2016/5/12/chartex" xmlns:cx7="http://schemas.microsoft.com/office/drawing/2016/5/13/chartex" xmlns:cx8="http://schemas.microsoft.com/office/drawing/2016/5/14/chartex" xmlns:mc="http://schemas.openxmlformats.org/markup-compatibility/2006" xmlns:aink="http://schemas.microsoft.com/office/drawing/2016/ink" xmlns:am3d="http://schemas.microsoft.com/office/drawing/2017/model3d" xmlns:o="urn:schemas-microsoft-com:office:office" xmlns:oel="http://schemas.microsoft.com/office/2019/extlst" xmlns:r="http://schemas.openxmlformats.org/officeDocument/2006/relationships" xmlns:m="http://schemas.openxmlformats.org/officeDocument/2006/math" xmlns:v="urn:schemas-microsoft-com:vml" xmlns:wp14="http://schemas.microsoft.com/office/word/2010/wordprocessingDrawing" xmlns:wp="http://schemas.openxmlformats.org/drawingml/2006/wordprocessingDrawing" xmlns:w10="urn:schemas-microsoft-com:office:word" xmlns:w="http://schemas.openxmlformats.org/wordprocessingml/2006/main" xmlns:w14="http://schemas.microsoft.com/office/word/2010/wordml" xmlns:w15="http://schemas.microsoft.com/office/word/2012/wordml" xmlns:w16cex="http://schemas.microsoft.com/office/word/2018/wordml/cex" xmlns:w16cid="http://schemas.microsoft.com/office/word/2016/wordml/cid" xmlns:w16="http://schemas.microsoft.com/office/word/2018/wordml" xmlns:w16du="http://schemas.microsoft.com/office/word/2023/wordml/word16du" xmlns:w16sdtdh="http://schemas.microsoft.com/office/word/2020/wordml/sdtdatahash" xmlns:w16sdtfl="http://schemas.microsoft.com/office/word/2024/wordml/sdtformatlock" xmlns:w16se="http://schemas.microsoft.com/office/word/2015/wordml/symex" xmlns:wpg="http://schemas.microsoft.com/office/word/2010/wordprocessingGroup" xmlns:wpi="http://schemas.microsoft.com/office/word/2010/wordprocessingInk" xmlns:wne="http://schemas.microsoft.com/office/word/2006/wordml" xmlns:wps="http://schemas.microsoft.com/office/word/2010/wordprocessingShape" mc:Ignorable="w14 w15 w16se w16cid w16 w16cex w16sdtdh w16sdtfl w16du wp14">
   <w:body>
     <w:tbl>
       <w:tblPr>
-        <w:tblW w:type="dxa" w:w="9355"/>
+        <w:tblW w:w="9355" w:type="dxa"/>
         <w:tblBorders>
-          <w:top w:val="none" w:color="FFFFFF" w:sz="0"/>
-          <w:left w:val="none" w:color="FFFFFF" w:sz="0"/>
-          <w:bottom w:val="none" w:color="FFFFFF" w:sz="0"/>
-          <w:right w:val="none" w:color="FFFFFF" w:sz="0"/>
-          <w:insideH w:val="none" w:color="FFFFFF" w:sz="0"/>
-          <w:insideV w:val="none" w:color="FFFFFF" w:sz="0"/>
+          <w:top w:val="none" w:sz="0" w:space="0" w:color="FFFFFF"/>
+          <w:left w:val="none" w:sz="0" w:space="0" w:color="FFFFFF"/>
+          <w:bottom w:val="none" w:sz="0" w:space="0" w:color="FFFFFF"/>
+          <w:right w:val="none" w:sz="0" w:space="0" w:color="FFFFFF"/>
+          <w:insideH w:val="none" w:sz="0" w:space="0" w:color="FFFFFF"/>
+          <w:insideV w:val="none" w:sz="0" w:space="0" w:color="FFFFFF"/>
         </w:tblBorders>
+        <w:tblCellMar>
+          <w:left w:w="10" w:type="dxa"/>
+          <w:right w:w="10" w:type="dxa"/>
+        </w:tblCellMar>
+        <w:tblLook w:val="04A0" w:firstRow="1" w:lastRow="0" w:firstColumn="1" w:lastColumn="0" w:noHBand="0" w:noVBand="1"/>
       </w:tblPr>
       <w:tblGrid>
         <w:gridCol w:w="3800"/>
         <w:gridCol w:w="5555"/>
       </w:tblGrid>
       <w:tr>
+        <w:tblPrEx>
+          <w:tblCellMar>
+            <w:top w:w="0" w:type="dxa"/>
+            <w:bottom w:w="0" w:type="dxa"/>
+          </w:tblCellMar>
+        </w:tblPrEx>
         <w:tc>
           <w:tcPr>
-            <w:tcW w:type="dxa" w:w="3800"/>
+            <w:tcW w:w="3800" w:type="dxa"/>
             <w:tcBorders>
-              <w:top w:val="none" w:color="FFFFFF" w:sz="0"/>
-              <w:left w:val="none" w:color="FFFFFF" w:sz="0"/>
-              <w:bottom w:val="none" w:color="FFFFFF" w:sz="0"/>
-              <w:right w:val="none" w:color="FFFFFF" w:sz="0"/>
+              <w:top w:val="none" w:sz="0" w:space="0" w:color="FFFFFF"/>
+              <w:left w:val="none" w:sz="0" w:space="0" w:color="FFFFFF"/>
+              <w:bottom w:val="none" w:sz="0" w:space="0" w:color="FFFFFF"/>
+              <w:right w:val="none" w:sz="0" w:space="0" w:color="FFFFFF"/>
             </w:tcBorders>
             <w:tcMar>
-              <w:top w:type="dxa" w:w="0"/>
-              <w:left w:type="dxa" w:w="30"/>
-              <w:bottom w:type="dxa" w:w="0"/>
-              <w:right w:type="dxa" w:w="30"/>
+              <w:top w:w="0" w:type="dxa"/>
+              <w:left w:w="30" w:type="dxa"/>
+              <w:bottom w:w="0" w:type="dxa"/>
+              <w:right w:w="30" w:type="dxa"/>
             </w:tcMar>
-            <w:vAlign w:val="top"/>
           </w:tcPr>
           <w:p>
             <w:pPr>
-              <w:spacing w:after="0" w:before="0" w:line="276"/>
+              <w:spacing w:line="276" w:lineRule="auto"/>
               <w:jc w:val="center"/>
             </w:pPr>
             <w:r>
@@ -48,12 +58,12 @@
                 <w:sz w:val="24"/>
                 <w:szCs w:val="24"/>
               </w:rPr>
-              <w:t xml:space="preserve">CÔNG TY TNHH BVOT GROUP</w:t>
+              <w:t>CÔNG TY TNHH BVOT GROUP</w:t>
             </w:r>
           </w:p>
           <w:p>
             <w:pPr>
-              <w:spacing w:after="0" w:before="0" w:line="276"/>
+              <w:spacing w:line="276" w:lineRule="auto"/>
               <w:jc w:val="center"/>
             </w:pPr>
             <w:r>
@@ -61,25 +71,26 @@
                 <w:sz w:val="20"/>
                 <w:szCs w:val="20"/>
               </w:rPr>
-              <w:t xml:space="preserve">―――――――</w:t>
+              <w:t>―――――――</w:t>
             </w:r>
           </w:p>
           <w:p>
             <w:pPr>
-              <w:spacing w:after="0" w:before="80" w:line="276"/>
+              <w:spacing w:before="80" w:line="276" w:lineRule="auto"/>
               <w:jc w:val="center"/>
             </w:pPr>
-            <w:r>
-              <w:rPr>
-                <w:sz w:val="26"/>
-                <w:szCs w:val="26"/>
-              </w:rPr>
-              <w:t xml:space="preserve">Số:          /2026/CV-BVOT</w:t>
+            <w:proofErr w:type="spellStart"/>
+            <w:r>
+              <w:t>Số</w:t>
+            </w:r>
+            <w:proofErr w:type="spellEnd"/>
+            <w:r>
+              <w:t>:          /2026/CV-BVOT</w:t>
             </w:r>
           </w:p>
           <w:p>
             <w:pPr>
-              <w:spacing w:after="0" w:before="60" w:line="276"/>
+              <w:spacing w:before="60" w:line="276" w:lineRule="auto"/>
               <w:jc w:val="center"/>
             </w:pPr>
             <w:r>
@@ -87,30 +98,253 @@
                 <w:sz w:val="24"/>
                 <w:szCs w:val="24"/>
               </w:rPr>
-              <w:t xml:space="preserve">V/v đề nghị phối hợp tổ chức chương trình tuyên truyền, khảo sát an toàn hàng không “Vùng trời bình yên”</w:t>
-            </w:r>
+              <w:t xml:space="preserve">V/v </w:t>
+            </w:r>
+            <w:proofErr w:type="spellStart"/>
+            <w:r>
+              <w:rPr>
+                <w:sz w:val="24"/>
+                <w:szCs w:val="24"/>
+              </w:rPr>
+              <w:t>đề</w:t>
+            </w:r>
+            <w:proofErr w:type="spellEnd"/>
+            <w:r>
+              <w:rPr>
+                <w:sz w:val="24"/>
+                <w:szCs w:val="24"/>
+              </w:rPr>
+              <w:t xml:space="preserve"> </w:t>
+            </w:r>
+            <w:proofErr w:type="spellStart"/>
+            <w:r>
+              <w:rPr>
+                <w:sz w:val="24"/>
+                <w:szCs w:val="24"/>
+              </w:rPr>
+              <w:t>nghị</w:t>
+            </w:r>
+            <w:proofErr w:type="spellEnd"/>
+            <w:r>
+              <w:rPr>
+                <w:sz w:val="24"/>
+                <w:szCs w:val="24"/>
+              </w:rPr>
+              <w:t xml:space="preserve"> </w:t>
+            </w:r>
+            <w:proofErr w:type="spellStart"/>
+            <w:r>
+              <w:rPr>
+                <w:sz w:val="24"/>
+                <w:szCs w:val="24"/>
+              </w:rPr>
+              <w:t>phối</w:t>
+            </w:r>
+            <w:proofErr w:type="spellEnd"/>
+            <w:r>
+              <w:rPr>
+                <w:sz w:val="24"/>
+                <w:szCs w:val="24"/>
+              </w:rPr>
+              <w:t xml:space="preserve"> </w:t>
+            </w:r>
+            <w:proofErr w:type="spellStart"/>
+            <w:r>
+              <w:rPr>
+                <w:sz w:val="24"/>
+                <w:szCs w:val="24"/>
+              </w:rPr>
+              <w:t>hợp</w:t>
+            </w:r>
+            <w:proofErr w:type="spellEnd"/>
+            <w:r>
+              <w:rPr>
+                <w:sz w:val="24"/>
+                <w:szCs w:val="24"/>
+              </w:rPr>
+              <w:t xml:space="preserve"> </w:t>
+            </w:r>
+            <w:proofErr w:type="spellStart"/>
+            <w:r>
+              <w:rPr>
+                <w:sz w:val="24"/>
+                <w:szCs w:val="24"/>
+              </w:rPr>
+              <w:t>tổ</w:t>
+            </w:r>
+            <w:proofErr w:type="spellEnd"/>
+            <w:r>
+              <w:rPr>
+                <w:sz w:val="24"/>
+                <w:szCs w:val="24"/>
+              </w:rPr>
+              <w:t xml:space="preserve"> </w:t>
+            </w:r>
+            <w:proofErr w:type="spellStart"/>
+            <w:r>
+              <w:rPr>
+                <w:sz w:val="24"/>
+                <w:szCs w:val="24"/>
+              </w:rPr>
+              <w:t>chức</w:t>
+            </w:r>
+            <w:proofErr w:type="spellEnd"/>
+            <w:r>
+              <w:rPr>
+                <w:sz w:val="24"/>
+                <w:szCs w:val="24"/>
+              </w:rPr>
+              <w:t xml:space="preserve"> </w:t>
+            </w:r>
+            <w:proofErr w:type="spellStart"/>
+            <w:r>
+              <w:rPr>
+                <w:sz w:val="24"/>
+                <w:szCs w:val="24"/>
+              </w:rPr>
+              <w:t>chương</w:t>
+            </w:r>
+            <w:proofErr w:type="spellEnd"/>
+            <w:r>
+              <w:rPr>
+                <w:sz w:val="24"/>
+                <w:szCs w:val="24"/>
+              </w:rPr>
+              <w:t xml:space="preserve"> </w:t>
+            </w:r>
+            <w:proofErr w:type="spellStart"/>
+            <w:r>
+              <w:rPr>
+                <w:sz w:val="24"/>
+                <w:szCs w:val="24"/>
+              </w:rPr>
+              <w:t>trình</w:t>
+            </w:r>
+            <w:proofErr w:type="spellEnd"/>
+            <w:r>
+              <w:rPr>
+                <w:sz w:val="24"/>
+                <w:szCs w:val="24"/>
+              </w:rPr>
+              <w:t xml:space="preserve"> </w:t>
+            </w:r>
+            <w:proofErr w:type="spellStart"/>
+            <w:r>
+              <w:rPr>
+                <w:sz w:val="24"/>
+                <w:szCs w:val="24"/>
+              </w:rPr>
+              <w:t>giao</w:t>
+            </w:r>
+            <w:proofErr w:type="spellEnd"/>
+            <w:r>
+              <w:rPr>
+                <w:sz w:val="24"/>
+                <w:szCs w:val="24"/>
+              </w:rPr>
+              <w:t xml:space="preserve"> </w:t>
+            </w:r>
+            <w:proofErr w:type="spellStart"/>
+            <w:r>
+              <w:rPr>
+                <w:sz w:val="24"/>
+                <w:szCs w:val="24"/>
+              </w:rPr>
+              <w:t>lưu</w:t>
+            </w:r>
+            <w:proofErr w:type="spellEnd"/>
+            <w:r>
+              <w:rPr>
+                <w:sz w:val="24"/>
+                <w:szCs w:val="24"/>
+              </w:rPr>
+              <w:t xml:space="preserve"> </w:t>
+            </w:r>
+            <w:proofErr w:type="spellStart"/>
+            <w:r>
+              <w:rPr>
+                <w:sz w:val="24"/>
+                <w:szCs w:val="24"/>
+              </w:rPr>
+              <w:t>về</w:t>
+            </w:r>
+            <w:proofErr w:type="spellEnd"/>
+            <w:r>
+              <w:rPr>
+                <w:sz w:val="24"/>
+                <w:szCs w:val="24"/>
+              </w:rPr>
+              <w:t xml:space="preserve"> an </w:t>
+            </w:r>
+            <w:proofErr w:type="spellStart"/>
+            <w:r>
+              <w:rPr>
+                <w:sz w:val="24"/>
+                <w:szCs w:val="24"/>
+              </w:rPr>
+              <w:t>toàn</w:t>
+            </w:r>
+            <w:proofErr w:type="spellEnd"/>
+            <w:r>
+              <w:rPr>
+                <w:sz w:val="24"/>
+                <w:szCs w:val="24"/>
+              </w:rPr>
+              <w:t xml:space="preserve"> </w:t>
+            </w:r>
+            <w:proofErr w:type="spellStart"/>
+            <w:r>
+              <w:rPr>
+                <w:sz w:val="24"/>
+                <w:szCs w:val="24"/>
+              </w:rPr>
+              <w:t>hàng</w:t>
+            </w:r>
+            <w:proofErr w:type="spellEnd"/>
+            <w:r>
+              <w:rPr>
+                <w:sz w:val="24"/>
+                <w:szCs w:val="24"/>
+              </w:rPr>
+              <w:t xml:space="preserve"> </w:t>
+            </w:r>
+            <w:proofErr w:type="spellStart"/>
+            <w:r>
+              <w:rPr>
+                <w:sz w:val="24"/>
+                <w:szCs w:val="24"/>
+              </w:rPr>
+              <w:t>khôn</w:t>
+            </w:r>
+            <w:r>
+              <w:rPr>
+                <w:sz w:val="24"/>
+                <w:szCs w:val="24"/>
+              </w:rPr>
+              <w:t>g</w:t>
+            </w:r>
+            <w:proofErr w:type="spellEnd"/>
           </w:p>
         </w:tc>
         <w:tc>
           <w:tcPr>
-            <w:tcW w:type="dxa" w:w="5555"/>
+            <w:tcW w:w="5555" w:type="dxa"/>
             <w:tcBorders>
-              <w:top w:val="none" w:color="FFFFFF" w:sz="0"/>
-              <w:left w:val="none" w:color="FFFFFF" w:sz="0"/>
-              <w:bottom w:val="none" w:color="FFFFFF" w:sz="0"/>
-              <w:right w:val="none" w:color="FFFFFF" w:sz="0"/>
+              <w:top w:val="none" w:sz="0" w:space="0" w:color="FFFFFF"/>
+              <w:left w:val="none" w:sz="0" w:space="0" w:color="FFFFFF"/>
+              <w:bottom w:val="none" w:sz="0" w:space="0" w:color="FFFFFF"/>
+              <w:right w:val="none" w:sz="0" w:space="0" w:color="FFFFFF"/>
             </w:tcBorders>
             <w:tcMar>
-              <w:top w:type="dxa" w:w="0"/>
-              <w:left w:type="dxa" w:w="30"/>
-              <w:bottom w:type="dxa" w:w="0"/>
-              <w:right w:type="dxa" w:w="30"/>
+              <w:top w:w="0" w:type="dxa"/>
+              <w:left w:w="30" w:type="dxa"/>
+              <w:bottom w:w="0" w:type="dxa"/>
+              <w:right w:w="30" w:type="dxa"/>
             </w:tcMar>
-            <w:vAlign w:val="top"/>
           </w:tcPr>
           <w:p>
             <w:pPr>
-              <w:spacing w:after="0" w:before="0" w:line="276"/>
+              <w:spacing w:line="276" w:lineRule="auto"/>
               <w:jc w:val="center"/>
             </w:pPr>
             <w:r>
@@ -120,14 +354,15 @@
                 <w:sz w:val="24"/>
                 <w:szCs w:val="24"/>
               </w:rPr>
-              <w:t xml:space="preserve">CỘNG HÒA XÃ HỘI CHỦ NGHĨA VIỆT NAM</w:t>
+              <w:t>CỘNG HÒA XÃ HỘI CHỦ NGHĨA VIỆT NAM</w:t>
             </w:r>
           </w:p>
           <w:p>
             <w:pPr>
-              <w:spacing w:after="0" w:before="0" w:line="276"/>
+              <w:spacing w:line="276" w:lineRule="auto"/>
               <w:jc w:val="center"/>
             </w:pPr>
+            <w:proofErr w:type="spellStart"/>
             <w:r>
               <w:rPr>
                 <w:b/>
@@ -135,12 +370,93 @@
                 <w:sz w:val="28"/>
                 <w:szCs w:val="28"/>
               </w:rPr>
-              <w:t xml:space="preserve">Độc lập - Tự do - Hạnh phúc</w:t>
-            </w:r>
+              <w:t>Độc</w:t>
+            </w:r>
+            <w:proofErr w:type="spellEnd"/>
+            <w:r>
+              <w:rPr>
+                <w:b/>
+                <w:bCs/>
+                <w:sz w:val="28"/>
+                <w:szCs w:val="28"/>
+              </w:rPr>
+              <w:t xml:space="preserve"> </w:t>
+            </w:r>
+            <w:proofErr w:type="spellStart"/>
+            <w:r>
+              <w:rPr>
+                <w:b/>
+                <w:bCs/>
+                <w:sz w:val="28"/>
+                <w:szCs w:val="28"/>
+              </w:rPr>
+              <w:t>lập</w:t>
+            </w:r>
+            <w:proofErr w:type="spellEnd"/>
+            <w:r>
+              <w:rPr>
+                <w:b/>
+                <w:bCs/>
+                <w:sz w:val="28"/>
+                <w:szCs w:val="28"/>
+              </w:rPr>
+              <w:t xml:space="preserve"> - </w:t>
+            </w:r>
+            <w:proofErr w:type="spellStart"/>
+            <w:r>
+              <w:rPr>
+                <w:b/>
+                <w:bCs/>
+                <w:sz w:val="28"/>
+                <w:szCs w:val="28"/>
+              </w:rPr>
+              <w:t>Tự</w:t>
+            </w:r>
+            <w:proofErr w:type="spellEnd"/>
+            <w:r>
+              <w:rPr>
+                <w:b/>
+                <w:bCs/>
+                <w:sz w:val="28"/>
+                <w:szCs w:val="28"/>
+              </w:rPr>
+              <w:t xml:space="preserve"> do - </w:t>
+            </w:r>
+            <w:proofErr w:type="spellStart"/>
+            <w:r>
+              <w:rPr>
+                <w:b/>
+                <w:bCs/>
+                <w:sz w:val="28"/>
+                <w:szCs w:val="28"/>
+              </w:rPr>
+              <w:t>Hạnh</w:t>
+            </w:r>
+            <w:proofErr w:type="spellEnd"/>
+            <w:r>
+              <w:rPr>
+                <w:b/>
+                <w:bCs/>
+                <w:sz w:val="28"/>
+                <w:szCs w:val="28"/>
+              </w:rPr>
+              <w:t xml:space="preserve"> </w:t>
+            </w:r>
+            <w:proofErr w:type="spellStart"/>
+            <w:r>
+              <w:rPr>
+                <w:b/>
+                <w:bCs/>
+                <w:sz w:val="28"/>
+                <w:szCs w:val="28"/>
+              </w:rPr>
+              <w:t>phúc</w:t>
+            </w:r>
+            <w:proofErr w:type="spellEnd"/>
           </w:p>
           <w:p>
             <w:pPr>
-              <w:spacing w:after="0" w:before="0" w:line="276"/>
+              <w:spacing w:line="276" w:lineRule="auto"/>
               <w:jc w:val="center"/>
             </w:pPr>
             <w:r>
@@ -148,22 +464,91 @@
                 <w:sz w:val="20"/>
                 <w:szCs w:val="20"/>
               </w:rPr>
-              <w:t xml:space="preserve">―――――――――――――</w:t>
+              <w:t>―――――――――――――</w:t>
             </w:r>
           </w:p>
           <w:p>
             <w:pPr>
-              <w:spacing w:after="0" w:before="80" w:line="276"/>
+              <w:spacing w:before="80" w:line="276" w:lineRule="auto"/>
               <w:jc w:val="center"/>
             </w:pPr>
             <w:r>
               <w:rPr>
                 <w:i/>
                 <w:iCs/>
-                <w:sz w:val="26"/>
-                <w:szCs w:val="26"/>
-              </w:rPr>
-              <w:t xml:space="preserve">TP. Hồ Chí Minh, ngày     tháng     năm 2026</w:t>
+              </w:rPr>
+              <w:t>TP. H</w:t>
+            </w:r>
+            <w:r>
+              <w:rPr>
+                <w:i/>
+                <w:iCs/>
+              </w:rPr>
+              <w:t xml:space="preserve">à </w:t>
+            </w:r>
+            <w:proofErr w:type="spellStart"/>
+            <w:r>
+              <w:rPr>
+                <w:i/>
+                <w:iCs/>
+              </w:rPr>
+              <w:t>Nội</w:t>
+            </w:r>
+            <w:proofErr w:type="spellEnd"/>
+            <w:r>
+              <w:rPr>
+                <w:i/>
+                <w:iCs/>
+              </w:rPr>
+              <w:t xml:space="preserve">, </w:t>
+            </w:r>
+            <w:proofErr w:type="spellStart"/>
+            <w:r>
+              <w:rPr>
+                <w:i/>
+                <w:iCs/>
+              </w:rPr>
+              <w:t>ngày</w:t>
+            </w:r>
+            <w:proofErr w:type="spellEnd"/>
+            <w:r>
+              <w:rPr>
+                <w:i/>
+                <w:iCs/>
+              </w:rPr>
+              <w:t xml:space="preserve">     </w:t>
+            </w:r>
+            <w:proofErr w:type="spellStart"/>
+            <w:r>
+              <w:rPr>
+                <w:i/>
+                <w:iCs/>
+              </w:rPr>
+              <w:t>tháng</w:t>
+            </w:r>
+            <w:proofErr w:type="spellEnd"/>
+            <w:r>
+              <w:rPr>
+                <w:i/>
+                <w:iCs/>
+              </w:rPr>
+              <w:t xml:space="preserve">     </w:t>
+            </w:r>
+            <w:proofErr w:type="spellStart"/>
+            <w:r>
+              <w:rPr>
+                <w:i/>
+                <w:iCs/>
+              </w:rPr>
+              <w:t>năm</w:t>
+            </w:r>
+            <w:proofErr w:type="spellEnd"/>
+            <w:r>
+              <w:rPr>
+                <w:i/>
+                <w:iCs/>
+              </w:rPr>
+              <w:t xml:space="preserve"> 2026</w:t>
             </w:r>
           </w:p>
         </w:tc>
@@ -171,7 +556,7 @@
     </w:tbl>
     <w:p>
       <w:pPr>
-        <w:spacing w:after="120" w:before="0" w:line="288"/>
+        <w:spacing w:after="120"/>
         <w:ind w:firstLine="567"/>
         <w:jc w:val="both"/>
       </w:pPr>
@@ -181,47 +566,1141 @@
     </w:p>
     <w:p>
       <w:pPr>
-        <w:spacing w:after="200" w:before="0" w:line="288"/>
+        <w:spacing w:after="200"/>
         <w:jc w:val="center"/>
       </w:pPr>
-      <w:r>
-        <w:t xml:space="preserve">Kính gửi: Ban Giám hiệu Trường Trung học phổ thông ………………………………</w:t>
-      </w:r>
+      <w:proofErr w:type="spellStart"/>
+      <w:r>
+        <w:t>Kính</w:t>
+      </w:r>
+      <w:proofErr w:type="spellEnd"/>
+      <w:r>
+        <w:t xml:space="preserve"> </w:t>
+      </w:r>
+      <w:proofErr w:type="spellStart"/>
+      <w:r>
+        <w:t>gửi</w:t>
+      </w:r>
+      <w:proofErr w:type="spellEnd"/>
+      <w:r>
+        <w:t xml:space="preserve">: Ban </w:t>
+      </w:r>
+      <w:proofErr w:type="spellStart"/>
+      <w:r>
+        <w:t>Giám</w:t>
+      </w:r>
+      <w:proofErr w:type="spellEnd"/>
+      <w:r>
+        <w:t xml:space="preserve"> </w:t>
+      </w:r>
+      <w:proofErr w:type="spellStart"/>
+      <w:r>
+        <w:t>hiệu</w:t>
+      </w:r>
+      <w:proofErr w:type="spellEnd"/>
+      <w:r>
+        <w:t xml:space="preserve"> Trường Trung </w:t>
+      </w:r>
+      <w:proofErr w:type="spellStart"/>
+      <w:r>
+        <w:t>học</w:t>
+      </w:r>
+      <w:proofErr w:type="spellEnd"/>
+      <w:r>
+        <w:t xml:space="preserve"> </w:t>
+      </w:r>
+      <w:proofErr w:type="spellStart"/>
+      <w:r>
+        <w:t>phổ</w:t>
+      </w:r>
+      <w:proofErr w:type="spellEnd"/>
+      <w:r>
+        <w:t xml:space="preserve"> </w:t>
+      </w:r>
+      <w:proofErr w:type="spellStart"/>
+      <w:r>
+        <w:t>thông</w:t>
+      </w:r>
+      <w:proofErr w:type="spellEnd"/>
+      <w:r>
+        <w:t xml:space="preserve"> Trung </w:t>
+      </w:r>
+      <w:proofErr w:type="spellStart"/>
+      <w:r>
+        <w:t>Giã</w:t>
+      </w:r>
+      <w:proofErr w:type="spellEnd"/>
+      <w:r>
+        <w:t xml:space="preserve">, </w:t>
+      </w:r>
+      <w:proofErr w:type="spellStart"/>
+      <w:r>
+        <w:t>Sóc</w:t>
+      </w:r>
+      <w:proofErr w:type="spellEnd"/>
+      <w:r>
+        <w:t xml:space="preserve"> Sơn, Hà </w:t>
+      </w:r>
+      <w:proofErr w:type="spellStart"/>
+      <w:r>
+        <w:t>Nội</w:t>
+      </w:r>
+      <w:proofErr w:type="spellEnd"/>
     </w:p>
     <w:p>
       <w:pPr>
-        <w:spacing w:after="80" w:before="0" w:line="288"/>
+        <w:spacing w:after="80"/>
         <w:ind w:firstLine="567"/>
         <w:jc w:val="both"/>
       </w:pPr>
-      <w:r>
-        <w:t xml:space="preserve">Căn cứ Công văn số 15008/BXD-VT&amp;ATGT ngày 22/9/2026 của Bộ Xây dựng về việc kết nối và phối hợp tuyên truyền, khảo sát nâng cao an toàn hàng không, trong đó Bộ Xây dựng đề nghị Công ty TNHH BVOT Group chủ động phối hợp với cơ quan có thẩm quyền tại địa phương và các cơ quan, đơn vị có liên quan để triển khai hoạt động khảo sát, tuyên truyền nâng cao an toàn hàng không với học sinh theo quy định của pháp luật;</w:t>
+      <w:proofErr w:type="spellStart"/>
+      <w:r>
+        <w:t>Căn</w:t>
+      </w:r>
+      <w:proofErr w:type="spellEnd"/>
+      <w:r>
+        <w:t xml:space="preserve"> </w:t>
+      </w:r>
+      <w:proofErr w:type="spellStart"/>
+      <w:r>
+        <w:t>cứ</w:t>
+      </w:r>
+      <w:proofErr w:type="spellEnd"/>
+      <w:r>
+        <w:t xml:space="preserve"> Công </w:t>
+      </w:r>
+      <w:proofErr w:type="spellStart"/>
+      <w:r>
+        <w:t>văn</w:t>
+      </w:r>
+      <w:proofErr w:type="spellEnd"/>
+      <w:r>
+        <w:t xml:space="preserve"> </w:t>
+      </w:r>
+      <w:proofErr w:type="spellStart"/>
+      <w:r>
+        <w:t>số</w:t>
+      </w:r>
+      <w:proofErr w:type="spellEnd"/>
+      <w:r>
+        <w:t xml:space="preserve"> 15008/BXD-VT&amp;ATGT </w:t>
+      </w:r>
+      <w:proofErr w:type="spellStart"/>
+      <w:r>
+        <w:t>ngày</w:t>
+      </w:r>
+      <w:proofErr w:type="spellEnd"/>
+      <w:r>
+        <w:t xml:space="preserve"> 22/9/2026 </w:t>
+      </w:r>
+      <w:proofErr w:type="spellStart"/>
+      <w:r>
+        <w:t>của</w:t>
+      </w:r>
+      <w:proofErr w:type="spellEnd"/>
+      <w:r>
+        <w:t xml:space="preserve"> </w:t>
+      </w:r>
+      <w:proofErr w:type="spellStart"/>
+      <w:r>
+        <w:t>Bộ</w:t>
+      </w:r>
+      <w:proofErr w:type="spellEnd"/>
+      <w:r>
+        <w:t xml:space="preserve"> </w:t>
+      </w:r>
+      <w:proofErr w:type="spellStart"/>
+      <w:r>
+        <w:t>Xây</w:t>
+      </w:r>
+      <w:proofErr w:type="spellEnd"/>
+      <w:r>
+        <w:t xml:space="preserve"> </w:t>
+      </w:r>
+      <w:proofErr w:type="spellStart"/>
+      <w:r>
+        <w:t>dựng</w:t>
+      </w:r>
+      <w:proofErr w:type="spellEnd"/>
+      <w:r>
+        <w:t xml:space="preserve"> </w:t>
+      </w:r>
+      <w:proofErr w:type="spellStart"/>
+      <w:r>
+        <w:t>về</w:t>
+      </w:r>
+      <w:proofErr w:type="spellEnd"/>
+      <w:r>
+        <w:t xml:space="preserve"> </w:t>
+      </w:r>
+      <w:proofErr w:type="spellStart"/>
+      <w:r>
+        <w:t>việc</w:t>
+      </w:r>
+      <w:proofErr w:type="spellEnd"/>
+      <w:r>
+        <w:t xml:space="preserve"> </w:t>
+      </w:r>
+      <w:proofErr w:type="spellStart"/>
+      <w:r>
+        <w:t>kết</w:t>
+      </w:r>
+      <w:proofErr w:type="spellEnd"/>
+      <w:r>
+        <w:t xml:space="preserve"> </w:t>
+      </w:r>
+      <w:proofErr w:type="spellStart"/>
+      <w:r>
+        <w:t>nối</w:t>
+      </w:r>
+      <w:proofErr w:type="spellEnd"/>
+      <w:r>
+        <w:t xml:space="preserve"> </w:t>
+      </w:r>
+      <w:proofErr w:type="spellStart"/>
+      <w:r>
+        <w:t>và</w:t>
+      </w:r>
+      <w:proofErr w:type="spellEnd"/>
+      <w:r>
+        <w:t xml:space="preserve"> </w:t>
+      </w:r>
+      <w:proofErr w:type="spellStart"/>
+      <w:r>
+        <w:t>phối</w:t>
+      </w:r>
+      <w:proofErr w:type="spellEnd"/>
+      <w:r>
+        <w:t xml:space="preserve"> </w:t>
+      </w:r>
+      <w:proofErr w:type="spellStart"/>
+      <w:r>
+        <w:t>hợp</w:t>
+      </w:r>
+      <w:proofErr w:type="spellEnd"/>
+      <w:r>
+        <w:t xml:space="preserve"> </w:t>
+      </w:r>
+      <w:proofErr w:type="spellStart"/>
+      <w:r>
+        <w:t>tuyên</w:t>
+      </w:r>
+      <w:proofErr w:type="spellEnd"/>
+      <w:r>
+        <w:t xml:space="preserve"> </w:t>
+      </w:r>
+      <w:proofErr w:type="spellStart"/>
+      <w:r>
+        <w:t>truyền</w:t>
+      </w:r>
+      <w:proofErr w:type="spellEnd"/>
+      <w:r>
+        <w:t xml:space="preserve">, </w:t>
+      </w:r>
+      <w:proofErr w:type="spellStart"/>
+      <w:r>
+        <w:t>khảo</w:t>
+      </w:r>
+      <w:proofErr w:type="spellEnd"/>
+      <w:r>
+        <w:t xml:space="preserve"> </w:t>
+      </w:r>
+      <w:proofErr w:type="spellStart"/>
+      <w:r>
+        <w:t>sát</w:t>
+      </w:r>
+      <w:proofErr w:type="spellEnd"/>
+      <w:r>
+        <w:t xml:space="preserve"> </w:t>
+      </w:r>
+      <w:proofErr w:type="spellStart"/>
+      <w:r>
+        <w:t>nâng</w:t>
+      </w:r>
+      <w:proofErr w:type="spellEnd"/>
+      <w:r>
+        <w:t xml:space="preserve"> </w:t>
+      </w:r>
+      <w:proofErr w:type="spellStart"/>
+      <w:r>
+        <w:t>cao</w:t>
+      </w:r>
+      <w:proofErr w:type="spellEnd"/>
+      <w:r>
+        <w:t xml:space="preserve"> an </w:t>
+      </w:r>
+      <w:proofErr w:type="spellStart"/>
+      <w:r>
+        <w:t>toàn</w:t>
+      </w:r>
+      <w:proofErr w:type="spellEnd"/>
+      <w:r>
+        <w:t xml:space="preserve"> </w:t>
+      </w:r>
+      <w:proofErr w:type="spellStart"/>
+      <w:r>
+        <w:t>hàng</w:t>
+      </w:r>
+      <w:proofErr w:type="spellEnd"/>
+      <w:r>
+        <w:t xml:space="preserve"> </w:t>
+      </w:r>
+      <w:proofErr w:type="spellStart"/>
+      <w:r>
+        <w:t>không</w:t>
+      </w:r>
+      <w:proofErr w:type="spellEnd"/>
+      <w:r>
+        <w:t xml:space="preserve">, </w:t>
+      </w:r>
+      <w:proofErr w:type="spellStart"/>
+      <w:r>
+        <w:t>trong</w:t>
+      </w:r>
+      <w:proofErr w:type="spellEnd"/>
+      <w:r>
+        <w:t xml:space="preserve"> </w:t>
+      </w:r>
+      <w:proofErr w:type="spellStart"/>
+      <w:r>
+        <w:t>đó</w:t>
+      </w:r>
+      <w:proofErr w:type="spellEnd"/>
+      <w:r>
+        <w:t xml:space="preserve"> </w:t>
+      </w:r>
+      <w:proofErr w:type="spellStart"/>
+      <w:r>
+        <w:t>Bộ</w:t>
+      </w:r>
+      <w:proofErr w:type="spellEnd"/>
+      <w:r>
+        <w:t xml:space="preserve"> </w:t>
+      </w:r>
+      <w:proofErr w:type="spellStart"/>
+      <w:r>
+        <w:t>Xây</w:t>
+      </w:r>
+      <w:proofErr w:type="spellEnd"/>
+      <w:r>
+        <w:t xml:space="preserve"> </w:t>
+      </w:r>
+      <w:proofErr w:type="spellStart"/>
+      <w:r>
+        <w:t>dựng</w:t>
+      </w:r>
+      <w:proofErr w:type="spellEnd"/>
+      <w:r>
+        <w:t xml:space="preserve"> </w:t>
+      </w:r>
+      <w:proofErr w:type="spellStart"/>
+      <w:r>
+        <w:t>đề</w:t>
+      </w:r>
+      <w:proofErr w:type="spellEnd"/>
+      <w:r>
+        <w:t xml:space="preserve"> </w:t>
+      </w:r>
+      <w:proofErr w:type="spellStart"/>
+      <w:r>
+        <w:t>nghị</w:t>
+      </w:r>
+      <w:proofErr w:type="spellEnd"/>
+      <w:r>
+        <w:t xml:space="preserve"> Công ty TNHH BVOT Group </w:t>
+      </w:r>
+      <w:proofErr w:type="spellStart"/>
+      <w:r>
+        <w:t>chủ</w:t>
+      </w:r>
+      <w:proofErr w:type="spellEnd"/>
+      <w:r>
+        <w:t xml:space="preserve"> </w:t>
+      </w:r>
+      <w:proofErr w:type="spellStart"/>
+      <w:r>
+        <w:t>động</w:t>
+      </w:r>
+      <w:proofErr w:type="spellEnd"/>
+      <w:r>
+        <w:t xml:space="preserve"> </w:t>
+      </w:r>
+      <w:proofErr w:type="spellStart"/>
+      <w:r>
+        <w:t>phối</w:t>
+      </w:r>
+      <w:proofErr w:type="spellEnd"/>
+      <w:r>
+        <w:t xml:space="preserve"> </w:t>
+      </w:r>
+      <w:proofErr w:type="spellStart"/>
+      <w:r>
+        <w:t>hợp</w:t>
+      </w:r>
+      <w:proofErr w:type="spellEnd"/>
+      <w:r>
+        <w:t xml:space="preserve"> </w:t>
+      </w:r>
+      <w:proofErr w:type="spellStart"/>
+      <w:r>
+        <w:t>với</w:t>
+      </w:r>
+      <w:proofErr w:type="spellEnd"/>
+      <w:r>
+        <w:t xml:space="preserve"> </w:t>
+      </w:r>
+      <w:proofErr w:type="spellStart"/>
+      <w:r>
+        <w:t>cơ</w:t>
+      </w:r>
+      <w:proofErr w:type="spellEnd"/>
+      <w:r>
+        <w:t xml:space="preserve"> </w:t>
+      </w:r>
+      <w:proofErr w:type="spellStart"/>
+      <w:r>
+        <w:t>quan</w:t>
+      </w:r>
+      <w:proofErr w:type="spellEnd"/>
+      <w:r>
+        <w:t xml:space="preserve"> </w:t>
+      </w:r>
+      <w:proofErr w:type="spellStart"/>
+      <w:r>
+        <w:t>có</w:t>
+      </w:r>
+      <w:proofErr w:type="spellEnd"/>
+      <w:r>
+        <w:t xml:space="preserve"> </w:t>
+      </w:r>
+      <w:proofErr w:type="spellStart"/>
+      <w:r>
+        <w:t>thẩm</w:t>
+      </w:r>
+      <w:proofErr w:type="spellEnd"/>
+      <w:r>
+        <w:t xml:space="preserve"> </w:t>
+      </w:r>
+      <w:proofErr w:type="spellStart"/>
+      <w:r>
+        <w:t>quyền</w:t>
+      </w:r>
+      <w:proofErr w:type="spellEnd"/>
+      <w:r>
+        <w:t xml:space="preserve"> </w:t>
+      </w:r>
+      <w:proofErr w:type="spellStart"/>
+      <w:r>
+        <w:t>tại</w:t>
+      </w:r>
+      <w:proofErr w:type="spellEnd"/>
+      <w:r>
+        <w:t xml:space="preserve"> </w:t>
+      </w:r>
+      <w:proofErr w:type="spellStart"/>
+      <w:r>
+        <w:t>địa</w:t>
+      </w:r>
+      <w:proofErr w:type="spellEnd"/>
+      <w:r>
+        <w:t xml:space="preserve"> </w:t>
+      </w:r>
+      <w:proofErr w:type="spellStart"/>
+      <w:r>
+        <w:t>phương</w:t>
+      </w:r>
+      <w:proofErr w:type="spellEnd"/>
+      <w:r>
+        <w:t xml:space="preserve"> </w:t>
+      </w:r>
+      <w:proofErr w:type="spellStart"/>
+      <w:r>
+        <w:t>và</w:t>
+      </w:r>
+      <w:proofErr w:type="spellEnd"/>
+      <w:r>
+        <w:t xml:space="preserve"> </w:t>
+      </w:r>
+      <w:proofErr w:type="spellStart"/>
+      <w:r>
+        <w:t>các</w:t>
+      </w:r>
+      <w:proofErr w:type="spellEnd"/>
+      <w:r>
+        <w:t xml:space="preserve"> </w:t>
+      </w:r>
+      <w:proofErr w:type="spellStart"/>
+      <w:r>
+        <w:t>cơ</w:t>
+      </w:r>
+      <w:proofErr w:type="spellEnd"/>
+      <w:r>
+        <w:t xml:space="preserve"> </w:t>
+      </w:r>
+      <w:proofErr w:type="spellStart"/>
+      <w:r>
+        <w:t>quan</w:t>
+      </w:r>
+      <w:proofErr w:type="spellEnd"/>
+      <w:r>
+        <w:t xml:space="preserve">, </w:t>
+      </w:r>
+      <w:proofErr w:type="spellStart"/>
+      <w:r>
+        <w:t>đơn</w:t>
+      </w:r>
+      <w:proofErr w:type="spellEnd"/>
+      <w:r>
+        <w:t xml:space="preserve"> </w:t>
+      </w:r>
+      <w:proofErr w:type="spellStart"/>
+      <w:r>
+        <w:t>vị</w:t>
+      </w:r>
+      <w:proofErr w:type="spellEnd"/>
+      <w:r>
+        <w:t xml:space="preserve"> </w:t>
+      </w:r>
+      <w:proofErr w:type="spellStart"/>
+      <w:r>
+        <w:t>có</w:t>
+      </w:r>
+      <w:proofErr w:type="spellEnd"/>
+      <w:r>
+        <w:t xml:space="preserve"> </w:t>
+      </w:r>
+      <w:proofErr w:type="spellStart"/>
+      <w:r>
+        <w:t>liên</w:t>
+      </w:r>
+      <w:proofErr w:type="spellEnd"/>
+      <w:r>
+        <w:t xml:space="preserve"> </w:t>
+      </w:r>
+      <w:proofErr w:type="spellStart"/>
+      <w:r>
+        <w:t>quan</w:t>
+      </w:r>
+      <w:proofErr w:type="spellEnd"/>
+      <w:r>
+        <w:t xml:space="preserve"> </w:t>
+      </w:r>
+      <w:proofErr w:type="spellStart"/>
+      <w:r>
+        <w:t>để</w:t>
+      </w:r>
+      <w:proofErr w:type="spellEnd"/>
+      <w:r>
+        <w:t xml:space="preserve"> </w:t>
+      </w:r>
+      <w:proofErr w:type="spellStart"/>
+      <w:r>
+        <w:t>triển</w:t>
+      </w:r>
+      <w:proofErr w:type="spellEnd"/>
+      <w:r>
+        <w:t xml:space="preserve"> </w:t>
+      </w:r>
+      <w:proofErr w:type="spellStart"/>
+      <w:r>
+        <w:t>khai</w:t>
+      </w:r>
+      <w:proofErr w:type="spellEnd"/>
+      <w:r>
+        <w:t xml:space="preserve"> </w:t>
+      </w:r>
+      <w:proofErr w:type="spellStart"/>
+      <w:r>
+        <w:t>hoạt</w:t>
+      </w:r>
+      <w:proofErr w:type="spellEnd"/>
+      <w:r>
+        <w:t xml:space="preserve"> </w:t>
+      </w:r>
+      <w:proofErr w:type="spellStart"/>
+      <w:r>
+        <w:t>động</w:t>
+      </w:r>
+      <w:proofErr w:type="spellEnd"/>
+      <w:r>
+        <w:t xml:space="preserve"> </w:t>
+      </w:r>
+      <w:proofErr w:type="spellStart"/>
+      <w:r>
+        <w:t>khảo</w:t>
+      </w:r>
+      <w:proofErr w:type="spellEnd"/>
+      <w:r>
+        <w:t xml:space="preserve"> </w:t>
+      </w:r>
+      <w:proofErr w:type="spellStart"/>
+      <w:r>
+        <w:t>sát</w:t>
+      </w:r>
+      <w:proofErr w:type="spellEnd"/>
+      <w:r>
+        <w:t xml:space="preserve">, </w:t>
+      </w:r>
+      <w:proofErr w:type="spellStart"/>
+      <w:r>
+        <w:t>tuyên</w:t>
+      </w:r>
+      <w:proofErr w:type="spellEnd"/>
+      <w:r>
+        <w:t xml:space="preserve"> </w:t>
+      </w:r>
+      <w:proofErr w:type="spellStart"/>
+      <w:r>
+        <w:t>truyền</w:t>
+      </w:r>
+      <w:proofErr w:type="spellEnd"/>
+      <w:r>
+        <w:t xml:space="preserve"> </w:t>
+      </w:r>
+      <w:proofErr w:type="spellStart"/>
+      <w:r>
+        <w:t>nâng</w:t>
+      </w:r>
+      <w:proofErr w:type="spellEnd"/>
+      <w:r>
+        <w:t xml:space="preserve"> </w:t>
+      </w:r>
+      <w:proofErr w:type="spellStart"/>
+      <w:r>
+        <w:t>cao</w:t>
+      </w:r>
+      <w:proofErr w:type="spellEnd"/>
+      <w:r>
+        <w:t xml:space="preserve"> an </w:t>
+      </w:r>
+      <w:proofErr w:type="spellStart"/>
+      <w:r>
+        <w:t>toàn</w:t>
+      </w:r>
+      <w:proofErr w:type="spellEnd"/>
+      <w:r>
+        <w:t xml:space="preserve"> </w:t>
+      </w:r>
+      <w:proofErr w:type="spellStart"/>
+      <w:r>
+        <w:t>hàng</w:t>
+      </w:r>
+      <w:proofErr w:type="spellEnd"/>
+      <w:r>
+        <w:t xml:space="preserve"> </w:t>
+      </w:r>
+      <w:proofErr w:type="spellStart"/>
+      <w:r>
+        <w:t>không</w:t>
+      </w:r>
+      <w:proofErr w:type="spellEnd"/>
+      <w:r>
+        <w:t xml:space="preserve"> </w:t>
+      </w:r>
+      <w:proofErr w:type="spellStart"/>
+      <w:r>
+        <w:t>với</w:t>
+      </w:r>
+      <w:proofErr w:type="spellEnd"/>
+      <w:r>
+        <w:t xml:space="preserve"> </w:t>
+      </w:r>
+      <w:proofErr w:type="spellStart"/>
+      <w:r>
+        <w:t>học</w:t>
+      </w:r>
+      <w:proofErr w:type="spellEnd"/>
+      <w:r>
+        <w:t xml:space="preserve"> </w:t>
+      </w:r>
+      <w:proofErr w:type="spellStart"/>
+      <w:r>
+        <w:t>sinh</w:t>
+      </w:r>
+      <w:proofErr w:type="spellEnd"/>
+      <w:r>
+        <w:t xml:space="preserve"> </w:t>
+      </w:r>
+      <w:proofErr w:type="spellStart"/>
+      <w:r>
+        <w:t>theo</w:t>
+      </w:r>
+      <w:proofErr w:type="spellEnd"/>
+      <w:r>
+        <w:t xml:space="preserve"> </w:t>
+      </w:r>
+      <w:proofErr w:type="spellStart"/>
+      <w:r>
+        <w:t>quy</w:t>
+      </w:r>
+      <w:proofErr w:type="spellEnd"/>
+      <w:r>
+        <w:t xml:space="preserve"> </w:t>
+      </w:r>
+      <w:proofErr w:type="spellStart"/>
+      <w:r>
+        <w:t>định</w:t>
+      </w:r>
+      <w:proofErr w:type="spellEnd"/>
+      <w:r>
+        <w:t xml:space="preserve"> </w:t>
+      </w:r>
+      <w:proofErr w:type="spellStart"/>
+      <w:r>
+        <w:t>của</w:t>
+      </w:r>
+      <w:proofErr w:type="spellEnd"/>
+      <w:r>
+        <w:t xml:space="preserve"> </w:t>
+      </w:r>
+      <w:proofErr w:type="spellStart"/>
+      <w:r>
+        <w:t>pháp</w:t>
+      </w:r>
+      <w:proofErr w:type="spellEnd"/>
+      <w:r>
+        <w:t xml:space="preserve"> </w:t>
+      </w:r>
+      <w:proofErr w:type="spellStart"/>
+      <w:r>
+        <w:t>luật</w:t>
+      </w:r>
+      <w:proofErr w:type="spellEnd"/>
+      <w:r>
+        <w:t>;</w:t>
       </w:r>
     </w:p>
     <w:p>
       <w:pPr>
-        <w:spacing w:after="80" w:before="0" w:line="288"/>
+        <w:spacing w:after="80"/>
         <w:ind w:firstLine="567"/>
         <w:jc w:val="both"/>
       </w:pPr>
       <w:r>
-        <w:t xml:space="preserve">Công ty TNHH BVOT GROUP (sau đây gọi tắt là BVOT) kính đề nghị được phối hợp cùng Quý Nhà trường tổ chức chương trình tuyên truyền, khảo sát an toàn hàng không </w:t>
-      </w:r>
-      <w:r>
-        <w:rPr>
-          <w:b/>
-          <w:bCs/>
-        </w:rPr>
-        <w:t xml:space="preserve">“Vùng trời bình yên”</w:t>
-      </w:r>
-      <w:r>
-        <w:t xml:space="preserve"> dành cho học sinh của Nhà trường, cụ thể như sau:</w:t>
+        <w:t>Công ty TNHH BVOT GROUP (</w:t>
+      </w:r>
+      <w:proofErr w:type="spellStart"/>
+      <w:r>
+        <w:t>sau</w:t>
+      </w:r>
+      <w:proofErr w:type="spellEnd"/>
+      <w:r>
+        <w:t xml:space="preserve"> </w:t>
+      </w:r>
+      <w:proofErr w:type="spellStart"/>
+      <w:r>
+        <w:t>đây</w:t>
+      </w:r>
+      <w:proofErr w:type="spellEnd"/>
+      <w:r>
+        <w:t xml:space="preserve"> </w:t>
+      </w:r>
+      <w:proofErr w:type="spellStart"/>
+      <w:r>
+        <w:t>gọi</w:t>
+      </w:r>
+      <w:proofErr w:type="spellEnd"/>
+      <w:r>
+        <w:t xml:space="preserve"> </w:t>
+      </w:r>
+      <w:proofErr w:type="spellStart"/>
+      <w:r>
+        <w:t>tắt</w:t>
+      </w:r>
+      <w:proofErr w:type="spellEnd"/>
+      <w:r>
+        <w:t xml:space="preserve"> </w:t>
+      </w:r>
+      <w:proofErr w:type="spellStart"/>
+      <w:r>
+        <w:t>là</w:t>
+      </w:r>
+      <w:proofErr w:type="spellEnd"/>
+      <w:r>
+        <w:t xml:space="preserve"> BVOT) </w:t>
+      </w:r>
+      <w:proofErr w:type="spellStart"/>
+      <w:r>
+        <w:t>kính</w:t>
+      </w:r>
+      <w:proofErr w:type="spellEnd"/>
+      <w:r>
+        <w:t xml:space="preserve"> </w:t>
+      </w:r>
+      <w:proofErr w:type="spellStart"/>
+      <w:r>
+        <w:t>đề</w:t>
+      </w:r>
+      <w:proofErr w:type="spellEnd"/>
+      <w:r>
+        <w:t xml:space="preserve"> </w:t>
+      </w:r>
+      <w:proofErr w:type="spellStart"/>
+      <w:r>
+        <w:t>nghị</w:t>
+      </w:r>
+      <w:proofErr w:type="spellEnd"/>
+      <w:r>
+        <w:t xml:space="preserve"> </w:t>
+      </w:r>
+      <w:proofErr w:type="spellStart"/>
+      <w:r>
+        <w:t>được</w:t>
+      </w:r>
+      <w:proofErr w:type="spellEnd"/>
+      <w:r>
+        <w:t xml:space="preserve"> </w:t>
+      </w:r>
+      <w:proofErr w:type="spellStart"/>
+      <w:r>
+        <w:t>phối</w:t>
+      </w:r>
+      <w:proofErr w:type="spellEnd"/>
+      <w:r>
+        <w:t xml:space="preserve"> </w:t>
+      </w:r>
+      <w:proofErr w:type="spellStart"/>
+      <w:r>
+        <w:t>hợp</w:t>
+      </w:r>
+      <w:proofErr w:type="spellEnd"/>
+      <w:r>
+        <w:t xml:space="preserve"> </w:t>
+      </w:r>
+      <w:proofErr w:type="spellStart"/>
+      <w:r>
+        <w:t>cùng</w:t>
+      </w:r>
+      <w:proofErr w:type="spellEnd"/>
+      <w:r>
+        <w:t xml:space="preserve"> Quý </w:t>
+      </w:r>
+      <w:proofErr w:type="spellStart"/>
+      <w:r>
+        <w:t>Nhà</w:t>
+      </w:r>
+      <w:proofErr w:type="spellEnd"/>
+      <w:r>
+        <w:t xml:space="preserve"> </w:t>
+      </w:r>
+      <w:proofErr w:type="spellStart"/>
+      <w:r>
+        <w:t>trường</w:t>
+      </w:r>
+      <w:proofErr w:type="spellEnd"/>
+      <w:r>
+        <w:t xml:space="preserve"> </w:t>
+      </w:r>
+      <w:proofErr w:type="spellStart"/>
+      <w:r>
+        <w:t>tổ</w:t>
+      </w:r>
+      <w:proofErr w:type="spellEnd"/>
+      <w:r>
+        <w:t xml:space="preserve"> </w:t>
+      </w:r>
+      <w:proofErr w:type="spellStart"/>
+      <w:r>
+        <w:t>chức</w:t>
+      </w:r>
+      <w:proofErr w:type="spellEnd"/>
+      <w:r>
+        <w:t xml:space="preserve"> </w:t>
+      </w:r>
+      <w:proofErr w:type="spellStart"/>
+      <w:r>
+        <w:t>chương</w:t>
+      </w:r>
+      <w:proofErr w:type="spellEnd"/>
+      <w:r>
+        <w:t xml:space="preserve"> </w:t>
+      </w:r>
+      <w:proofErr w:type="spellStart"/>
+      <w:r>
+        <w:t>trình</w:t>
+      </w:r>
+      <w:proofErr w:type="spellEnd"/>
+      <w:r>
+        <w:t xml:space="preserve"> </w:t>
+      </w:r>
+      <w:proofErr w:type="spellStart"/>
+      <w:r>
+        <w:t>tuyên</w:t>
+      </w:r>
+      <w:proofErr w:type="spellEnd"/>
+      <w:r>
+        <w:t xml:space="preserve"> </w:t>
+      </w:r>
+      <w:proofErr w:type="spellStart"/>
+      <w:r>
+        <w:t>truyền</w:t>
+      </w:r>
+      <w:proofErr w:type="spellEnd"/>
+      <w:r>
+        <w:t xml:space="preserve">, </w:t>
+      </w:r>
+      <w:proofErr w:type="spellStart"/>
+      <w:r>
+        <w:t>khảo</w:t>
+      </w:r>
+      <w:proofErr w:type="spellEnd"/>
+      <w:r>
+        <w:t xml:space="preserve"> </w:t>
+      </w:r>
+      <w:proofErr w:type="spellStart"/>
+      <w:r>
+        <w:t>sát</w:t>
+      </w:r>
+      <w:proofErr w:type="spellEnd"/>
+      <w:r>
+        <w:t xml:space="preserve"> an </w:t>
+      </w:r>
+      <w:proofErr w:type="spellStart"/>
+      <w:r>
+        <w:t>toàn</w:t>
+      </w:r>
+      <w:proofErr w:type="spellEnd"/>
+      <w:r>
+        <w:t xml:space="preserve"> </w:t>
+      </w:r>
+      <w:proofErr w:type="spellStart"/>
+      <w:r>
+        <w:t>hàng</w:t>
+      </w:r>
+      <w:proofErr w:type="spellEnd"/>
+      <w:r>
+        <w:t xml:space="preserve"> </w:t>
+      </w:r>
+      <w:proofErr w:type="spellStart"/>
+      <w:r>
+        <w:t>không</w:t>
+      </w:r>
+      <w:proofErr w:type="spellEnd"/>
+      <w:r>
+        <w:t xml:space="preserve"> </w:t>
+      </w:r>
+      <w:r>
+        <w:rPr>
+          <w:b/>
+          <w:bCs/>
+        </w:rPr>
+        <w:t>“</w:t>
+      </w:r>
+      <w:proofErr w:type="spellStart"/>
+      <w:r>
+        <w:rPr>
+          <w:b/>
+          <w:bCs/>
+        </w:rPr>
+        <w:t>Vùng</w:t>
+      </w:r>
+      <w:proofErr w:type="spellEnd"/>
+      <w:r>
+        <w:rPr>
+          <w:b/>
+          <w:bCs/>
+        </w:rPr>
+        <w:t xml:space="preserve"> </w:t>
+      </w:r>
+      <w:proofErr w:type="spellStart"/>
+      <w:r>
+        <w:rPr>
+          <w:b/>
+          <w:bCs/>
+        </w:rPr>
+        <w:t>trời</w:t>
+      </w:r>
+      <w:proofErr w:type="spellEnd"/>
+      <w:r>
+        <w:rPr>
+          <w:b/>
+          <w:bCs/>
+        </w:rPr>
+        <w:t xml:space="preserve"> </w:t>
+      </w:r>
+      <w:proofErr w:type="spellStart"/>
+      <w:r>
+        <w:rPr>
+          <w:b/>
+          <w:bCs/>
+        </w:rPr>
+        <w:t>bình</w:t>
+      </w:r>
+      <w:proofErr w:type="spellEnd"/>
+      <w:r>
+        <w:rPr>
+          <w:b/>
+          <w:bCs/>
+        </w:rPr>
+        <w:t xml:space="preserve"> </w:t>
+      </w:r>
+      <w:proofErr w:type="spellStart"/>
+      <w:r>
+        <w:rPr>
+          <w:b/>
+          <w:bCs/>
+        </w:rPr>
+        <w:t>yên</w:t>
+      </w:r>
+      <w:proofErr w:type="spellEnd"/>
+      <w:r>
+        <w:rPr>
+          <w:b/>
+          <w:bCs/>
+        </w:rPr>
+        <w:t>”</w:t>
+      </w:r>
+      <w:r>
+        <w:rPr>
+          <w:b/>
+          <w:bCs/>
+        </w:rPr>
+        <w:t xml:space="preserve"> (</w:t>
+      </w:r>
+      <w:proofErr w:type="spellStart"/>
+      <w:r>
+        <w:rPr>
+          <w:b/>
+          <w:bCs/>
+        </w:rPr>
+        <w:t>tên</w:t>
+      </w:r>
+      <w:proofErr w:type="spellEnd"/>
+      <w:r>
+        <w:rPr>
+          <w:b/>
+          <w:bCs/>
+        </w:rPr>
+        <w:t xml:space="preserve"> </w:t>
+      </w:r>
+      <w:proofErr w:type="spellStart"/>
+      <w:r>
+        <w:rPr>
+          <w:b/>
+          <w:bCs/>
+        </w:rPr>
+        <w:t>tạm</w:t>
+      </w:r>
+      <w:proofErr w:type="spellEnd"/>
+      <w:r>
+        <w:rPr>
+          <w:b/>
+          <w:bCs/>
+        </w:rPr>
+        <w:t xml:space="preserve"> </w:t>
+      </w:r>
+      <w:proofErr w:type="spellStart"/>
+      <w:r>
+        <w:rPr>
+          <w:b/>
+          <w:bCs/>
+        </w:rPr>
+        <w:t>gọi</w:t>
+      </w:r>
+      <w:proofErr w:type="spellEnd"/>
+      <w:r>
+        <w:rPr>
+          <w:b/>
+          <w:bCs/>
+        </w:rPr>
+        <w:t>)</w:t>
+      </w:r>
+      <w:r>
+        <w:t xml:space="preserve"> </w:t>
+      </w:r>
+      <w:proofErr w:type="spellStart"/>
+      <w:r>
+        <w:t>dành</w:t>
+      </w:r>
+      <w:proofErr w:type="spellEnd"/>
+      <w:r>
+        <w:t xml:space="preserve"> </w:t>
+      </w:r>
+      <w:proofErr w:type="spellStart"/>
+      <w:r>
+        <w:t>cho</w:t>
+      </w:r>
+      <w:proofErr w:type="spellEnd"/>
+      <w:r>
+        <w:t xml:space="preserve"> </w:t>
+      </w:r>
+      <w:proofErr w:type="spellStart"/>
+      <w:r>
+        <w:t>học</w:t>
+      </w:r>
+      <w:proofErr w:type="spellEnd"/>
+      <w:r>
+        <w:t xml:space="preserve"> </w:t>
+      </w:r>
+      <w:proofErr w:type="spellStart"/>
+      <w:r>
+        <w:t>sinh</w:t>
+      </w:r>
+      <w:proofErr w:type="spellEnd"/>
+      <w:r>
+        <w:t xml:space="preserve"> </w:t>
+      </w:r>
+      <w:proofErr w:type="spellStart"/>
+      <w:r>
+        <w:t>của</w:t>
+      </w:r>
+      <w:proofErr w:type="spellEnd"/>
+      <w:r>
+        <w:t xml:space="preserve"> </w:t>
+      </w:r>
+      <w:proofErr w:type="spellStart"/>
+      <w:r>
+        <w:t>Nhà</w:t>
+      </w:r>
+      <w:proofErr w:type="spellEnd"/>
+      <w:r>
+        <w:t xml:space="preserve"> </w:t>
+      </w:r>
+      <w:proofErr w:type="spellStart"/>
+      <w:r>
+        <w:t>trường</w:t>
+      </w:r>
+      <w:proofErr w:type="spellEnd"/>
+      <w:r>
+        <w:t xml:space="preserve">, </w:t>
+      </w:r>
+      <w:proofErr w:type="spellStart"/>
+      <w:r>
+        <w:t>cụ</w:t>
+      </w:r>
+      <w:proofErr w:type="spellEnd"/>
+      <w:r>
+        <w:t xml:space="preserve"> </w:t>
+      </w:r>
+      <w:proofErr w:type="spellStart"/>
+      <w:r>
+        <w:t>thể</w:t>
+      </w:r>
+      <w:proofErr w:type="spellEnd"/>
+      <w:r>
+        <w:t xml:space="preserve"> </w:t>
+      </w:r>
+      <w:proofErr w:type="spellStart"/>
+      <w:r>
+        <w:t>như</w:t>
+      </w:r>
+      <w:proofErr w:type="spellEnd"/>
+      <w:r>
+        <w:t xml:space="preserve"> </w:t>
+      </w:r>
+      <w:proofErr w:type="spellStart"/>
+      <w:r>
+        <w:t>sau</w:t>
+      </w:r>
+      <w:proofErr w:type="spellEnd"/>
+      <w:r>
+        <w:t>:</w:t>
       </w:r>
     </w:p>
     <w:p>
       <w:pPr>
         <w:keepNext/>
-        <w:spacing w:after="80" w:before="120" w:line="288"/>
+        <w:spacing w:before="120" w:after="80"/>
         <w:jc w:val="both"/>
       </w:pPr>
       <w:r>
@@ -229,8 +1708,33 @@
           <w:b/>
           <w:bCs/>
         </w:rPr>
-        <w:t xml:space="preserve">1. Mục đích</w:t>
-      </w:r>
+        <w:t xml:space="preserve">1. </w:t>
+      </w:r>
+      <w:proofErr w:type="spellStart"/>
+      <w:r>
+        <w:rPr>
+          <w:b/>
+          <w:bCs/>
+        </w:rPr>
+        <w:t>Mục</w:t>
+      </w:r>
+      <w:proofErr w:type="spellEnd"/>
+      <w:r>
+        <w:rPr>
+          <w:b/>
+          <w:bCs/>
+        </w:rPr>
+        <w:t xml:space="preserve"> </w:t>
+      </w:r>
+      <w:proofErr w:type="spellStart"/>
+      <w:r>
+        <w:rPr>
+          <w:b/>
+          <w:bCs/>
+        </w:rPr>
+        <w:t>đích</w:t>
+      </w:r>
+      <w:proofErr w:type="spellEnd"/>
     </w:p>
     <w:p>
       <w:pPr>
@@ -239,11 +1743,302 @@
           <w:ilvl w:val="0"/>
           <w:numId w:val="2"/>
         </w:numPr>
-        <w:spacing w:after="80" w:before="0" w:line="288"/>
+        <w:spacing w:after="80"/>
         <w:jc w:val="both"/>
       </w:pPr>
-      <w:r>
-        <w:t xml:space="preserve">Giúp học sinh nhận diện nguy cơ mất an toàn hàng không từ việc thả diều, bóng bay, đèn trời; sử dụng flycam (drone); chiếu đèn laser, đèn công suất lớn lên bầu trời ở khu vực gần sân bay.</w:t>
+      <w:proofErr w:type="spellStart"/>
+      <w:r>
+        <w:t>Giúp</w:t>
+      </w:r>
+      <w:proofErr w:type="spellEnd"/>
+      <w:r>
+        <w:t xml:space="preserve"> </w:t>
+      </w:r>
+      <w:proofErr w:type="spellStart"/>
+      <w:r>
+        <w:t>học</w:t>
+      </w:r>
+      <w:proofErr w:type="spellEnd"/>
+      <w:r>
+        <w:t xml:space="preserve"> </w:t>
+      </w:r>
+      <w:proofErr w:type="spellStart"/>
+      <w:r>
+        <w:t>sinh</w:t>
+      </w:r>
+      <w:proofErr w:type="spellEnd"/>
+      <w:r>
+        <w:t xml:space="preserve"> </w:t>
+      </w:r>
+      <w:proofErr w:type="spellStart"/>
+      <w:r>
+        <w:t>nhận</w:t>
+      </w:r>
+      <w:proofErr w:type="spellEnd"/>
+      <w:r>
+        <w:t xml:space="preserve"> </w:t>
+      </w:r>
+      <w:proofErr w:type="spellStart"/>
+      <w:r>
+        <w:t>diện</w:t>
+      </w:r>
+      <w:proofErr w:type="spellEnd"/>
+      <w:r>
+        <w:t xml:space="preserve"> </w:t>
+      </w:r>
+      <w:proofErr w:type="spellStart"/>
+      <w:r>
+        <w:t>nguy</w:t>
+      </w:r>
+      <w:proofErr w:type="spellEnd"/>
+      <w:r>
+        <w:t xml:space="preserve"> </w:t>
+      </w:r>
+      <w:proofErr w:type="spellStart"/>
+      <w:r>
+        <w:t>cơ</w:t>
+      </w:r>
+      <w:proofErr w:type="spellEnd"/>
+      <w:r>
+        <w:t xml:space="preserve"> </w:t>
+      </w:r>
+      <w:proofErr w:type="spellStart"/>
+      <w:r>
+        <w:t>mất</w:t>
+      </w:r>
+      <w:proofErr w:type="spellEnd"/>
+      <w:r>
+        <w:t xml:space="preserve"> an </w:t>
+      </w:r>
+      <w:proofErr w:type="spellStart"/>
+      <w:r>
+        <w:t>toàn</w:t>
+      </w:r>
+      <w:proofErr w:type="spellEnd"/>
+      <w:r>
+        <w:t xml:space="preserve"> </w:t>
+      </w:r>
+      <w:proofErr w:type="spellStart"/>
+      <w:r>
+        <w:t>hàng</w:t>
+      </w:r>
+      <w:proofErr w:type="spellEnd"/>
+      <w:r>
+        <w:t xml:space="preserve"> </w:t>
+      </w:r>
+      <w:proofErr w:type="spellStart"/>
+      <w:r>
+        <w:t>không</w:t>
+      </w:r>
+      <w:proofErr w:type="spellEnd"/>
+      <w:r>
+        <w:t xml:space="preserve"> </w:t>
+      </w:r>
+      <w:proofErr w:type="spellStart"/>
+      <w:r>
+        <w:t>từ</w:t>
+      </w:r>
+      <w:proofErr w:type="spellEnd"/>
+      <w:r>
+        <w:t xml:space="preserve"> </w:t>
+      </w:r>
+      <w:proofErr w:type="spellStart"/>
+      <w:r>
+        <w:t>việc</w:t>
+      </w:r>
+      <w:proofErr w:type="spellEnd"/>
+      <w:r>
+        <w:t xml:space="preserve"> </w:t>
+      </w:r>
+      <w:proofErr w:type="spellStart"/>
+      <w:r>
+        <w:t>thả</w:t>
+      </w:r>
+      <w:proofErr w:type="spellEnd"/>
+      <w:r>
+        <w:t xml:space="preserve"> </w:t>
+      </w:r>
+      <w:proofErr w:type="spellStart"/>
+      <w:r>
+        <w:t>diều</w:t>
+      </w:r>
+      <w:proofErr w:type="spellEnd"/>
+      <w:r>
+        <w:t xml:space="preserve">, </w:t>
+      </w:r>
+      <w:proofErr w:type="spellStart"/>
+      <w:r>
+        <w:t>bóng</w:t>
+      </w:r>
+      <w:proofErr w:type="spellEnd"/>
+      <w:r>
+        <w:t xml:space="preserve"> bay, </w:t>
+      </w:r>
+      <w:proofErr w:type="spellStart"/>
+      <w:r>
+        <w:t>đèn</w:t>
+      </w:r>
+      <w:proofErr w:type="spellEnd"/>
+      <w:r>
+        <w:t xml:space="preserve"> </w:t>
+      </w:r>
+      <w:proofErr w:type="spellStart"/>
+      <w:r>
+        <w:t>trời</w:t>
+      </w:r>
+      <w:proofErr w:type="spellEnd"/>
+      <w:r>
+        <w:t xml:space="preserve">; </w:t>
+      </w:r>
+      <w:proofErr w:type="spellStart"/>
+      <w:r>
+        <w:t>sử</w:t>
+      </w:r>
+      <w:proofErr w:type="spellEnd"/>
+      <w:r>
+        <w:t xml:space="preserve"> </w:t>
+      </w:r>
+      <w:proofErr w:type="spellStart"/>
+      <w:r>
+        <w:t>dụng</w:t>
+      </w:r>
+      <w:proofErr w:type="spellEnd"/>
+      <w:r>
+        <w:t xml:space="preserve"> </w:t>
+      </w:r>
+      <w:proofErr w:type="spellStart"/>
+      <w:r>
+        <w:t>thiết</w:t>
+      </w:r>
+      <w:proofErr w:type="spellEnd"/>
+      <w:r>
+        <w:t xml:space="preserve"> </w:t>
+      </w:r>
+      <w:proofErr w:type="spellStart"/>
+      <w:r>
+        <w:t>bị</w:t>
+      </w:r>
+      <w:proofErr w:type="spellEnd"/>
+      <w:r>
+        <w:t xml:space="preserve"> bay (</w:t>
+      </w:r>
+      <w:proofErr w:type="spellStart"/>
+      <w:r>
+        <w:t>flycam</w:t>
+      </w:r>
+      <w:proofErr w:type="spellEnd"/>
+      <w:r>
+        <w:t xml:space="preserve">, </w:t>
+      </w:r>
+      <w:r>
+        <w:t xml:space="preserve">UAV, </w:t>
+      </w:r>
+      <w:r>
+        <w:t xml:space="preserve">drone); </w:t>
+      </w:r>
+      <w:proofErr w:type="spellStart"/>
+      <w:r>
+        <w:t>chiếu</w:t>
+      </w:r>
+      <w:proofErr w:type="spellEnd"/>
+      <w:r>
+        <w:t xml:space="preserve"> </w:t>
+      </w:r>
+      <w:proofErr w:type="spellStart"/>
+      <w:r>
+        <w:t>đèn</w:t>
+      </w:r>
+      <w:proofErr w:type="spellEnd"/>
+      <w:r>
+        <w:t xml:space="preserve"> laser, </w:t>
+      </w:r>
+      <w:proofErr w:type="spellStart"/>
+      <w:r>
+        <w:t>đèn</w:t>
+      </w:r>
+      <w:proofErr w:type="spellEnd"/>
+      <w:r>
+        <w:t xml:space="preserve"> </w:t>
+      </w:r>
+      <w:proofErr w:type="spellStart"/>
+      <w:r>
+        <w:t>công</w:t>
+      </w:r>
+      <w:proofErr w:type="spellEnd"/>
+      <w:r>
+        <w:t xml:space="preserve"> </w:t>
+      </w:r>
+      <w:proofErr w:type="spellStart"/>
+      <w:r>
+        <w:t>suất</w:t>
+      </w:r>
+      <w:proofErr w:type="spellEnd"/>
+      <w:r>
+        <w:t xml:space="preserve"> </w:t>
+      </w:r>
+      <w:proofErr w:type="spellStart"/>
+      <w:r>
+        <w:t>lớn</w:t>
+      </w:r>
+      <w:proofErr w:type="spellEnd"/>
+      <w:r>
+        <w:t xml:space="preserve"> </w:t>
+      </w:r>
+      <w:proofErr w:type="spellStart"/>
+      <w:r>
+        <w:t>lên</w:t>
+      </w:r>
+      <w:proofErr w:type="spellEnd"/>
+      <w:r>
+        <w:t xml:space="preserve"> </w:t>
+      </w:r>
+      <w:proofErr w:type="spellStart"/>
+      <w:r>
+        <w:t>vùng</w:t>
+      </w:r>
+      <w:proofErr w:type="spellEnd"/>
+      <w:r>
+        <w:t xml:space="preserve"> </w:t>
+      </w:r>
+      <w:proofErr w:type="spellStart"/>
+      <w:r>
+        <w:t>trời</w:t>
+      </w:r>
+      <w:proofErr w:type="spellEnd"/>
+      <w:r>
+        <w:t xml:space="preserve"> ở </w:t>
+      </w:r>
+      <w:proofErr w:type="spellStart"/>
+      <w:r>
+        <w:t>khu</w:t>
+      </w:r>
+      <w:proofErr w:type="spellEnd"/>
+      <w:r>
+        <w:t xml:space="preserve"> </w:t>
+      </w:r>
+      <w:proofErr w:type="spellStart"/>
+      <w:r>
+        <w:t>vực</w:t>
+      </w:r>
+      <w:proofErr w:type="spellEnd"/>
+      <w:r>
+        <w:t xml:space="preserve"> </w:t>
+      </w:r>
+      <w:proofErr w:type="spellStart"/>
+      <w:r>
+        <w:t>gần</w:t>
+      </w:r>
+      <w:proofErr w:type="spellEnd"/>
+      <w:r>
+        <w:t xml:space="preserve"> </w:t>
+      </w:r>
+      <w:proofErr w:type="spellStart"/>
+      <w:r>
+        <w:t>sân</w:t>
+      </w:r>
+      <w:proofErr w:type="spellEnd"/>
+      <w:r>
+        <w:t xml:space="preserve"> bay.</w:t>
       </w:r>
     </w:p>
     <w:p>
@@ -253,11 +2048,219 @@
           <w:ilvl w:val="0"/>
           <w:numId w:val="2"/>
         </w:numPr>
-        <w:spacing w:after="80" w:before="0" w:line="288"/>
+        <w:spacing w:after="80"/>
         <w:jc w:val="both"/>
       </w:pPr>
-      <w:r>
-        <w:t xml:space="preserve">Giúp học sinh hiểu hậu quả pháp lý của các hành vi vi phạm và biết cách ứng xử, thông báo khi phát hiện nguy cơ.</w:t>
+      <w:proofErr w:type="spellStart"/>
+      <w:r>
+        <w:t>Giúp</w:t>
+      </w:r>
+      <w:proofErr w:type="spellEnd"/>
+      <w:r>
+        <w:t xml:space="preserve"> </w:t>
+      </w:r>
+      <w:proofErr w:type="spellStart"/>
+      <w:r>
+        <w:t>học</w:t>
+      </w:r>
+      <w:proofErr w:type="spellEnd"/>
+      <w:r>
+        <w:t xml:space="preserve"> </w:t>
+      </w:r>
+      <w:proofErr w:type="spellStart"/>
+      <w:r>
+        <w:t>sinh</w:t>
+      </w:r>
+      <w:proofErr w:type="spellEnd"/>
+      <w:r>
+        <w:t xml:space="preserve"> </w:t>
+      </w:r>
+      <w:proofErr w:type="spellStart"/>
+      <w:r>
+        <w:t>hiểu</w:t>
+      </w:r>
+      <w:proofErr w:type="spellEnd"/>
+      <w:r>
+        <w:t xml:space="preserve"> </w:t>
+      </w:r>
+      <w:proofErr w:type="spellStart"/>
+      <w:r>
+        <w:t>vì</w:t>
+      </w:r>
+      <w:proofErr w:type="spellEnd"/>
+      <w:r>
+        <w:t xml:space="preserve"> </w:t>
+      </w:r>
+      <w:proofErr w:type="spellStart"/>
+      <w:r>
+        <w:t>sao</w:t>
+      </w:r>
+      <w:proofErr w:type="spellEnd"/>
+      <w:r>
+        <w:t xml:space="preserve"> </w:t>
+      </w:r>
+      <w:proofErr w:type="spellStart"/>
+      <w:r>
+        <w:t>những</w:t>
+      </w:r>
+      <w:proofErr w:type="spellEnd"/>
+      <w:r>
+        <w:t xml:space="preserve"> </w:t>
+      </w:r>
+      <w:proofErr w:type="spellStart"/>
+      <w:r>
+        <w:t>hành</w:t>
+      </w:r>
+      <w:proofErr w:type="spellEnd"/>
+      <w:r>
+        <w:t xml:space="preserve"> vi </w:t>
+      </w:r>
+      <w:proofErr w:type="spellStart"/>
+      <w:r>
+        <w:t>này</w:t>
+      </w:r>
+      <w:proofErr w:type="spellEnd"/>
+      <w:r>
+        <w:t xml:space="preserve"> </w:t>
+      </w:r>
+      <w:proofErr w:type="spellStart"/>
+      <w:r>
+        <w:t>có</w:t>
+      </w:r>
+      <w:proofErr w:type="spellEnd"/>
+      <w:r>
+        <w:t xml:space="preserve"> </w:t>
+      </w:r>
+      <w:proofErr w:type="spellStart"/>
+      <w:r>
+        <w:t>thể</w:t>
+      </w:r>
+      <w:proofErr w:type="spellEnd"/>
+      <w:r>
+        <w:t xml:space="preserve"> </w:t>
+      </w:r>
+      <w:proofErr w:type="spellStart"/>
+      <w:r>
+        <w:t>gây</w:t>
+      </w:r>
+      <w:proofErr w:type="spellEnd"/>
+      <w:r>
+        <w:t xml:space="preserve"> </w:t>
+      </w:r>
+      <w:proofErr w:type="spellStart"/>
+      <w:r>
+        <w:t>nguy</w:t>
+      </w:r>
+      <w:proofErr w:type="spellEnd"/>
+      <w:r>
+        <w:t xml:space="preserve"> </w:t>
+      </w:r>
+      <w:proofErr w:type="spellStart"/>
+      <w:r>
+        <w:t>hiể</w:t>
+      </w:r>
+      <w:r>
+        <w:t>m</w:t>
+      </w:r>
+      <w:proofErr w:type="spellEnd"/>
+      <w:r>
+        <w:t xml:space="preserve"> </w:t>
+      </w:r>
+      <w:proofErr w:type="spellStart"/>
+      <w:r>
+        <w:t>và</w:t>
+      </w:r>
+      <w:proofErr w:type="spellEnd"/>
+      <w:r>
+        <w:t xml:space="preserve"> </w:t>
+      </w:r>
+      <w:proofErr w:type="spellStart"/>
+      <w:r>
+        <w:t>biết</w:t>
+      </w:r>
+      <w:proofErr w:type="spellEnd"/>
+      <w:r>
+        <w:t xml:space="preserve"> </w:t>
+      </w:r>
+      <w:proofErr w:type="spellStart"/>
+      <w:r>
+        <w:t>cách</w:t>
+      </w:r>
+      <w:proofErr w:type="spellEnd"/>
+      <w:r>
+        <w:t xml:space="preserve"> </w:t>
+      </w:r>
+      <w:proofErr w:type="spellStart"/>
+      <w:r>
+        <w:t>ứng</w:t>
+      </w:r>
+      <w:proofErr w:type="spellEnd"/>
+      <w:r>
+        <w:t xml:space="preserve"> </w:t>
+      </w:r>
+      <w:proofErr w:type="spellStart"/>
+      <w:r>
+        <w:t>xử</w:t>
+      </w:r>
+      <w:proofErr w:type="spellEnd"/>
+      <w:r>
+        <w:t xml:space="preserve">, </w:t>
+      </w:r>
+      <w:proofErr w:type="spellStart"/>
+      <w:r>
+        <w:t>thông</w:t>
+      </w:r>
+      <w:proofErr w:type="spellEnd"/>
+      <w:r>
+        <w:t xml:space="preserve"> </w:t>
+      </w:r>
+      <w:proofErr w:type="spellStart"/>
+      <w:r>
+        <w:t>báo</w:t>
+      </w:r>
+      <w:proofErr w:type="spellEnd"/>
+      <w:r>
+        <w:t xml:space="preserve"> </w:t>
+      </w:r>
+      <w:proofErr w:type="spellStart"/>
+      <w:r>
+        <w:t>khi</w:t>
+      </w:r>
+      <w:proofErr w:type="spellEnd"/>
+      <w:r>
+        <w:t xml:space="preserve"> </w:t>
+      </w:r>
+      <w:proofErr w:type="spellStart"/>
+      <w:r>
+        <w:t>phát</w:t>
+      </w:r>
+      <w:proofErr w:type="spellEnd"/>
+      <w:r>
+        <w:t xml:space="preserve"> </w:t>
+      </w:r>
+      <w:proofErr w:type="spellStart"/>
+      <w:r>
+        <w:t>hiện</w:t>
+      </w:r>
+      <w:proofErr w:type="spellEnd"/>
+      <w:r>
+        <w:t xml:space="preserve"> </w:t>
+      </w:r>
+      <w:proofErr w:type="spellStart"/>
+      <w:r>
+        <w:t>nguy</w:t>
+      </w:r>
+      <w:proofErr w:type="spellEnd"/>
+      <w:r>
+        <w:t xml:space="preserve"> </w:t>
+      </w:r>
+      <w:proofErr w:type="spellStart"/>
+      <w:r>
+        <w:t>cơ</w:t>
+      </w:r>
+      <w:proofErr w:type="spellEnd"/>
+      <w:r>
+        <w:t>.</w:t>
       </w:r>
     </w:p>
     <w:p>
@@ -267,17 +2270,182 @@
           <w:ilvl w:val="0"/>
           <w:numId w:val="2"/>
         </w:numPr>
-        <w:spacing w:after="80" w:before="0" w:line="288"/>
+        <w:spacing w:after="80"/>
         <w:jc w:val="both"/>
       </w:pPr>
-      <w:r>
-        <w:t xml:space="preserve">Khảo sát nhận thức của học sinh để tổng hợp, báo cáo cơ quan có thẩm quyền dưới dạng số liệu chung, không thể hiện danh tính học sinh hay tên trường.</w:t>
+      <w:proofErr w:type="spellStart"/>
+      <w:r>
+        <w:t>Khảo</w:t>
+      </w:r>
+      <w:proofErr w:type="spellEnd"/>
+      <w:r>
+        <w:t xml:space="preserve"> </w:t>
+      </w:r>
+      <w:proofErr w:type="spellStart"/>
+      <w:r>
+        <w:t>sát</w:t>
+      </w:r>
+      <w:proofErr w:type="spellEnd"/>
+      <w:r>
+        <w:t xml:space="preserve"> </w:t>
+      </w:r>
+      <w:proofErr w:type="spellStart"/>
+      <w:r>
+        <w:t>nhận</w:t>
+      </w:r>
+      <w:proofErr w:type="spellEnd"/>
+      <w:r>
+        <w:t xml:space="preserve"> </w:t>
+      </w:r>
+      <w:proofErr w:type="spellStart"/>
+      <w:r>
+        <w:t>thức</w:t>
+      </w:r>
+      <w:proofErr w:type="spellEnd"/>
+      <w:r>
+        <w:t xml:space="preserve"> </w:t>
+      </w:r>
+      <w:proofErr w:type="spellStart"/>
+      <w:r>
+        <w:t>của</w:t>
+      </w:r>
+      <w:proofErr w:type="spellEnd"/>
+      <w:r>
+        <w:t xml:space="preserve"> </w:t>
+      </w:r>
+      <w:proofErr w:type="spellStart"/>
+      <w:r>
+        <w:t>học</w:t>
+      </w:r>
+      <w:proofErr w:type="spellEnd"/>
+      <w:r>
+        <w:t xml:space="preserve"> </w:t>
+      </w:r>
+      <w:proofErr w:type="spellStart"/>
+      <w:r>
+        <w:t>sinh</w:t>
+      </w:r>
+      <w:proofErr w:type="spellEnd"/>
+      <w:r>
+        <w:t xml:space="preserve"> </w:t>
+      </w:r>
+      <w:proofErr w:type="spellStart"/>
+      <w:r>
+        <w:t>dưới</w:t>
+      </w:r>
+      <w:proofErr w:type="spellEnd"/>
+      <w:r>
+        <w:t xml:space="preserve"> </w:t>
+      </w:r>
+      <w:proofErr w:type="spellStart"/>
+      <w:r>
+        <w:t>dạng</w:t>
+      </w:r>
+      <w:proofErr w:type="spellEnd"/>
+      <w:r>
+        <w:t xml:space="preserve"> </w:t>
+      </w:r>
+      <w:proofErr w:type="spellStart"/>
+      <w:r>
+        <w:t>số</w:t>
+      </w:r>
+      <w:proofErr w:type="spellEnd"/>
+      <w:r>
+        <w:t xml:space="preserve"> </w:t>
+      </w:r>
+      <w:proofErr w:type="spellStart"/>
+      <w:r>
+        <w:t>liệu</w:t>
+      </w:r>
+      <w:proofErr w:type="spellEnd"/>
+      <w:r>
+        <w:t xml:space="preserve"> </w:t>
+      </w:r>
+      <w:proofErr w:type="spellStart"/>
+      <w:r>
+        <w:t>chung</w:t>
+      </w:r>
+      <w:proofErr w:type="spellEnd"/>
+      <w:r>
+        <w:t xml:space="preserve">, </w:t>
+      </w:r>
+      <w:proofErr w:type="spellStart"/>
+      <w:r>
+        <w:t>không</w:t>
+      </w:r>
+      <w:proofErr w:type="spellEnd"/>
+      <w:r>
+        <w:t xml:space="preserve"> </w:t>
+      </w:r>
+      <w:proofErr w:type="spellStart"/>
+      <w:r>
+        <w:t>thể</w:t>
+      </w:r>
+      <w:proofErr w:type="spellEnd"/>
+      <w:r>
+        <w:t xml:space="preserve"> </w:t>
+      </w:r>
+      <w:proofErr w:type="spellStart"/>
+      <w:r>
+        <w:t>hiện</w:t>
+      </w:r>
+      <w:proofErr w:type="spellEnd"/>
+      <w:r>
+        <w:t xml:space="preserve"> </w:t>
+      </w:r>
+      <w:proofErr w:type="spellStart"/>
+      <w:r>
+        <w:t>danh</w:t>
+      </w:r>
+      <w:proofErr w:type="spellEnd"/>
+      <w:r>
+        <w:t xml:space="preserve"> </w:t>
+      </w:r>
+      <w:proofErr w:type="spellStart"/>
+      <w:r>
+        <w:t>tính</w:t>
+      </w:r>
+      <w:proofErr w:type="spellEnd"/>
+      <w:r>
+        <w:t xml:space="preserve"> </w:t>
+      </w:r>
+      <w:proofErr w:type="spellStart"/>
+      <w:r>
+        <w:t>học</w:t>
+      </w:r>
+      <w:proofErr w:type="spellEnd"/>
+      <w:r>
+        <w:t xml:space="preserve"> </w:t>
+      </w:r>
+      <w:proofErr w:type="spellStart"/>
+      <w:r>
+        <w:t>sinh</w:t>
+      </w:r>
+      <w:proofErr w:type="spellEnd"/>
+      <w:r>
+        <w:t xml:space="preserve"> hay </w:t>
+      </w:r>
+      <w:proofErr w:type="spellStart"/>
+      <w:r>
+        <w:t>tên</w:t>
+      </w:r>
+      <w:proofErr w:type="spellEnd"/>
+      <w:r>
+        <w:t xml:space="preserve"> </w:t>
+      </w:r>
+      <w:proofErr w:type="spellStart"/>
+      <w:r>
+        <w:t>trường</w:t>
+      </w:r>
+      <w:proofErr w:type="spellEnd"/>
+      <w:r>
+        <w:t>.</w:t>
       </w:r>
     </w:p>
     <w:p>
       <w:pPr>
         <w:keepNext/>
-        <w:spacing w:after="80" w:before="120" w:line="288"/>
+        <w:spacing w:before="120" w:after="80"/>
         <w:jc w:val="both"/>
       </w:pPr>
       <w:r>
@@ -285,8 +2453,65 @@
           <w:b/>
           <w:bCs/>
         </w:rPr>
-        <w:t xml:space="preserve">2. Thời gian, địa điểm</w:t>
-      </w:r>
+        <w:t xml:space="preserve">2. </w:t>
+      </w:r>
+      <w:proofErr w:type="spellStart"/>
+      <w:r>
+        <w:rPr>
+          <w:b/>
+          <w:bCs/>
+        </w:rPr>
+        <w:t>Thời</w:t>
+      </w:r>
+      <w:proofErr w:type="spellEnd"/>
+      <w:r>
+        <w:rPr>
+          <w:b/>
+          <w:bCs/>
+        </w:rPr>
+        <w:t xml:space="preserve"> </w:t>
+      </w:r>
+      <w:proofErr w:type="spellStart"/>
+      <w:r>
+        <w:rPr>
+          <w:b/>
+          <w:bCs/>
+        </w:rPr>
+        <w:t>gian</w:t>
+      </w:r>
+      <w:proofErr w:type="spellEnd"/>
+      <w:r>
+        <w:rPr>
+          <w:b/>
+          <w:bCs/>
+        </w:rPr>
+        <w:t xml:space="preserve">, </w:t>
+      </w:r>
+      <w:proofErr w:type="spellStart"/>
+      <w:r>
+        <w:rPr>
+          <w:b/>
+          <w:bCs/>
+        </w:rPr>
+        <w:t>địa</w:t>
+      </w:r>
+      <w:proofErr w:type="spellEnd"/>
+      <w:r>
+        <w:rPr>
+          <w:b/>
+          <w:bCs/>
+        </w:rPr>
+        <w:t xml:space="preserve"> </w:t>
+      </w:r>
+      <w:proofErr w:type="spellStart"/>
+      <w:r>
+        <w:rPr>
+          <w:b/>
+          <w:bCs/>
+        </w:rPr>
+        <w:t>điểm</w:t>
+      </w:r>
+      <w:proofErr w:type="spellEnd"/>
     </w:p>
     <w:p>
       <w:pPr>
@@ -295,18 +2520,225 @@
           <w:ilvl w:val="0"/>
           <w:numId w:val="2"/>
         </w:numPr>
-        <w:spacing w:after="80" w:before="0" w:line="288"/>
+        <w:spacing w:after="80"/>
         <w:jc w:val="both"/>
       </w:pPr>
-      <w:r>
-        <w:rPr>
-          <w:b/>
-          <w:bCs/>
-        </w:rPr>
-        <w:t xml:space="preserve">Thời gian:</w:t>
-      </w:r>
-      <w:r>
-        <w:t xml:space="preserve"> 30 phút vào một buổi sáng thứ Hai (lồng ghép giờ chào cờ) trong tháng 10/2026; ngày cụ thể do Nhà trường lựa chọn.</w:t>
+      <w:proofErr w:type="spellStart"/>
+      <w:r>
+        <w:rPr>
+          <w:b/>
+          <w:bCs/>
+        </w:rPr>
+        <w:t>Thời</w:t>
+      </w:r>
+      <w:proofErr w:type="spellEnd"/>
+      <w:r>
+        <w:rPr>
+          <w:b/>
+          <w:bCs/>
+        </w:rPr>
+        <w:t xml:space="preserve"> </w:t>
+      </w:r>
+      <w:proofErr w:type="spellStart"/>
+      <w:r>
+        <w:rPr>
+          <w:b/>
+          <w:bCs/>
+        </w:rPr>
+        <w:t>gian</w:t>
+      </w:r>
+      <w:proofErr w:type="spellEnd"/>
+      <w:r>
+        <w:rPr>
+          <w:b/>
+          <w:bCs/>
+        </w:rPr>
+        <w:t>:</w:t>
+      </w:r>
+      <w:r>
+        <w:t xml:space="preserve"> 30 </w:t>
+      </w:r>
+      <w:proofErr w:type="spellStart"/>
+      <w:r>
+        <w:t>phút</w:t>
+      </w:r>
+      <w:proofErr w:type="spellEnd"/>
+      <w:r>
+        <w:t xml:space="preserve"> </w:t>
+      </w:r>
+      <w:proofErr w:type="spellStart"/>
+      <w:r>
+        <w:t>vào</w:t>
+      </w:r>
+      <w:proofErr w:type="spellEnd"/>
+      <w:r>
+        <w:t xml:space="preserve"> </w:t>
+      </w:r>
+      <w:proofErr w:type="spellStart"/>
+      <w:r>
+        <w:t>một</w:t>
+      </w:r>
+      <w:proofErr w:type="spellEnd"/>
+      <w:r>
+        <w:t xml:space="preserve"> </w:t>
+      </w:r>
+      <w:proofErr w:type="spellStart"/>
+      <w:r>
+        <w:t>buổi</w:t>
+      </w:r>
+      <w:proofErr w:type="spellEnd"/>
+      <w:r>
+        <w:t xml:space="preserve"> </w:t>
+      </w:r>
+      <w:proofErr w:type="spellStart"/>
+      <w:r>
+        <w:t>sáng</w:t>
+      </w:r>
+      <w:proofErr w:type="spellEnd"/>
+      <w:r>
+        <w:t xml:space="preserve"> </w:t>
+      </w:r>
+      <w:proofErr w:type="spellStart"/>
+      <w:r>
+        <w:t>thứ</w:t>
+      </w:r>
+      <w:proofErr w:type="spellEnd"/>
+      <w:r>
+        <w:t xml:space="preserve"> Hai (</w:t>
+      </w:r>
+      <w:proofErr w:type="spellStart"/>
+      <w:r>
+        <w:t>lồng</w:t>
+      </w:r>
+      <w:proofErr w:type="spellEnd"/>
+      <w:r>
+        <w:t xml:space="preserve"> </w:t>
+      </w:r>
+      <w:proofErr w:type="spellStart"/>
+      <w:r>
+        <w:t>ghép</w:t>
+      </w:r>
+      <w:proofErr w:type="spellEnd"/>
+      <w:r>
+        <w:t xml:space="preserve"> </w:t>
+      </w:r>
+      <w:proofErr w:type="spellStart"/>
+      <w:r>
+        <w:t>giờ</w:t>
+      </w:r>
+      <w:proofErr w:type="spellEnd"/>
+      <w:r>
+        <w:t xml:space="preserve"> </w:t>
+      </w:r>
+      <w:proofErr w:type="spellStart"/>
+      <w:r>
+        <w:t>chào</w:t>
+      </w:r>
+      <w:proofErr w:type="spellEnd"/>
+      <w:r>
+        <w:t xml:space="preserve"> </w:t>
+      </w:r>
+      <w:proofErr w:type="spellStart"/>
+      <w:r>
+        <w:t>cờ</w:t>
+      </w:r>
+      <w:proofErr w:type="spellEnd"/>
+      <w:r>
+        <w:t xml:space="preserve">) </w:t>
+      </w:r>
+      <w:proofErr w:type="spellStart"/>
+      <w:r>
+        <w:t>trong</w:t>
+      </w:r>
+      <w:proofErr w:type="spellEnd"/>
+      <w:r>
+        <w:t xml:space="preserve"> </w:t>
+      </w:r>
+      <w:proofErr w:type="spellStart"/>
+      <w:r>
+        <w:t>tháng</w:t>
+      </w:r>
+      <w:proofErr w:type="spellEnd"/>
+      <w:r>
+        <w:t xml:space="preserve"> 10</w:t>
+      </w:r>
+      <w:r>
+        <w:t xml:space="preserve"> </w:t>
+      </w:r>
+      <w:proofErr w:type="spellStart"/>
+      <w:r>
+        <w:t>hoặc</w:t>
+      </w:r>
+      <w:proofErr w:type="spellEnd"/>
+      <w:r>
+        <w:t xml:space="preserve"> </w:t>
+      </w:r>
+      <w:proofErr w:type="spellStart"/>
+      <w:r>
+        <w:t>tháng</w:t>
+      </w:r>
+      <w:proofErr w:type="spellEnd"/>
+      <w:r>
+        <w:t xml:space="preserve"> 11</w:t>
+      </w:r>
+      <w:r>
+        <w:t xml:space="preserve">/2026; </w:t>
+      </w:r>
+      <w:proofErr w:type="spellStart"/>
+      <w:r>
+        <w:t>ngày</w:t>
+      </w:r>
+      <w:proofErr w:type="spellEnd"/>
+      <w:r>
+        <w:t xml:space="preserve"> </w:t>
+      </w:r>
+      <w:proofErr w:type="spellStart"/>
+      <w:r>
+        <w:t>cụ</w:t>
+      </w:r>
+      <w:proofErr w:type="spellEnd"/>
+      <w:r>
+        <w:t xml:space="preserve"> </w:t>
+      </w:r>
+      <w:proofErr w:type="spellStart"/>
+      <w:r>
+        <w:t>thể</w:t>
+      </w:r>
+      <w:proofErr w:type="spellEnd"/>
+      <w:r>
+        <w:t xml:space="preserve"> do </w:t>
+      </w:r>
+      <w:proofErr w:type="spellStart"/>
+      <w:r>
+        <w:t>Nhà</w:t>
+      </w:r>
+      <w:proofErr w:type="spellEnd"/>
+      <w:r>
+        <w:t xml:space="preserve"> </w:t>
+      </w:r>
+      <w:proofErr w:type="spellStart"/>
+      <w:r>
+        <w:t>trường</w:t>
+      </w:r>
+      <w:proofErr w:type="spellEnd"/>
+      <w:r>
+        <w:t xml:space="preserve"> </w:t>
+      </w:r>
+      <w:proofErr w:type="spellStart"/>
+      <w:r>
+        <w:t>lựa</w:t>
+      </w:r>
+      <w:proofErr w:type="spellEnd"/>
+      <w:r>
+        <w:t xml:space="preserve"> </w:t>
+      </w:r>
+      <w:proofErr w:type="spellStart"/>
+      <w:r>
+        <w:t>chọn</w:t>
+      </w:r>
+      <w:proofErr w:type="spellEnd"/>
+      <w:r>
+        <w:t>.</w:t>
       </w:r>
     </w:p>
     <w:p>
@@ -316,24 +2748,65 @@
           <w:ilvl w:val="0"/>
           <w:numId w:val="2"/>
         </w:numPr>
-        <w:spacing w:after="80" w:before="0" w:line="288"/>
+        <w:spacing w:after="80"/>
         <w:jc w:val="both"/>
       </w:pPr>
-      <w:r>
-        <w:rPr>
-          <w:b/>
-          <w:bCs/>
-        </w:rPr>
-        <w:t xml:space="preserve">Địa điểm:</w:t>
-      </w:r>
-      <w:r>
-        <w:t xml:space="preserve"> Sân trường.</w:t>
+      <w:proofErr w:type="spellStart"/>
+      <w:r>
+        <w:rPr>
+          <w:b/>
+          <w:bCs/>
+        </w:rPr>
+        <w:t>Địa</w:t>
+      </w:r>
+      <w:proofErr w:type="spellEnd"/>
+      <w:r>
+        <w:rPr>
+          <w:b/>
+          <w:bCs/>
+        </w:rPr>
+        <w:t xml:space="preserve"> </w:t>
+      </w:r>
+      <w:proofErr w:type="spellStart"/>
+      <w:r>
+        <w:rPr>
+          <w:b/>
+          <w:bCs/>
+        </w:rPr>
+        <w:t>điểm</w:t>
+      </w:r>
+      <w:proofErr w:type="spellEnd"/>
+      <w:r>
+        <w:rPr>
+          <w:b/>
+          <w:bCs/>
+        </w:rPr>
+        <w:t>:</w:t>
+      </w:r>
+      <w:r>
+        <w:t xml:space="preserve"> </w:t>
+      </w:r>
+      <w:proofErr w:type="spellStart"/>
+      <w:r>
+        <w:t>Sân</w:t>
+      </w:r>
+      <w:proofErr w:type="spellEnd"/>
+      <w:r>
+        <w:t xml:space="preserve"> </w:t>
+      </w:r>
+      <w:proofErr w:type="spellStart"/>
+      <w:r>
+        <w:t>trường</w:t>
+      </w:r>
+      <w:proofErr w:type="spellEnd"/>
+      <w:r>
+        <w:t>.</w:t>
       </w:r>
     </w:p>
     <w:p>
       <w:pPr>
         <w:keepNext/>
-        <w:spacing w:after="80" w:before="120" w:line="288"/>
+        <w:spacing w:before="120" w:after="80"/>
         <w:jc w:val="both"/>
       </w:pPr>
       <w:r>
@@ -341,7 +2814,23 @@
           <w:b/>
           <w:bCs/>
         </w:rPr>
-        <w:t xml:space="preserve">3. Nội dung</w:t>
+        <w:t xml:space="preserve">3. </w:t>
+      </w:r>
+      <w:proofErr w:type="spellStart"/>
+      <w:r>
+        <w:rPr>
+          <w:b/>
+          <w:bCs/>
+        </w:rPr>
+        <w:t>Nội</w:t>
+      </w:r>
+      <w:proofErr w:type="spellEnd"/>
+      <w:r>
+        <w:rPr>
+          <w:b/>
+          <w:bCs/>
+        </w:rPr>
+        <w:t xml:space="preserve"> dung</w:t>
       </w:r>
     </w:p>
     <w:p>
@@ -351,18 +2840,395 @@
           <w:ilvl w:val="0"/>
           <w:numId w:val="2"/>
         </w:numPr>
-        <w:spacing w:after="80" w:before="0" w:line="288"/>
+        <w:spacing w:after="80"/>
         <w:jc w:val="both"/>
       </w:pPr>
-      <w:r>
-        <w:rPr>
-          <w:b/>
-          <w:bCs/>
-        </w:rPr>
-        <w:t xml:space="preserve">Tuyên truyền và hỏi đáp (30 phút, toàn trường):</w:t>
-      </w:r>
-      <w:r>
-        <w:t xml:space="preserve"> Chuyên đề ngắn “3 nhóm nguy cơ trên bầu trời gần sân bay” kết hợp tranh ảnh minh họa khổ lớn; hỏi đáp trực tiếp, học sinh trả lời đúng được nhận quà tại chỗ.</w:t>
+      <w:proofErr w:type="spellStart"/>
+      <w:r>
+        <w:rPr>
+          <w:b/>
+          <w:bCs/>
+        </w:rPr>
+        <w:t>Tuyên</w:t>
+      </w:r>
+      <w:proofErr w:type="spellEnd"/>
+      <w:r>
+        <w:rPr>
+          <w:b/>
+          <w:bCs/>
+        </w:rPr>
+        <w:t xml:space="preserve"> </w:t>
+      </w:r>
+      <w:proofErr w:type="spellStart"/>
+      <w:r>
+        <w:rPr>
+          <w:b/>
+          <w:bCs/>
+        </w:rPr>
+        <w:t>truyền</w:t>
+      </w:r>
+      <w:proofErr w:type="spellEnd"/>
+      <w:r>
+        <w:rPr>
+          <w:b/>
+          <w:bCs/>
+        </w:rPr>
+        <w:t xml:space="preserve"> </w:t>
+      </w:r>
+      <w:proofErr w:type="spellStart"/>
+      <w:r>
+        <w:rPr>
+          <w:b/>
+          <w:bCs/>
+        </w:rPr>
+        <w:t>và</w:t>
+      </w:r>
+      <w:proofErr w:type="spellEnd"/>
+      <w:r>
+        <w:rPr>
+          <w:b/>
+          <w:bCs/>
+        </w:rPr>
+        <w:t xml:space="preserve"> </w:t>
+      </w:r>
+      <w:proofErr w:type="spellStart"/>
+      <w:r>
+        <w:rPr>
+          <w:b/>
+          <w:bCs/>
+        </w:rPr>
+        <w:t>hỏi</w:t>
+      </w:r>
+      <w:proofErr w:type="spellEnd"/>
+      <w:r>
+        <w:rPr>
+          <w:b/>
+          <w:bCs/>
+        </w:rPr>
+        <w:t xml:space="preserve"> </w:t>
+      </w:r>
+      <w:proofErr w:type="spellStart"/>
+      <w:r>
+        <w:rPr>
+          <w:b/>
+          <w:bCs/>
+        </w:rPr>
+        <w:t>đáp</w:t>
+      </w:r>
+      <w:proofErr w:type="spellEnd"/>
+      <w:r>
+        <w:rPr>
+          <w:b/>
+          <w:bCs/>
+        </w:rPr>
+        <w:t xml:space="preserve"> (30 </w:t>
+      </w:r>
+      <w:proofErr w:type="spellStart"/>
+      <w:r>
+        <w:rPr>
+          <w:b/>
+          <w:bCs/>
+        </w:rPr>
+        <w:t>phút</w:t>
+      </w:r>
+      <w:proofErr w:type="spellEnd"/>
+      <w:r>
+        <w:rPr>
+          <w:b/>
+          <w:bCs/>
+        </w:rPr>
+        <w:t xml:space="preserve">, </w:t>
+      </w:r>
+      <w:proofErr w:type="spellStart"/>
+      <w:r>
+        <w:rPr>
+          <w:b/>
+          <w:bCs/>
+        </w:rPr>
+        <w:t>toàn</w:t>
+      </w:r>
+      <w:proofErr w:type="spellEnd"/>
+      <w:r>
+        <w:rPr>
+          <w:b/>
+          <w:bCs/>
+        </w:rPr>
+        <w:t xml:space="preserve"> </w:t>
+      </w:r>
+      <w:proofErr w:type="spellStart"/>
+      <w:r>
+        <w:rPr>
+          <w:b/>
+          <w:bCs/>
+        </w:rPr>
+        <w:t>trường</w:t>
+      </w:r>
+      <w:proofErr w:type="spellEnd"/>
+      <w:r>
+        <w:rPr>
+          <w:b/>
+          <w:bCs/>
+        </w:rPr>
+        <w:t>):</w:t>
+      </w:r>
+      <w:r>
+        <w:t xml:space="preserve"> Chuyên </w:t>
+      </w:r>
+      <w:proofErr w:type="spellStart"/>
+      <w:r>
+        <w:t>đề</w:t>
+      </w:r>
+      <w:proofErr w:type="spellEnd"/>
+      <w:r>
+        <w:t xml:space="preserve"> </w:t>
+      </w:r>
+      <w:proofErr w:type="spellStart"/>
+      <w:r>
+        <w:t>ngắn</w:t>
+      </w:r>
+      <w:proofErr w:type="spellEnd"/>
+      <w:r>
+        <w:t xml:space="preserve"> “</w:t>
+      </w:r>
+      <w:proofErr w:type="spellStart"/>
+      <w:r>
+        <w:t>Bầu</w:t>
+      </w:r>
+      <w:proofErr w:type="spellEnd"/>
+      <w:r>
+        <w:t xml:space="preserve"> </w:t>
+      </w:r>
+      <w:proofErr w:type="spellStart"/>
+      <w:r>
+        <w:t>trời</w:t>
+      </w:r>
+      <w:proofErr w:type="spellEnd"/>
+      <w:r>
+        <w:t xml:space="preserve"> </w:t>
+      </w:r>
+      <w:proofErr w:type="spellStart"/>
+      <w:r>
+        <w:t>đẹp</w:t>
+      </w:r>
+      <w:proofErr w:type="spellEnd"/>
+      <w:r>
+        <w:t xml:space="preserve"> </w:t>
+      </w:r>
+      <w:proofErr w:type="spellStart"/>
+      <w:r>
+        <w:t>và</w:t>
+      </w:r>
+      <w:proofErr w:type="spellEnd"/>
+      <w:r>
+        <w:t xml:space="preserve"> </w:t>
+      </w:r>
+      <w:proofErr w:type="spellStart"/>
+      <w:r>
+        <w:t>bình</w:t>
+      </w:r>
+      <w:proofErr w:type="spellEnd"/>
+      <w:r>
+        <w:t xml:space="preserve"> </w:t>
+      </w:r>
+      <w:proofErr w:type="spellStart"/>
+      <w:r>
+        <w:t>yên</w:t>
+      </w:r>
+      <w:proofErr w:type="spellEnd"/>
+      <w:r>
+        <w:t xml:space="preserve"> – </w:t>
+      </w:r>
+      <w:proofErr w:type="spellStart"/>
+      <w:r>
+        <w:t>cùng</w:t>
+      </w:r>
+      <w:proofErr w:type="spellEnd"/>
+      <w:r>
+        <w:t xml:space="preserve"> </w:t>
+      </w:r>
+      <w:proofErr w:type="spellStart"/>
+      <w:r>
+        <w:t>nhận</w:t>
+      </w:r>
+      <w:proofErr w:type="spellEnd"/>
+      <w:r>
+        <w:t xml:space="preserve"> </w:t>
+      </w:r>
+      <w:proofErr w:type="spellStart"/>
+      <w:r>
+        <w:t>diện</w:t>
+      </w:r>
+      <w:proofErr w:type="spellEnd"/>
+      <w:r>
+        <w:t xml:space="preserve"> </w:t>
+      </w:r>
+      <w:proofErr w:type="spellStart"/>
+      <w:r>
+        <w:t>các</w:t>
+      </w:r>
+      <w:proofErr w:type="spellEnd"/>
+      <w:r>
+        <w:t xml:space="preserve"> </w:t>
+      </w:r>
+      <w:proofErr w:type="spellStart"/>
+      <w:r>
+        <w:t>nguy</w:t>
+      </w:r>
+      <w:proofErr w:type="spellEnd"/>
+      <w:r>
+        <w:t xml:space="preserve"> </w:t>
+      </w:r>
+      <w:proofErr w:type="spellStart"/>
+      <w:r>
+        <w:t>cơ</w:t>
+      </w:r>
+      <w:proofErr w:type="spellEnd"/>
+      <w:r>
+        <w:t xml:space="preserve"> </w:t>
+      </w:r>
+      <w:proofErr w:type="spellStart"/>
+      <w:r>
+        <w:t>gần</w:t>
+      </w:r>
+      <w:proofErr w:type="spellEnd"/>
+      <w:r>
+        <w:t xml:space="preserve"> </w:t>
+      </w:r>
+      <w:proofErr w:type="spellStart"/>
+      <w:r>
+        <w:t>sân</w:t>
+      </w:r>
+      <w:proofErr w:type="spellEnd"/>
+      <w:r>
+        <w:t xml:space="preserve"> bay” </w:t>
+      </w:r>
+      <w:proofErr w:type="spellStart"/>
+      <w:r>
+        <w:t>kết</w:t>
+      </w:r>
+      <w:proofErr w:type="spellEnd"/>
+      <w:r>
+        <w:t xml:space="preserve"> </w:t>
+      </w:r>
+      <w:proofErr w:type="spellStart"/>
+      <w:r>
+        <w:t>hợp</w:t>
+      </w:r>
+      <w:proofErr w:type="spellEnd"/>
+      <w:r>
+        <w:t xml:space="preserve"> </w:t>
+      </w:r>
+      <w:proofErr w:type="spellStart"/>
+      <w:r>
+        <w:t>hỏi</w:t>
+      </w:r>
+      <w:proofErr w:type="spellEnd"/>
+      <w:r>
+        <w:t xml:space="preserve"> </w:t>
+      </w:r>
+      <w:proofErr w:type="spellStart"/>
+      <w:r>
+        <w:t>đáp</w:t>
+      </w:r>
+      <w:proofErr w:type="spellEnd"/>
+      <w:r>
+        <w:t xml:space="preserve"> </w:t>
+      </w:r>
+      <w:proofErr w:type="spellStart"/>
+      <w:r>
+        <w:t>trực</w:t>
+      </w:r>
+      <w:proofErr w:type="spellEnd"/>
+      <w:r>
+        <w:t xml:space="preserve"> </w:t>
+      </w:r>
+      <w:proofErr w:type="spellStart"/>
+      <w:r>
+        <w:t>tiếp</w:t>
+      </w:r>
+      <w:proofErr w:type="spellEnd"/>
+      <w:r>
+        <w:t xml:space="preserve">, </w:t>
+      </w:r>
+      <w:proofErr w:type="spellStart"/>
+      <w:r>
+        <w:t>học</w:t>
+      </w:r>
+      <w:proofErr w:type="spellEnd"/>
+      <w:r>
+        <w:t xml:space="preserve"> </w:t>
+      </w:r>
+      <w:proofErr w:type="spellStart"/>
+      <w:r>
+        <w:t>sinh</w:t>
+      </w:r>
+      <w:proofErr w:type="spellEnd"/>
+      <w:r>
+        <w:t xml:space="preserve"> </w:t>
+      </w:r>
+      <w:proofErr w:type="spellStart"/>
+      <w:r>
+        <w:t>trả</w:t>
+      </w:r>
+      <w:proofErr w:type="spellEnd"/>
+      <w:r>
+        <w:t xml:space="preserve"> </w:t>
+      </w:r>
+      <w:proofErr w:type="spellStart"/>
+      <w:r>
+        <w:t>lời</w:t>
+      </w:r>
+      <w:proofErr w:type="spellEnd"/>
+      <w:r>
+        <w:t xml:space="preserve"> </w:t>
+      </w:r>
+      <w:proofErr w:type="spellStart"/>
+      <w:r>
+        <w:t>đúng</w:t>
+      </w:r>
+      <w:proofErr w:type="spellEnd"/>
+      <w:r>
+        <w:t xml:space="preserve"> </w:t>
+      </w:r>
+      <w:proofErr w:type="spellStart"/>
+      <w:r>
+        <w:t>được</w:t>
+      </w:r>
+      <w:proofErr w:type="spellEnd"/>
+      <w:r>
+        <w:t xml:space="preserve"> </w:t>
+      </w:r>
+      <w:proofErr w:type="spellStart"/>
+      <w:r>
+        <w:t>nhận</w:t>
+      </w:r>
+      <w:proofErr w:type="spellEnd"/>
+      <w:r>
+        <w:t xml:space="preserve"> </w:t>
+      </w:r>
+      <w:proofErr w:type="spellStart"/>
+      <w:r>
+        <w:t>quà</w:t>
+      </w:r>
+      <w:proofErr w:type="spellEnd"/>
+      <w:r>
+        <w:t xml:space="preserve"> </w:t>
+      </w:r>
+      <w:proofErr w:type="spellStart"/>
+      <w:r>
+        <w:t>tại</w:t>
+      </w:r>
+      <w:proofErr w:type="spellEnd"/>
+      <w:r>
+        <w:t xml:space="preserve"> </w:t>
+      </w:r>
+      <w:proofErr w:type="spellStart"/>
+      <w:r>
+        <w:t>chỗ</w:t>
+      </w:r>
+      <w:proofErr w:type="spellEnd"/>
+      <w:r>
+        <w:t>.</w:t>
       </w:r>
     </w:p>
     <w:p>
@@ -372,24 +3238,657 @@
           <w:ilvl w:val="0"/>
           <w:numId w:val="2"/>
         </w:numPr>
-        <w:spacing w:after="80" w:before="0" w:line="288"/>
+        <w:spacing w:after="80"/>
         <w:jc w:val="both"/>
       </w:pPr>
-      <w:r>
-        <w:rPr>
-          <w:b/>
-          <w:bCs/>
-        </w:rPr>
-        <w:t xml:space="preserve">Khảo sát 03 lớp đại diện (khối 10, 11, 12 – khoảng 120 học sinh):</w:t>
-      </w:r>
-      <w:r>
-        <w:t xml:space="preserve"> Học sinh quét mã QR trả lời phiếu khảo sát trên điện thoại, khoảng 10 – 15 phút; thời gian do Nhà trường/Đoàn trường bố trí. Không thu thập dữ liệu cá nhân, chỉ ghi nhận mã số học sinh (nếu Nhà trường đồng ý) để xác định học sinh nhận quà. 03 học sinh có bài khảo sát trả lời hợp lý nhất được nhận quà.</w:t>
+      <w:proofErr w:type="spellStart"/>
+      <w:r>
+        <w:rPr>
+          <w:b/>
+          <w:bCs/>
+        </w:rPr>
+        <w:t>Khảo</w:t>
+      </w:r>
+      <w:proofErr w:type="spellEnd"/>
+      <w:r>
+        <w:rPr>
+          <w:b/>
+          <w:bCs/>
+        </w:rPr>
+        <w:t xml:space="preserve"> </w:t>
+      </w:r>
+      <w:proofErr w:type="spellStart"/>
+      <w:r>
+        <w:rPr>
+          <w:b/>
+          <w:bCs/>
+        </w:rPr>
+        <w:t>sát</w:t>
+      </w:r>
+      <w:proofErr w:type="spellEnd"/>
+      <w:r>
+        <w:rPr>
+          <w:b/>
+          <w:bCs/>
+        </w:rPr>
+        <w:t xml:space="preserve"> 03 </w:t>
+      </w:r>
+      <w:proofErr w:type="spellStart"/>
+      <w:r>
+        <w:rPr>
+          <w:b/>
+          <w:bCs/>
+        </w:rPr>
+        <w:t>lớp</w:t>
+      </w:r>
+      <w:proofErr w:type="spellEnd"/>
+      <w:r>
+        <w:rPr>
+          <w:b/>
+          <w:bCs/>
+        </w:rPr>
+        <w:t xml:space="preserve"> </w:t>
+      </w:r>
+      <w:proofErr w:type="spellStart"/>
+      <w:r>
+        <w:rPr>
+          <w:b/>
+          <w:bCs/>
+        </w:rPr>
+        <w:t>đại</w:t>
+      </w:r>
+      <w:proofErr w:type="spellEnd"/>
+      <w:r>
+        <w:rPr>
+          <w:b/>
+          <w:bCs/>
+        </w:rPr>
+        <w:t xml:space="preserve"> </w:t>
+      </w:r>
+      <w:proofErr w:type="spellStart"/>
+      <w:r>
+        <w:rPr>
+          <w:b/>
+          <w:bCs/>
+        </w:rPr>
+        <w:t>diện</w:t>
+      </w:r>
+      <w:proofErr w:type="spellEnd"/>
+      <w:r>
+        <w:rPr>
+          <w:b/>
+          <w:bCs/>
+        </w:rPr>
+        <w:t xml:space="preserve"> (</w:t>
+      </w:r>
+      <w:proofErr w:type="spellStart"/>
+      <w:r>
+        <w:rPr>
+          <w:b/>
+          <w:bCs/>
+        </w:rPr>
+        <w:t>khối</w:t>
+      </w:r>
+      <w:proofErr w:type="spellEnd"/>
+      <w:r>
+        <w:rPr>
+          <w:b/>
+          <w:bCs/>
+        </w:rPr>
+        <w:t xml:space="preserve"> 10, 11, 12 – </w:t>
+      </w:r>
+      <w:proofErr w:type="spellStart"/>
+      <w:r>
+        <w:rPr>
+          <w:b/>
+          <w:bCs/>
+        </w:rPr>
+        <w:t>khoảng</w:t>
+      </w:r>
+      <w:proofErr w:type="spellEnd"/>
+      <w:r>
+        <w:rPr>
+          <w:b/>
+          <w:bCs/>
+        </w:rPr>
+        <w:t xml:space="preserve"> 120 </w:t>
+      </w:r>
+      <w:proofErr w:type="spellStart"/>
+      <w:r>
+        <w:rPr>
+          <w:b/>
+          <w:bCs/>
+        </w:rPr>
+        <w:t>học</w:t>
+      </w:r>
+      <w:proofErr w:type="spellEnd"/>
+      <w:r>
+        <w:rPr>
+          <w:b/>
+          <w:bCs/>
+        </w:rPr>
+        <w:t xml:space="preserve"> </w:t>
+      </w:r>
+      <w:proofErr w:type="spellStart"/>
+      <w:r>
+        <w:rPr>
+          <w:b/>
+          <w:bCs/>
+        </w:rPr>
+        <w:t>sinh</w:t>
+      </w:r>
+      <w:proofErr w:type="spellEnd"/>
+      <w:r>
+        <w:rPr>
+          <w:b/>
+          <w:bCs/>
+        </w:rPr>
+        <w:t>):</w:t>
+      </w:r>
+      <w:r>
+        <w:t xml:space="preserve"> Học </w:t>
+      </w:r>
+      <w:proofErr w:type="spellStart"/>
+      <w:r>
+        <w:t>sinh</w:t>
+      </w:r>
+      <w:proofErr w:type="spellEnd"/>
+      <w:r>
+        <w:t xml:space="preserve"> </w:t>
+      </w:r>
+      <w:proofErr w:type="spellStart"/>
+      <w:r>
+        <w:t>quét</w:t>
+      </w:r>
+      <w:proofErr w:type="spellEnd"/>
+      <w:r>
+        <w:t xml:space="preserve"> </w:t>
+      </w:r>
+      <w:proofErr w:type="spellStart"/>
+      <w:r>
+        <w:t>mã</w:t>
+      </w:r>
+      <w:proofErr w:type="spellEnd"/>
+      <w:r>
+        <w:t xml:space="preserve"> QR </w:t>
+      </w:r>
+      <w:proofErr w:type="spellStart"/>
+      <w:r>
+        <w:t>trả</w:t>
+      </w:r>
+      <w:proofErr w:type="spellEnd"/>
+      <w:r>
+        <w:t xml:space="preserve"> </w:t>
+      </w:r>
+      <w:proofErr w:type="spellStart"/>
+      <w:r>
+        <w:t>lời</w:t>
+      </w:r>
+      <w:proofErr w:type="spellEnd"/>
+      <w:r>
+        <w:t xml:space="preserve"> </w:t>
+      </w:r>
+      <w:proofErr w:type="spellStart"/>
+      <w:r>
+        <w:t>phiếu</w:t>
+      </w:r>
+      <w:proofErr w:type="spellEnd"/>
+      <w:r>
+        <w:t xml:space="preserve"> </w:t>
+      </w:r>
+      <w:proofErr w:type="spellStart"/>
+      <w:r>
+        <w:t>khảo</w:t>
+      </w:r>
+      <w:proofErr w:type="spellEnd"/>
+      <w:r>
+        <w:t xml:space="preserve"> </w:t>
+      </w:r>
+      <w:proofErr w:type="spellStart"/>
+      <w:r>
+        <w:t>sát</w:t>
+      </w:r>
+      <w:proofErr w:type="spellEnd"/>
+      <w:r>
+        <w:t xml:space="preserve"> </w:t>
+      </w:r>
+      <w:proofErr w:type="spellStart"/>
+      <w:r>
+        <w:t>trên</w:t>
+      </w:r>
+      <w:proofErr w:type="spellEnd"/>
+      <w:r>
+        <w:t xml:space="preserve"> </w:t>
+      </w:r>
+      <w:proofErr w:type="spellStart"/>
+      <w:r>
+        <w:t>điện</w:t>
+      </w:r>
+      <w:proofErr w:type="spellEnd"/>
+      <w:r>
+        <w:t xml:space="preserve"> </w:t>
+      </w:r>
+      <w:proofErr w:type="spellStart"/>
+      <w:r>
+        <w:t>thoại</w:t>
+      </w:r>
+      <w:proofErr w:type="spellEnd"/>
+      <w:r>
+        <w:t xml:space="preserve">, </w:t>
+      </w:r>
+      <w:proofErr w:type="spellStart"/>
+      <w:r>
+        <w:t>khoảng</w:t>
+      </w:r>
+      <w:proofErr w:type="spellEnd"/>
+      <w:r>
+        <w:t xml:space="preserve"> 10 – 15 </w:t>
+      </w:r>
+      <w:proofErr w:type="spellStart"/>
+      <w:r>
+        <w:t>phút</w:t>
+      </w:r>
+      <w:proofErr w:type="spellEnd"/>
+      <w:r>
+        <w:t xml:space="preserve">; </w:t>
+      </w:r>
+      <w:proofErr w:type="spellStart"/>
+      <w:r>
+        <w:t>thời</w:t>
+      </w:r>
+      <w:proofErr w:type="spellEnd"/>
+      <w:r>
+        <w:t xml:space="preserve"> </w:t>
+      </w:r>
+      <w:proofErr w:type="spellStart"/>
+      <w:r>
+        <w:t>gian</w:t>
+      </w:r>
+      <w:proofErr w:type="spellEnd"/>
+      <w:r>
+        <w:t xml:space="preserve"> do </w:t>
+      </w:r>
+      <w:proofErr w:type="spellStart"/>
+      <w:r>
+        <w:t>Nhà</w:t>
+      </w:r>
+      <w:proofErr w:type="spellEnd"/>
+      <w:r>
+        <w:t xml:space="preserve"> </w:t>
+      </w:r>
+      <w:proofErr w:type="spellStart"/>
+      <w:r>
+        <w:t>trường</w:t>
+      </w:r>
+      <w:proofErr w:type="spellEnd"/>
+      <w:r>
+        <w:t xml:space="preserve">/Đoàn </w:t>
+      </w:r>
+      <w:proofErr w:type="spellStart"/>
+      <w:r>
+        <w:t>trường</w:t>
+      </w:r>
+      <w:proofErr w:type="spellEnd"/>
+      <w:r>
+        <w:t xml:space="preserve"> </w:t>
+      </w:r>
+      <w:proofErr w:type="spellStart"/>
+      <w:r>
+        <w:t>bố</w:t>
+      </w:r>
+      <w:proofErr w:type="spellEnd"/>
+      <w:r>
+        <w:t xml:space="preserve"> </w:t>
+      </w:r>
+      <w:proofErr w:type="spellStart"/>
+      <w:r>
+        <w:t>trí</w:t>
+      </w:r>
+      <w:proofErr w:type="spellEnd"/>
+      <w:r>
+        <w:t xml:space="preserve">. </w:t>
+      </w:r>
+      <w:proofErr w:type="spellStart"/>
+      <w:r>
+        <w:t>Không</w:t>
+      </w:r>
+      <w:proofErr w:type="spellEnd"/>
+      <w:r>
+        <w:t xml:space="preserve"> </w:t>
+      </w:r>
+      <w:proofErr w:type="spellStart"/>
+      <w:r>
+        <w:t>thu</w:t>
+      </w:r>
+      <w:proofErr w:type="spellEnd"/>
+      <w:r>
+        <w:t xml:space="preserve"> </w:t>
+      </w:r>
+      <w:proofErr w:type="spellStart"/>
+      <w:r>
+        <w:t>thập</w:t>
+      </w:r>
+      <w:proofErr w:type="spellEnd"/>
+      <w:r>
+        <w:t xml:space="preserve"> </w:t>
+      </w:r>
+      <w:proofErr w:type="spellStart"/>
+      <w:r>
+        <w:t>dữ</w:t>
+      </w:r>
+      <w:proofErr w:type="spellEnd"/>
+      <w:r>
+        <w:t xml:space="preserve"> </w:t>
+      </w:r>
+      <w:proofErr w:type="spellStart"/>
+      <w:r>
+        <w:t>liệu</w:t>
+      </w:r>
+      <w:proofErr w:type="spellEnd"/>
+      <w:r>
+        <w:t xml:space="preserve"> </w:t>
+      </w:r>
+      <w:proofErr w:type="spellStart"/>
+      <w:r>
+        <w:t>cá</w:t>
+      </w:r>
+      <w:proofErr w:type="spellEnd"/>
+      <w:r>
+        <w:t xml:space="preserve"> </w:t>
+      </w:r>
+      <w:proofErr w:type="spellStart"/>
+      <w:r>
+        <w:t>nhân</w:t>
+      </w:r>
+      <w:proofErr w:type="spellEnd"/>
+      <w:r>
+        <w:t xml:space="preserve">, </w:t>
+      </w:r>
+      <w:proofErr w:type="spellStart"/>
+      <w:r>
+        <w:t>chỉ</w:t>
+      </w:r>
+      <w:proofErr w:type="spellEnd"/>
+      <w:r>
+        <w:t xml:space="preserve"> </w:t>
+      </w:r>
+      <w:proofErr w:type="spellStart"/>
+      <w:r>
+        <w:t>ghi</w:t>
+      </w:r>
+      <w:proofErr w:type="spellEnd"/>
+      <w:r>
+        <w:t xml:space="preserve"> </w:t>
+      </w:r>
+      <w:proofErr w:type="spellStart"/>
+      <w:r>
+        <w:t>nhận</w:t>
+      </w:r>
+      <w:proofErr w:type="spellEnd"/>
+      <w:r>
+        <w:t xml:space="preserve"> </w:t>
+      </w:r>
+      <w:proofErr w:type="spellStart"/>
+      <w:r>
+        <w:t>mã</w:t>
+      </w:r>
+      <w:proofErr w:type="spellEnd"/>
+      <w:r>
+        <w:t xml:space="preserve"> </w:t>
+      </w:r>
+      <w:proofErr w:type="spellStart"/>
+      <w:r>
+        <w:t>số</w:t>
+      </w:r>
+      <w:proofErr w:type="spellEnd"/>
+      <w:r>
+        <w:t xml:space="preserve"> </w:t>
+      </w:r>
+      <w:proofErr w:type="spellStart"/>
+      <w:r>
+        <w:t>học</w:t>
+      </w:r>
+      <w:proofErr w:type="spellEnd"/>
+      <w:r>
+        <w:t xml:space="preserve"> </w:t>
+      </w:r>
+      <w:proofErr w:type="spellStart"/>
+      <w:r>
+        <w:t>sinh</w:t>
+      </w:r>
+      <w:proofErr w:type="spellEnd"/>
+      <w:r>
+        <w:t xml:space="preserve"> (</w:t>
+      </w:r>
+      <w:proofErr w:type="spellStart"/>
+      <w:r>
+        <w:t>nếu</w:t>
+      </w:r>
+      <w:proofErr w:type="spellEnd"/>
+      <w:r>
+        <w:t xml:space="preserve"> </w:t>
+      </w:r>
+      <w:proofErr w:type="spellStart"/>
+      <w:r>
+        <w:t>Nhà</w:t>
+      </w:r>
+      <w:proofErr w:type="spellEnd"/>
+      <w:r>
+        <w:t xml:space="preserve"> </w:t>
+      </w:r>
+      <w:proofErr w:type="spellStart"/>
+      <w:r>
+        <w:t>trường</w:t>
+      </w:r>
+      <w:proofErr w:type="spellEnd"/>
+      <w:r>
+        <w:t xml:space="preserve"> </w:t>
+      </w:r>
+      <w:proofErr w:type="spellStart"/>
+      <w:r>
+        <w:t>đồng</w:t>
+      </w:r>
+      <w:proofErr w:type="spellEnd"/>
+      <w:r>
+        <w:t xml:space="preserve"> ý) </w:t>
+      </w:r>
+      <w:proofErr w:type="spellStart"/>
+      <w:r>
+        <w:t>để</w:t>
+      </w:r>
+      <w:proofErr w:type="spellEnd"/>
+      <w:r>
+        <w:t xml:space="preserve"> </w:t>
+      </w:r>
+      <w:proofErr w:type="spellStart"/>
+      <w:r>
+        <w:t>xác</w:t>
+      </w:r>
+      <w:proofErr w:type="spellEnd"/>
+      <w:r>
+        <w:t xml:space="preserve"> </w:t>
+      </w:r>
+      <w:proofErr w:type="spellStart"/>
+      <w:r>
+        <w:t>định</w:t>
+      </w:r>
+      <w:proofErr w:type="spellEnd"/>
+      <w:r>
+        <w:t xml:space="preserve"> </w:t>
+      </w:r>
+      <w:proofErr w:type="spellStart"/>
+      <w:r>
+        <w:t>học</w:t>
+      </w:r>
+      <w:proofErr w:type="spellEnd"/>
+      <w:r>
+        <w:t xml:space="preserve"> </w:t>
+      </w:r>
+      <w:proofErr w:type="spellStart"/>
+      <w:r>
+        <w:t>sinh</w:t>
+      </w:r>
+      <w:proofErr w:type="spellEnd"/>
+      <w:r>
+        <w:t xml:space="preserve"> </w:t>
+      </w:r>
+      <w:proofErr w:type="spellStart"/>
+      <w:r>
+        <w:t>nhận</w:t>
+      </w:r>
+      <w:proofErr w:type="spellEnd"/>
+      <w:r>
+        <w:t xml:space="preserve"> </w:t>
+      </w:r>
+      <w:proofErr w:type="spellStart"/>
+      <w:r>
+        <w:t>quà</w:t>
+      </w:r>
+      <w:proofErr w:type="spellEnd"/>
+      <w:r>
+        <w:t xml:space="preserve">. 03 </w:t>
+      </w:r>
+      <w:proofErr w:type="spellStart"/>
+      <w:r>
+        <w:t>học</w:t>
+      </w:r>
+      <w:proofErr w:type="spellEnd"/>
+      <w:r>
+        <w:t xml:space="preserve"> </w:t>
+      </w:r>
+      <w:proofErr w:type="spellStart"/>
+      <w:r>
+        <w:t>sinh</w:t>
+      </w:r>
+      <w:proofErr w:type="spellEnd"/>
+      <w:r>
+        <w:t xml:space="preserve"> </w:t>
+      </w:r>
+      <w:proofErr w:type="spellStart"/>
+      <w:r>
+        <w:t>trong</w:t>
+      </w:r>
+      <w:proofErr w:type="spellEnd"/>
+      <w:r>
+        <w:t xml:space="preserve"> </w:t>
+      </w:r>
+      <w:proofErr w:type="spellStart"/>
+      <w:r>
+        <w:t>mỗi</w:t>
+      </w:r>
+      <w:proofErr w:type="spellEnd"/>
+      <w:r>
+        <w:t xml:space="preserve"> </w:t>
+      </w:r>
+      <w:proofErr w:type="spellStart"/>
+      <w:r>
+        <w:t>lớp</w:t>
+      </w:r>
+      <w:proofErr w:type="spellEnd"/>
+      <w:r>
+        <w:t xml:space="preserve"> </w:t>
+      </w:r>
+      <w:proofErr w:type="spellStart"/>
+      <w:r>
+        <w:t>có</w:t>
+      </w:r>
+      <w:proofErr w:type="spellEnd"/>
+      <w:r>
+        <w:t xml:space="preserve"> </w:t>
+      </w:r>
+      <w:proofErr w:type="spellStart"/>
+      <w:r>
+        <w:t>bài</w:t>
+      </w:r>
+      <w:proofErr w:type="spellEnd"/>
+      <w:r>
+        <w:t xml:space="preserve"> </w:t>
+      </w:r>
+      <w:proofErr w:type="spellStart"/>
+      <w:r>
+        <w:t>khảo</w:t>
+      </w:r>
+      <w:proofErr w:type="spellEnd"/>
+      <w:r>
+        <w:t xml:space="preserve"> </w:t>
+      </w:r>
+      <w:proofErr w:type="spellStart"/>
+      <w:r>
+        <w:t>sát</w:t>
+      </w:r>
+      <w:proofErr w:type="spellEnd"/>
+      <w:r>
+        <w:t xml:space="preserve"> </w:t>
+      </w:r>
+      <w:proofErr w:type="spellStart"/>
+      <w:r>
+        <w:t>trả</w:t>
+      </w:r>
+      <w:proofErr w:type="spellEnd"/>
+      <w:r>
+        <w:t xml:space="preserve"> </w:t>
+      </w:r>
+      <w:proofErr w:type="spellStart"/>
+      <w:r>
+        <w:t>lời</w:t>
+      </w:r>
+      <w:proofErr w:type="spellEnd"/>
+      <w:r>
+        <w:t xml:space="preserve"> </w:t>
+      </w:r>
+      <w:proofErr w:type="spellStart"/>
+      <w:r>
+        <w:t>hợp</w:t>
+      </w:r>
+      <w:proofErr w:type="spellEnd"/>
+      <w:r>
+        <w:t xml:space="preserve"> </w:t>
+      </w:r>
+      <w:proofErr w:type="spellStart"/>
+      <w:r>
+        <w:t>lý</w:t>
+      </w:r>
+      <w:proofErr w:type="spellEnd"/>
+      <w:r>
+        <w:t xml:space="preserve"> </w:t>
+      </w:r>
+      <w:proofErr w:type="spellStart"/>
+      <w:r>
+        <w:t>nhất</w:t>
+      </w:r>
+      <w:proofErr w:type="spellEnd"/>
+      <w:r>
+        <w:t xml:space="preserve"> </w:t>
+      </w:r>
+      <w:proofErr w:type="spellStart"/>
+      <w:r>
+        <w:t>được</w:t>
+      </w:r>
+      <w:proofErr w:type="spellEnd"/>
+      <w:r>
+        <w:t xml:space="preserve"> </w:t>
+      </w:r>
+      <w:proofErr w:type="spellStart"/>
+      <w:r>
+        <w:t>nhận</w:t>
+      </w:r>
+      <w:proofErr w:type="spellEnd"/>
+      <w:r>
+        <w:t xml:space="preserve"> </w:t>
+      </w:r>
+      <w:proofErr w:type="spellStart"/>
+      <w:r>
+        <w:t>quà</w:t>
+      </w:r>
+      <w:proofErr w:type="spellEnd"/>
+      <w:r>
+        <w:t>.</w:t>
       </w:r>
     </w:p>
     <w:p>
       <w:pPr>
         <w:keepNext/>
-        <w:spacing w:after="80" w:before="120" w:line="288"/>
+        <w:spacing w:before="120" w:after="80"/>
         <w:jc w:val="both"/>
       </w:pPr>
       <w:r>
@@ -397,8 +3896,50 @@
           <w:b/>
           <w:bCs/>
         </w:rPr>
-        <w:t xml:space="preserve">4. Kinh phí và cam kết</w:t>
-      </w:r>
+        <w:lastRenderedPageBreak/>
+        <w:t xml:space="preserve">4. Kinh </w:t>
+      </w:r>
+      <w:proofErr w:type="spellStart"/>
+      <w:r>
+        <w:rPr>
+          <w:b/>
+          <w:bCs/>
+        </w:rPr>
+        <w:t>phí</w:t>
+      </w:r>
+      <w:proofErr w:type="spellEnd"/>
+      <w:r>
+        <w:rPr>
+          <w:b/>
+          <w:bCs/>
+        </w:rPr>
+        <w:t xml:space="preserve"> </w:t>
+      </w:r>
+      <w:proofErr w:type="spellStart"/>
+      <w:r>
+        <w:rPr>
+          <w:b/>
+          <w:bCs/>
+        </w:rPr>
+        <w:t>và</w:t>
+      </w:r>
+      <w:proofErr w:type="spellEnd"/>
+      <w:r>
+        <w:rPr>
+          <w:b/>
+          <w:bCs/>
+        </w:rPr>
+        <w:t xml:space="preserve"> cam </w:t>
+      </w:r>
+      <w:proofErr w:type="spellStart"/>
+      <w:r>
+        <w:rPr>
+          <w:b/>
+          <w:bCs/>
+        </w:rPr>
+        <w:t>kết</w:t>
+      </w:r>
+      <w:proofErr w:type="spellEnd"/>
     </w:p>
     <w:p>
       <w:pPr>
@@ -407,11 +3948,198 @@
           <w:ilvl w:val="0"/>
           <w:numId w:val="2"/>
         </w:numPr>
-        <w:spacing w:after="80" w:before="0" w:line="288"/>
+        <w:spacing w:after="80"/>
         <w:jc w:val="both"/>
       </w:pPr>
-      <w:r>
-        <w:t xml:space="preserve">Toàn bộ chi phí tổ chức, quà tặng do BVOT bảo đảm; Nhà trường và học sinh không phải chi trả bất kỳ khoản nào.</w:t>
+      <w:proofErr w:type="spellStart"/>
+      <w:r>
+        <w:t>Toàn</w:t>
+      </w:r>
+      <w:proofErr w:type="spellEnd"/>
+      <w:r>
+        <w:t xml:space="preserve"> </w:t>
+      </w:r>
+      <w:proofErr w:type="spellStart"/>
+      <w:r>
+        <w:t>bộ</w:t>
+      </w:r>
+      <w:proofErr w:type="spellEnd"/>
+      <w:r>
+        <w:t xml:space="preserve"> chi </w:t>
+      </w:r>
+      <w:proofErr w:type="spellStart"/>
+      <w:r>
+        <w:t>phí</w:t>
+      </w:r>
+      <w:proofErr w:type="spellEnd"/>
+      <w:r>
+        <w:t xml:space="preserve"> </w:t>
+      </w:r>
+      <w:proofErr w:type="spellStart"/>
+      <w:r>
+        <w:t>tổ</w:t>
+      </w:r>
+      <w:proofErr w:type="spellEnd"/>
+      <w:r>
+        <w:t xml:space="preserve"> </w:t>
+      </w:r>
+      <w:proofErr w:type="spellStart"/>
+      <w:r>
+        <w:t>chức</w:t>
+      </w:r>
+      <w:proofErr w:type="spellEnd"/>
+      <w:r>
+        <w:t xml:space="preserve">, </w:t>
+      </w:r>
+      <w:proofErr w:type="spellStart"/>
+      <w:r>
+        <w:t>quà</w:t>
+      </w:r>
+      <w:proofErr w:type="spellEnd"/>
+      <w:r>
+        <w:t xml:space="preserve"> </w:t>
+      </w:r>
+      <w:proofErr w:type="spellStart"/>
+      <w:r>
+        <w:t>tặng</w:t>
+      </w:r>
+      <w:proofErr w:type="spellEnd"/>
+      <w:r>
+        <w:t xml:space="preserve"> do </w:t>
+      </w:r>
+      <w:r>
+        <w:t xml:space="preserve">Ban </w:t>
+      </w:r>
+      <w:proofErr w:type="spellStart"/>
+      <w:r>
+        <w:t>tổ</w:t>
+      </w:r>
+      <w:proofErr w:type="spellEnd"/>
+      <w:r>
+        <w:t xml:space="preserve"> </w:t>
+      </w:r>
+      <w:proofErr w:type="spellStart"/>
+      <w:r>
+        <w:t>chức</w:t>
+      </w:r>
+      <w:proofErr w:type="spellEnd"/>
+      <w:r>
+        <w:t>-</w:t>
+      </w:r>
+      <w:r>
+        <w:t xml:space="preserve">BVOT </w:t>
+      </w:r>
+      <w:proofErr w:type="spellStart"/>
+      <w:r>
+        <w:t>bảo</w:t>
+      </w:r>
+      <w:proofErr w:type="spellEnd"/>
+      <w:r>
+        <w:t xml:space="preserve"> </w:t>
+      </w:r>
+      <w:proofErr w:type="spellStart"/>
+      <w:r>
+        <w:t>đảm</w:t>
+      </w:r>
+      <w:proofErr w:type="spellEnd"/>
+      <w:r>
+        <w:t xml:space="preserve">; </w:t>
+      </w:r>
+      <w:proofErr w:type="spellStart"/>
+      <w:r>
+        <w:t>Nhà</w:t>
+      </w:r>
+      <w:proofErr w:type="spellEnd"/>
+      <w:r>
+        <w:t xml:space="preserve"> </w:t>
+      </w:r>
+      <w:proofErr w:type="spellStart"/>
+      <w:r>
+        <w:t>trường</w:t>
+      </w:r>
+      <w:proofErr w:type="spellEnd"/>
+      <w:r>
+        <w:t xml:space="preserve"> </w:t>
+      </w:r>
+      <w:proofErr w:type="spellStart"/>
+      <w:r>
+        <w:t>và</w:t>
+      </w:r>
+      <w:proofErr w:type="spellEnd"/>
+      <w:r>
+        <w:t xml:space="preserve"> </w:t>
+      </w:r>
+      <w:proofErr w:type="spellStart"/>
+      <w:r>
+        <w:t>học</w:t>
+      </w:r>
+      <w:proofErr w:type="spellEnd"/>
+      <w:r>
+        <w:t xml:space="preserve"> </w:t>
+      </w:r>
+      <w:proofErr w:type="spellStart"/>
+      <w:r>
+        <w:t>sinh</w:t>
+      </w:r>
+      <w:proofErr w:type="spellEnd"/>
+      <w:r>
+        <w:t xml:space="preserve"> </w:t>
+      </w:r>
+      <w:proofErr w:type="spellStart"/>
+      <w:r>
+        <w:t>không</w:t>
+      </w:r>
+      <w:proofErr w:type="spellEnd"/>
+      <w:r>
+        <w:t xml:space="preserve"> </w:t>
+      </w:r>
+      <w:proofErr w:type="spellStart"/>
+      <w:r>
+        <w:t>phải</w:t>
+      </w:r>
+      <w:proofErr w:type="spellEnd"/>
+      <w:r>
+        <w:t xml:space="preserve"> chi </w:t>
+      </w:r>
+      <w:proofErr w:type="spellStart"/>
+      <w:r>
+        <w:t>trả</w:t>
+      </w:r>
+      <w:proofErr w:type="spellEnd"/>
+      <w:r>
+        <w:t xml:space="preserve"> </w:t>
+      </w:r>
+      <w:proofErr w:type="spellStart"/>
+      <w:r>
+        <w:t>bất</w:t>
+      </w:r>
+      <w:proofErr w:type="spellEnd"/>
+      <w:r>
+        <w:t xml:space="preserve"> </w:t>
+      </w:r>
+      <w:proofErr w:type="spellStart"/>
+      <w:r>
+        <w:t>kỳ</w:t>
+      </w:r>
+      <w:proofErr w:type="spellEnd"/>
+      <w:r>
+        <w:t xml:space="preserve"> </w:t>
+      </w:r>
+      <w:proofErr w:type="spellStart"/>
+      <w:r>
+        <w:t>khoản</w:t>
+      </w:r>
+      <w:proofErr w:type="spellEnd"/>
+      <w:r>
+        <w:t xml:space="preserve"> </w:t>
+      </w:r>
+      <w:proofErr w:type="spellStart"/>
+      <w:r>
+        <w:t>nào</w:t>
+      </w:r>
+      <w:proofErr w:type="spellEnd"/>
+      <w:r>
+        <w:t>.</w:t>
       </w:r>
     </w:p>
     <w:p>
@@ -421,11 +4149,279 @@
           <w:ilvl w:val="0"/>
           <w:numId w:val="2"/>
         </w:numPr>
-        <w:spacing w:after="80" w:before="0" w:line="288"/>
+        <w:spacing w:after="80"/>
         <w:jc w:val="both"/>
       </w:pPr>
       <w:r>
-        <w:t xml:space="preserve">Không thả diều, không bay flycam, không sử dụng đèn laser hoặc đèn chiếu công suất lớn trong khuôn viên trường; nội dung tích cực, không sử dụng hình ảnh tai nạn gây sợ hãi.</w:t>
+        <w:t xml:space="preserve">Ban </w:t>
+      </w:r>
+      <w:proofErr w:type="spellStart"/>
+      <w:r>
+        <w:t>tổ</w:t>
+      </w:r>
+      <w:proofErr w:type="spellEnd"/>
+      <w:r>
+        <w:t xml:space="preserve"> </w:t>
+      </w:r>
+      <w:proofErr w:type="spellStart"/>
+      <w:r>
+        <w:t>chức</w:t>
+      </w:r>
+      <w:proofErr w:type="spellEnd"/>
+      <w:r>
+        <w:t>-BVOT</w:t>
+      </w:r>
+      <w:r>
+        <w:t xml:space="preserve"> </w:t>
+      </w:r>
+      <w:proofErr w:type="spellStart"/>
+      <w:r>
+        <w:t>k</w:t>
+      </w:r>
+      <w:r>
+        <w:t>hông</w:t>
+      </w:r>
+      <w:proofErr w:type="spellEnd"/>
+      <w:r>
+        <w:t xml:space="preserve"> </w:t>
+      </w:r>
+      <w:proofErr w:type="spellStart"/>
+      <w:r>
+        <w:t>thả</w:t>
+      </w:r>
+      <w:proofErr w:type="spellEnd"/>
+      <w:r>
+        <w:t xml:space="preserve"> </w:t>
+      </w:r>
+      <w:proofErr w:type="spellStart"/>
+      <w:r>
+        <w:t>diều</w:t>
+      </w:r>
+      <w:proofErr w:type="spellEnd"/>
+      <w:r>
+        <w:t xml:space="preserve">, </w:t>
+      </w:r>
+      <w:proofErr w:type="spellStart"/>
+      <w:r>
+        <w:t>không</w:t>
+      </w:r>
+      <w:proofErr w:type="spellEnd"/>
+      <w:r>
+        <w:t xml:space="preserve"> bay </w:t>
+      </w:r>
+      <w:proofErr w:type="spellStart"/>
+      <w:r>
+        <w:t>flycam</w:t>
+      </w:r>
+      <w:proofErr w:type="spellEnd"/>
+      <w:r>
+        <w:t>/drone/</w:t>
+      </w:r>
+      <w:r>
+        <w:t>UAV</w:t>
+      </w:r>
+      <w:r>
+        <w:t xml:space="preserve">, </w:t>
+      </w:r>
+      <w:proofErr w:type="spellStart"/>
+      <w:r>
+        <w:t>không</w:t>
+      </w:r>
+      <w:proofErr w:type="spellEnd"/>
+      <w:r>
+        <w:t xml:space="preserve"> </w:t>
+      </w:r>
+      <w:proofErr w:type="spellStart"/>
+      <w:r>
+        <w:t>sử</w:t>
+      </w:r>
+      <w:proofErr w:type="spellEnd"/>
+      <w:r>
+        <w:t xml:space="preserve"> </w:t>
+      </w:r>
+      <w:proofErr w:type="spellStart"/>
+      <w:r>
+        <w:t>dụng</w:t>
+      </w:r>
+      <w:proofErr w:type="spellEnd"/>
+      <w:r>
+        <w:t xml:space="preserve"> </w:t>
+      </w:r>
+      <w:proofErr w:type="spellStart"/>
+      <w:r>
+        <w:t>đèn</w:t>
+      </w:r>
+      <w:proofErr w:type="spellEnd"/>
+      <w:r>
+        <w:t xml:space="preserve"> laser </w:t>
+      </w:r>
+      <w:proofErr w:type="spellStart"/>
+      <w:r>
+        <w:t>hoặc</w:t>
+      </w:r>
+      <w:proofErr w:type="spellEnd"/>
+      <w:r>
+        <w:t xml:space="preserve"> </w:t>
+      </w:r>
+      <w:proofErr w:type="spellStart"/>
+      <w:r>
+        <w:t>đèn</w:t>
+      </w:r>
+      <w:proofErr w:type="spellEnd"/>
+      <w:r>
+        <w:t xml:space="preserve"> </w:t>
+      </w:r>
+      <w:proofErr w:type="spellStart"/>
+      <w:r>
+        <w:t>chiếu</w:t>
+      </w:r>
+      <w:proofErr w:type="spellEnd"/>
+      <w:r>
+        <w:t xml:space="preserve"> </w:t>
+      </w:r>
+      <w:proofErr w:type="spellStart"/>
+      <w:r>
+        <w:t>công</w:t>
+      </w:r>
+      <w:proofErr w:type="spellEnd"/>
+      <w:r>
+        <w:t xml:space="preserve"> </w:t>
+      </w:r>
+      <w:proofErr w:type="spellStart"/>
+      <w:r>
+        <w:t>suất</w:t>
+      </w:r>
+      <w:proofErr w:type="spellEnd"/>
+      <w:r>
+        <w:t xml:space="preserve"> </w:t>
+      </w:r>
+      <w:proofErr w:type="spellStart"/>
+      <w:r>
+        <w:t>lớn</w:t>
+      </w:r>
+      <w:proofErr w:type="spellEnd"/>
+      <w:r>
+        <w:t xml:space="preserve"> </w:t>
+      </w:r>
+      <w:proofErr w:type="spellStart"/>
+      <w:r>
+        <w:t>trong</w:t>
+      </w:r>
+      <w:proofErr w:type="spellEnd"/>
+      <w:r>
+        <w:t xml:space="preserve"> </w:t>
+      </w:r>
+      <w:proofErr w:type="spellStart"/>
+      <w:r>
+        <w:t>khuôn</w:t>
+      </w:r>
+      <w:proofErr w:type="spellEnd"/>
+      <w:r>
+        <w:t xml:space="preserve"> </w:t>
+      </w:r>
+      <w:proofErr w:type="spellStart"/>
+      <w:r>
+        <w:t>viên</w:t>
+      </w:r>
+      <w:proofErr w:type="spellEnd"/>
+      <w:r>
+        <w:t xml:space="preserve"> </w:t>
+      </w:r>
+      <w:proofErr w:type="spellStart"/>
+      <w:r>
+        <w:t>trường</w:t>
+      </w:r>
+      <w:proofErr w:type="spellEnd"/>
+      <w:r>
+        <w:t xml:space="preserve">; </w:t>
+      </w:r>
+      <w:proofErr w:type="spellStart"/>
+      <w:r>
+        <w:t>nội</w:t>
+      </w:r>
+      <w:proofErr w:type="spellEnd"/>
+      <w:r>
+        <w:t xml:space="preserve"> dung </w:t>
+      </w:r>
+      <w:proofErr w:type="spellStart"/>
+      <w:r>
+        <w:t>tích</w:t>
+      </w:r>
+      <w:proofErr w:type="spellEnd"/>
+      <w:r>
+        <w:t xml:space="preserve"> </w:t>
+      </w:r>
+      <w:proofErr w:type="spellStart"/>
+      <w:r>
+        <w:t>cực</w:t>
+      </w:r>
+      <w:proofErr w:type="spellEnd"/>
+      <w:r>
+        <w:t xml:space="preserve">, </w:t>
+      </w:r>
+      <w:proofErr w:type="spellStart"/>
+      <w:r>
+        <w:t>không</w:t>
+      </w:r>
+      <w:proofErr w:type="spellEnd"/>
+      <w:r>
+        <w:t xml:space="preserve"> </w:t>
+      </w:r>
+      <w:proofErr w:type="spellStart"/>
+      <w:r>
+        <w:t>sử</w:t>
+      </w:r>
+      <w:proofErr w:type="spellEnd"/>
+      <w:r>
+        <w:t xml:space="preserve"> </w:t>
+      </w:r>
+      <w:proofErr w:type="spellStart"/>
+      <w:r>
+        <w:t>dụng</w:t>
+      </w:r>
+      <w:proofErr w:type="spellEnd"/>
+      <w:r>
+        <w:t xml:space="preserve"> </w:t>
+      </w:r>
+      <w:proofErr w:type="spellStart"/>
+      <w:r>
+        <w:t>hình</w:t>
+      </w:r>
+      <w:proofErr w:type="spellEnd"/>
+      <w:r>
+        <w:t xml:space="preserve"> </w:t>
+      </w:r>
+      <w:proofErr w:type="spellStart"/>
+      <w:r>
+        <w:t>ảnh</w:t>
+      </w:r>
+      <w:proofErr w:type="spellEnd"/>
+      <w:r>
+        <w:t xml:space="preserve"> </w:t>
+      </w:r>
+      <w:proofErr w:type="spellStart"/>
+      <w:r>
+        <w:t>gây</w:t>
+      </w:r>
+      <w:proofErr w:type="spellEnd"/>
+      <w:r>
+        <w:t xml:space="preserve"> </w:t>
+      </w:r>
+      <w:proofErr w:type="spellStart"/>
+      <w:r>
+        <w:t>sợ</w:t>
+      </w:r>
+      <w:proofErr w:type="spellEnd"/>
+      <w:r>
+        <w:t xml:space="preserve"> </w:t>
+      </w:r>
+      <w:proofErr w:type="spellStart"/>
+      <w:r>
+        <w:t>hãi</w:t>
+      </w:r>
+      <w:proofErr w:type="spellEnd"/>
+      <w:r>
+        <w:t>.</w:t>
       </w:r>
     </w:p>
     <w:p>
@@ -435,86 +4431,679 @@
           <w:ilvl w:val="0"/>
           <w:numId w:val="2"/>
         </w:numPr>
-        <w:spacing w:after="80" w:before="0" w:line="288"/>
+        <w:spacing w:after="80"/>
         <w:jc w:val="both"/>
       </w:pPr>
-      <w:r>
-        <w:t xml:space="preserve">Không tổ chức bán hàng; không ảnh hưởng đến hoạt động dạy và học; hình ảnh học sinh chỉ sử dụng khi có sự đồng ý của Nhà trường.</w:t>
+      <w:proofErr w:type="spellStart"/>
+      <w:r>
+        <w:t>Không</w:t>
+      </w:r>
+      <w:proofErr w:type="spellEnd"/>
+      <w:r>
+        <w:t xml:space="preserve"> </w:t>
+      </w:r>
+      <w:proofErr w:type="spellStart"/>
+      <w:r>
+        <w:t>tổ</w:t>
+      </w:r>
+      <w:proofErr w:type="spellEnd"/>
+      <w:r>
+        <w:t xml:space="preserve"> </w:t>
+      </w:r>
+      <w:proofErr w:type="spellStart"/>
+      <w:r>
+        <w:t>chức</w:t>
+      </w:r>
+      <w:proofErr w:type="spellEnd"/>
+      <w:r>
+        <w:t xml:space="preserve"> </w:t>
+      </w:r>
+      <w:proofErr w:type="spellStart"/>
+      <w:r>
+        <w:t>bán</w:t>
+      </w:r>
+      <w:proofErr w:type="spellEnd"/>
+      <w:r>
+        <w:t xml:space="preserve"> </w:t>
+      </w:r>
+      <w:proofErr w:type="spellStart"/>
+      <w:r>
+        <w:t>hàng</w:t>
+      </w:r>
+      <w:proofErr w:type="spellEnd"/>
+      <w:r>
+        <w:t xml:space="preserve">; </w:t>
+      </w:r>
+      <w:proofErr w:type="spellStart"/>
+      <w:r>
+        <w:t>không</w:t>
+      </w:r>
+      <w:proofErr w:type="spellEnd"/>
+      <w:r>
+        <w:t xml:space="preserve"> </w:t>
+      </w:r>
+      <w:proofErr w:type="spellStart"/>
+      <w:r>
+        <w:t>ảnh</w:t>
+      </w:r>
+      <w:proofErr w:type="spellEnd"/>
+      <w:r>
+        <w:t xml:space="preserve"> </w:t>
+      </w:r>
+      <w:proofErr w:type="spellStart"/>
+      <w:r>
+        <w:t>hưởng</w:t>
+      </w:r>
+      <w:proofErr w:type="spellEnd"/>
+      <w:r>
+        <w:t xml:space="preserve"> </w:t>
+      </w:r>
+      <w:proofErr w:type="spellStart"/>
+      <w:r>
+        <w:t>đến</w:t>
+      </w:r>
+      <w:proofErr w:type="spellEnd"/>
+      <w:r>
+        <w:t xml:space="preserve"> </w:t>
+      </w:r>
+      <w:proofErr w:type="spellStart"/>
+      <w:r>
+        <w:t>hoạt</w:t>
+      </w:r>
+      <w:proofErr w:type="spellEnd"/>
+      <w:r>
+        <w:t xml:space="preserve"> </w:t>
+      </w:r>
+      <w:proofErr w:type="spellStart"/>
+      <w:r>
+        <w:t>động</w:t>
+      </w:r>
+      <w:proofErr w:type="spellEnd"/>
+      <w:r>
+        <w:t xml:space="preserve"> </w:t>
+      </w:r>
+      <w:proofErr w:type="spellStart"/>
+      <w:r>
+        <w:t>dạy</w:t>
+      </w:r>
+      <w:proofErr w:type="spellEnd"/>
+      <w:r>
+        <w:t xml:space="preserve"> </w:t>
+      </w:r>
+      <w:proofErr w:type="spellStart"/>
+      <w:r>
+        <w:t>và</w:t>
+      </w:r>
+      <w:proofErr w:type="spellEnd"/>
+      <w:r>
+        <w:t xml:space="preserve"> </w:t>
+      </w:r>
+      <w:proofErr w:type="spellStart"/>
+      <w:r>
+        <w:t>học</w:t>
+      </w:r>
+      <w:proofErr w:type="spellEnd"/>
+      <w:r>
+        <w:t xml:space="preserve">; </w:t>
+      </w:r>
+      <w:proofErr w:type="spellStart"/>
+      <w:r>
+        <w:t>hình</w:t>
+      </w:r>
+      <w:proofErr w:type="spellEnd"/>
+      <w:r>
+        <w:t xml:space="preserve"> </w:t>
+      </w:r>
+      <w:proofErr w:type="spellStart"/>
+      <w:r>
+        <w:t>ảnh</w:t>
+      </w:r>
+      <w:proofErr w:type="spellEnd"/>
+      <w:r>
+        <w:t xml:space="preserve"> </w:t>
+      </w:r>
+      <w:proofErr w:type="spellStart"/>
+      <w:r>
+        <w:t>học</w:t>
+      </w:r>
+      <w:proofErr w:type="spellEnd"/>
+      <w:r>
+        <w:t xml:space="preserve"> </w:t>
+      </w:r>
+      <w:proofErr w:type="spellStart"/>
+      <w:r>
+        <w:t>sinh</w:t>
+      </w:r>
+      <w:proofErr w:type="spellEnd"/>
+      <w:r>
+        <w:t xml:space="preserve"> </w:t>
+      </w:r>
+      <w:proofErr w:type="spellStart"/>
+      <w:r>
+        <w:t>chỉ</w:t>
+      </w:r>
+      <w:proofErr w:type="spellEnd"/>
+      <w:r>
+        <w:t xml:space="preserve"> </w:t>
+      </w:r>
+      <w:proofErr w:type="spellStart"/>
+      <w:r>
+        <w:t>sử</w:t>
+      </w:r>
+      <w:proofErr w:type="spellEnd"/>
+      <w:r>
+        <w:t xml:space="preserve"> </w:t>
+      </w:r>
+      <w:proofErr w:type="spellStart"/>
+      <w:r>
+        <w:t>dụng</w:t>
+      </w:r>
+      <w:proofErr w:type="spellEnd"/>
+      <w:r>
+        <w:t xml:space="preserve"> </w:t>
+      </w:r>
+      <w:proofErr w:type="spellStart"/>
+      <w:r>
+        <w:t>khi</w:t>
+      </w:r>
+      <w:proofErr w:type="spellEnd"/>
+      <w:r>
+        <w:t xml:space="preserve"> </w:t>
+      </w:r>
+      <w:proofErr w:type="spellStart"/>
+      <w:r>
+        <w:t>có</w:t>
+      </w:r>
+      <w:proofErr w:type="spellEnd"/>
+      <w:r>
+        <w:t xml:space="preserve"> </w:t>
+      </w:r>
+      <w:proofErr w:type="spellStart"/>
+      <w:r>
+        <w:t>sự</w:t>
+      </w:r>
+      <w:proofErr w:type="spellEnd"/>
+      <w:r>
+        <w:t xml:space="preserve"> </w:t>
+      </w:r>
+      <w:proofErr w:type="spellStart"/>
+      <w:r>
+        <w:t>đồng</w:t>
+      </w:r>
+      <w:proofErr w:type="spellEnd"/>
+      <w:r>
+        <w:t xml:space="preserve"> ý </w:t>
+      </w:r>
+      <w:proofErr w:type="spellStart"/>
+      <w:r>
+        <w:t>của</w:t>
+      </w:r>
+      <w:proofErr w:type="spellEnd"/>
+      <w:r>
+        <w:t xml:space="preserve"> </w:t>
+      </w:r>
+      <w:proofErr w:type="spellStart"/>
+      <w:r>
+        <w:t>Nhà</w:t>
+      </w:r>
+      <w:proofErr w:type="spellEnd"/>
+      <w:r>
+        <w:t xml:space="preserve"> </w:t>
+      </w:r>
+      <w:proofErr w:type="spellStart"/>
+      <w:r>
+        <w:t>trường</w:t>
+      </w:r>
+      <w:proofErr w:type="spellEnd"/>
+      <w:r>
+        <w:t xml:space="preserve"> </w:t>
+      </w:r>
+      <w:proofErr w:type="spellStart"/>
+      <w:r>
+        <w:t>và</w:t>
+      </w:r>
+      <w:proofErr w:type="spellEnd"/>
+      <w:r>
+        <w:t xml:space="preserve"> </w:t>
+      </w:r>
+      <w:proofErr w:type="spellStart"/>
+      <w:r>
+        <w:t>của</w:t>
+      </w:r>
+      <w:proofErr w:type="spellEnd"/>
+      <w:r>
+        <w:t xml:space="preserve"> </w:t>
+      </w:r>
+      <w:proofErr w:type="spellStart"/>
+      <w:r>
+        <w:t>từng</w:t>
+      </w:r>
+      <w:proofErr w:type="spellEnd"/>
+      <w:r>
+        <w:t xml:space="preserve"> </w:t>
+      </w:r>
+      <w:proofErr w:type="spellStart"/>
+      <w:r>
+        <w:t>học</w:t>
+      </w:r>
+      <w:proofErr w:type="spellEnd"/>
+      <w:r>
+        <w:t xml:space="preserve"> </w:t>
+      </w:r>
+      <w:proofErr w:type="spellStart"/>
+      <w:r>
+        <w:t>sinh</w:t>
+      </w:r>
+      <w:proofErr w:type="spellEnd"/>
+      <w:r>
+        <w:t>.</w:t>
       </w:r>
     </w:p>
     <w:p>
       <w:pPr>
-        <w:spacing w:after="80" w:before="80" w:line="288"/>
+        <w:spacing w:before="80" w:after="80"/>
         <w:ind w:firstLine="567"/>
         <w:jc w:val="both"/>
       </w:pPr>
-      <w:r>
-        <w:t xml:space="preserve">Nội dung chi tiết tại Kế hoạch chương trình “Vùng trời bình yên” gửi kèm Công văn này.</w:t>
+      <w:proofErr w:type="spellStart"/>
+      <w:r>
+        <w:t>Nội</w:t>
+      </w:r>
+      <w:proofErr w:type="spellEnd"/>
+      <w:r>
+        <w:t xml:space="preserve"> dung chi </w:t>
+      </w:r>
+      <w:proofErr w:type="spellStart"/>
+      <w:r>
+        <w:t>tiết</w:t>
+      </w:r>
+      <w:proofErr w:type="spellEnd"/>
+      <w:r>
+        <w:t xml:space="preserve"> </w:t>
+      </w:r>
+      <w:proofErr w:type="spellStart"/>
+      <w:r>
+        <w:t>tại</w:t>
+      </w:r>
+      <w:proofErr w:type="spellEnd"/>
+      <w:r>
+        <w:t xml:space="preserve"> </w:t>
+      </w:r>
+      <w:proofErr w:type="spellStart"/>
+      <w:r>
+        <w:t>Kế</w:t>
+      </w:r>
+      <w:proofErr w:type="spellEnd"/>
+      <w:r>
+        <w:t xml:space="preserve"> </w:t>
+      </w:r>
+      <w:proofErr w:type="spellStart"/>
+      <w:r>
+        <w:t>hoạch</w:t>
+      </w:r>
+      <w:proofErr w:type="spellEnd"/>
+      <w:r>
+        <w:t xml:space="preserve"> </w:t>
+      </w:r>
+      <w:proofErr w:type="spellStart"/>
+      <w:r>
+        <w:t>chương</w:t>
+      </w:r>
+      <w:proofErr w:type="spellEnd"/>
+      <w:r>
+        <w:t xml:space="preserve"> </w:t>
+      </w:r>
+      <w:proofErr w:type="spellStart"/>
+      <w:r>
+        <w:t>trình</w:t>
+      </w:r>
+      <w:proofErr w:type="spellEnd"/>
+      <w:r>
+        <w:t xml:space="preserve"> “</w:t>
+      </w:r>
+      <w:proofErr w:type="spellStart"/>
+      <w:r>
+        <w:t>Vùng</w:t>
+      </w:r>
+      <w:proofErr w:type="spellEnd"/>
+      <w:r>
+        <w:t xml:space="preserve"> </w:t>
+      </w:r>
+      <w:proofErr w:type="spellStart"/>
+      <w:r>
+        <w:t>trời</w:t>
+      </w:r>
+      <w:proofErr w:type="spellEnd"/>
+      <w:r>
+        <w:t xml:space="preserve"> </w:t>
+      </w:r>
+      <w:proofErr w:type="spellStart"/>
+      <w:r>
+        <w:t>bình</w:t>
+      </w:r>
+      <w:proofErr w:type="spellEnd"/>
+      <w:r>
+        <w:t xml:space="preserve"> </w:t>
+      </w:r>
+      <w:proofErr w:type="spellStart"/>
+      <w:r>
+        <w:t>yên</w:t>
+      </w:r>
+      <w:proofErr w:type="spellEnd"/>
+      <w:r>
+        <w:t xml:space="preserve">” </w:t>
+      </w:r>
+      <w:proofErr w:type="spellStart"/>
+      <w:r>
+        <w:t>gửi</w:t>
+      </w:r>
+      <w:proofErr w:type="spellEnd"/>
+      <w:r>
+        <w:t xml:space="preserve"> </w:t>
+      </w:r>
+      <w:proofErr w:type="spellStart"/>
+      <w:r>
+        <w:t>kèm</w:t>
+      </w:r>
+      <w:proofErr w:type="spellEnd"/>
+      <w:r>
+        <w:t xml:space="preserve"> Công </w:t>
+      </w:r>
+      <w:proofErr w:type="spellStart"/>
+      <w:r>
+        <w:t>văn</w:t>
+      </w:r>
+      <w:proofErr w:type="spellEnd"/>
+      <w:r>
+        <w:t xml:space="preserve"> </w:t>
+      </w:r>
+      <w:proofErr w:type="spellStart"/>
+      <w:r>
+        <w:t>này</w:t>
+      </w:r>
+      <w:proofErr w:type="spellEnd"/>
+      <w:r>
+        <w:t>.</w:t>
       </w:r>
     </w:p>
     <w:p>
       <w:pPr>
-        <w:spacing w:after="80" w:before="0" w:line="288"/>
+        <w:spacing w:after="80"/>
         <w:ind w:firstLine="567"/>
         <w:jc w:val="both"/>
       </w:pPr>
       <w:r>
-        <w:t xml:space="preserve">BVOT kính mong nhận được sự quan tâm, chấp thuận của Ban Giám hiệu Nhà trường. Thông tin liên hệ: Ông Trần Hồng Ninh – Điện thoại: 090 357 6969; Bà Ngọc Anh – Điện thoại: 0922 397 728; Email: hotro@giaoduckynang.vn.</w:t>
+        <w:t xml:space="preserve">BVOT </w:t>
+      </w:r>
+      <w:proofErr w:type="spellStart"/>
+      <w:r>
+        <w:t>kính</w:t>
+      </w:r>
+      <w:proofErr w:type="spellEnd"/>
+      <w:r>
+        <w:t xml:space="preserve"> </w:t>
+      </w:r>
+      <w:proofErr w:type="spellStart"/>
+      <w:r>
+        <w:t>mong</w:t>
+      </w:r>
+      <w:proofErr w:type="spellEnd"/>
+      <w:r>
+        <w:t xml:space="preserve"> </w:t>
+      </w:r>
+      <w:proofErr w:type="spellStart"/>
+      <w:r>
+        <w:t>nhận</w:t>
+      </w:r>
+      <w:proofErr w:type="spellEnd"/>
+      <w:r>
+        <w:t xml:space="preserve"> </w:t>
+      </w:r>
+      <w:proofErr w:type="spellStart"/>
+      <w:r>
+        <w:t>được</w:t>
+      </w:r>
+      <w:proofErr w:type="spellEnd"/>
+      <w:r>
+        <w:t xml:space="preserve"> </w:t>
+      </w:r>
+      <w:proofErr w:type="spellStart"/>
+      <w:r>
+        <w:t>sự</w:t>
+      </w:r>
+      <w:proofErr w:type="spellEnd"/>
+      <w:r>
+        <w:t xml:space="preserve"> </w:t>
+      </w:r>
+      <w:proofErr w:type="spellStart"/>
+      <w:r>
+        <w:t>quan</w:t>
+      </w:r>
+      <w:proofErr w:type="spellEnd"/>
+      <w:r>
+        <w:t xml:space="preserve"> </w:t>
+      </w:r>
+      <w:proofErr w:type="spellStart"/>
+      <w:r>
+        <w:t>tâm</w:t>
+      </w:r>
+      <w:proofErr w:type="spellEnd"/>
+      <w:r>
+        <w:t xml:space="preserve">, </w:t>
+      </w:r>
+      <w:proofErr w:type="spellStart"/>
+      <w:r>
+        <w:t>chấp</w:t>
+      </w:r>
+      <w:proofErr w:type="spellEnd"/>
+      <w:r>
+        <w:t xml:space="preserve"> </w:t>
+      </w:r>
+      <w:proofErr w:type="spellStart"/>
+      <w:r>
+        <w:t>thuận</w:t>
+      </w:r>
+      <w:proofErr w:type="spellEnd"/>
+      <w:r>
+        <w:t xml:space="preserve"> </w:t>
+      </w:r>
+      <w:proofErr w:type="spellStart"/>
+      <w:r>
+        <w:t>của</w:t>
+      </w:r>
+      <w:proofErr w:type="spellEnd"/>
+      <w:r>
+        <w:t xml:space="preserve"> Ban Giám </w:t>
+      </w:r>
+      <w:proofErr w:type="spellStart"/>
+      <w:r>
+        <w:t>hiệu</w:t>
+      </w:r>
+      <w:proofErr w:type="spellEnd"/>
+      <w:r>
+        <w:t xml:space="preserve"> </w:t>
+      </w:r>
+      <w:proofErr w:type="spellStart"/>
+      <w:r>
+        <w:t>Nhà</w:t>
+      </w:r>
+      <w:proofErr w:type="spellEnd"/>
+      <w:r>
+        <w:t xml:space="preserve"> </w:t>
+      </w:r>
+      <w:proofErr w:type="spellStart"/>
+      <w:r>
+        <w:t>trường</w:t>
+      </w:r>
+      <w:proofErr w:type="spellEnd"/>
+      <w:r>
+        <w:t xml:space="preserve">. Thông tin </w:t>
+      </w:r>
+      <w:proofErr w:type="spellStart"/>
+      <w:r>
+        <w:t>liên</w:t>
+      </w:r>
+      <w:proofErr w:type="spellEnd"/>
+      <w:r>
+        <w:t xml:space="preserve"> </w:t>
+      </w:r>
+      <w:proofErr w:type="spellStart"/>
+      <w:r>
+        <w:t>hệ</w:t>
+      </w:r>
+      <w:proofErr w:type="spellEnd"/>
+      <w:r>
+        <w:t xml:space="preserve">: </w:t>
+      </w:r>
+      <w:proofErr w:type="spellStart"/>
+      <w:r>
+        <w:t>Ông</w:t>
+      </w:r>
+      <w:proofErr w:type="spellEnd"/>
+      <w:r>
+        <w:t xml:space="preserve"> </w:t>
+      </w:r>
+      <w:proofErr w:type="spellStart"/>
+      <w:r>
+        <w:t>Trần</w:t>
+      </w:r>
+      <w:proofErr w:type="spellEnd"/>
+      <w:r>
+        <w:t xml:space="preserve"> Hồng Ninh – </w:t>
+      </w:r>
+      <w:proofErr w:type="spellStart"/>
+      <w:r>
+        <w:t>Điện</w:t>
+      </w:r>
+      <w:proofErr w:type="spellEnd"/>
+      <w:r>
+        <w:t xml:space="preserve"> </w:t>
+      </w:r>
+      <w:proofErr w:type="spellStart"/>
+      <w:r>
+        <w:t>thoại</w:t>
+      </w:r>
+      <w:proofErr w:type="spellEnd"/>
+      <w:r>
+        <w:t xml:space="preserve">: 090 357 6969; </w:t>
+      </w:r>
+      <w:proofErr w:type="spellStart"/>
+      <w:r>
+        <w:t>Bà</w:t>
+      </w:r>
+      <w:proofErr w:type="spellEnd"/>
+      <w:r>
+        <w:t xml:space="preserve"> Ngọc Anh – </w:t>
+      </w:r>
+      <w:proofErr w:type="spellStart"/>
+      <w:r>
+        <w:t>Điện</w:t>
+      </w:r>
+      <w:proofErr w:type="spellEnd"/>
+      <w:r>
+        <w:t xml:space="preserve"> </w:t>
+      </w:r>
+      <w:proofErr w:type="spellStart"/>
+      <w:r>
+        <w:t>thoại</w:t>
+      </w:r>
+      <w:proofErr w:type="spellEnd"/>
+      <w:r>
+        <w:t>: 0922 397 728; Email: hotro@giaoduckynang.vn.</w:t>
       </w:r>
     </w:p>
     <w:p>
       <w:pPr>
         <w:keepNext/>
-        <w:spacing w:after="160" w:before="0" w:line="288"/>
+        <w:spacing w:after="160"/>
         <w:ind w:firstLine="567"/>
         <w:jc w:val="both"/>
       </w:pPr>
       <w:r>
-        <w:t xml:space="preserve">Trân trọng cảm ơn./.</w:t>
-      </w:r>
+        <w:t xml:space="preserve">Trân </w:t>
+      </w:r>
+      <w:proofErr w:type="spellStart"/>
+      <w:r>
+        <w:t>trọng</w:t>
+      </w:r>
+      <w:proofErr w:type="spellEnd"/>
+      <w:r>
+        <w:t xml:space="preserve"> </w:t>
+      </w:r>
+      <w:proofErr w:type="spellStart"/>
+      <w:r>
+        <w:t>cảm</w:t>
+      </w:r>
+      <w:proofErr w:type="spellEnd"/>
+      <w:r>
+        <w:t xml:space="preserve"> </w:t>
+      </w:r>
+      <w:proofErr w:type="spellStart"/>
+      <w:r>
+        <w:t>ơn</w:t>
+      </w:r>
+      <w:proofErr w:type="spellEnd"/>
+      <w:r>
+        <w:t>./.</w:t>
+      </w:r>
+    </w:p>
+    <w:p>
+      <w:pPr>
+        <w:keepNext/>
+        <w:spacing w:after="160"/>
+        <w:ind w:firstLine="567"/>
+        <w:jc w:val="both"/>
+      </w:pPr>
     </w:p>
     <w:tbl>
       <w:tblPr>
-        <w:tblW w:type="dxa" w:w="9355"/>
+        <w:tblW w:w="9355" w:type="dxa"/>
         <w:tblBorders>
-          <w:top w:val="none" w:color="FFFFFF" w:sz="0"/>
-          <w:left w:val="none" w:color="FFFFFF" w:sz="0"/>
-          <w:bottom w:val="none" w:color="FFFFFF" w:sz="0"/>
-          <w:right w:val="none" w:color="FFFFFF" w:sz="0"/>
-          <w:insideH w:val="none" w:color="FFFFFF" w:sz="0"/>
-          <w:insideV w:val="none" w:color="FFFFFF" w:sz="0"/>
+          <w:top w:val="none" w:sz="0" w:space="0" w:color="FFFFFF"/>
+          <w:left w:val="none" w:sz="0" w:space="0" w:color="FFFFFF"/>
+          <w:bottom w:val="none" w:sz="0" w:space="0" w:color="FFFFFF"/>
+          <w:right w:val="none" w:sz="0" w:space="0" w:color="FFFFFF"/>
+          <w:insideH w:val="none" w:sz="0" w:space="0" w:color="FFFFFF"/>
+          <w:insideV w:val="none" w:sz="0" w:space="0" w:color="FFFFFF"/>
         </w:tblBorders>
+        <w:tblCellMar>
+          <w:left w:w="10" w:type="dxa"/>
+          <w:right w:w="10" w:type="dxa"/>
+        </w:tblCellMar>
+        <w:tblLook w:val="04A0" w:firstRow="1" w:lastRow="0" w:firstColumn="1" w:lastColumn="0" w:noHBand="0" w:noVBand="1"/>
       </w:tblPr>
       <w:tblGrid>
         <w:gridCol w:w="4300"/>
         <w:gridCol w:w="5055"/>
       </w:tblGrid>
       <w:tr>
+        <w:tblPrEx>
+          <w:tblCellMar>
+            <w:top w:w="0" w:type="dxa"/>
+            <w:bottom w:w="0" w:type="dxa"/>
+          </w:tblCellMar>
+        </w:tblPrEx>
         <w:trPr>
           <w:cantSplit/>
         </w:trPr>
         <w:tc>
           <w:tcPr>
-            <w:tcW w:type="dxa" w:w="4300"/>
+            <w:tcW w:w="4300" w:type="dxa"/>
             <w:tcBorders>
-              <w:top w:val="none" w:color="FFFFFF" w:sz="0"/>
-              <w:left w:val="none" w:color="FFFFFF" w:sz="0"/>
-              <w:bottom w:val="none" w:color="FFFFFF" w:sz="0"/>
-              <w:right w:val="none" w:color="FFFFFF" w:sz="0"/>
+              <w:top w:val="none" w:sz="0" w:space="0" w:color="FFFFFF"/>
+              <w:left w:val="none" w:sz="0" w:space="0" w:color="FFFFFF"/>
+              <w:bottom w:val="none" w:sz="0" w:space="0" w:color="FFFFFF"/>
+              <w:right w:val="none" w:sz="0" w:space="0" w:color="FFFFFF"/>
             </w:tcBorders>
             <w:tcMar>
-              <w:top w:type="dxa" w:w="60"/>
-              <w:left w:type="dxa" w:w="100"/>
-              <w:bottom w:type="dxa" w:w="60"/>
-              <w:right w:type="dxa" w:w="100"/>
+              <w:top w:w="60" w:type="dxa"/>
+              <w:left w:w="100" w:type="dxa"/>
+              <w:bottom w:w="60" w:type="dxa"/>
+              <w:right w:w="100" w:type="dxa"/>
             </w:tcMar>
-            <w:vAlign w:val="top"/>
           </w:tcPr>
           <w:p>
-            <w:pPr>
-              <w:spacing w:after="0" w:before="0" w:line="288"/>
-              <w:jc w:val="left"/>
-            </w:pPr>
+            <w:proofErr w:type="spellStart"/>
             <w:r>
               <w:rPr>
                 <w:b/>
@@ -524,86 +5113,125 @@
                 <w:sz w:val="24"/>
                 <w:szCs w:val="24"/>
               </w:rPr>
-              <w:t xml:space="preserve">Nơi nhận:</w:t>
+              <w:t>Nơi</w:t>
+            </w:r>
+            <w:proofErr w:type="spellEnd"/>
+            <w:r>
+              <w:rPr>
+                <w:b/>
+                <w:bCs/>
+                <w:i/>
+                <w:iCs/>
+                <w:sz w:val="24"/>
+                <w:szCs w:val="24"/>
+              </w:rPr>
+              <w:t xml:space="preserve"> </w:t>
+            </w:r>
+            <w:proofErr w:type="spellStart"/>
+            <w:r>
+              <w:rPr>
+                <w:b/>
+                <w:bCs/>
+                <w:i/>
+                <w:iCs/>
+                <w:sz w:val="24"/>
+                <w:szCs w:val="24"/>
+              </w:rPr>
+              <w:t>nhận</w:t>
+            </w:r>
+            <w:proofErr w:type="spellEnd"/>
+            <w:r>
+              <w:rPr>
+                <w:b/>
+                <w:bCs/>
+                <w:i/>
+                <w:iCs/>
+                <w:sz w:val="24"/>
+                <w:szCs w:val="24"/>
+              </w:rPr>
+              <w:t>:</w:t>
             </w:r>
           </w:p>
           <w:p>
-            <w:pPr>
-              <w:spacing w:after="0" w:before="0" w:line="288"/>
-              <w:jc w:val="left"/>
-            </w:pPr>
             <w:r>
               <w:rPr>
                 <w:sz w:val="22"/>
                 <w:szCs w:val="22"/>
               </w:rPr>
-              <w:t xml:space="preserve">- Như trên;</w:t>
+              <w:t xml:space="preserve">- Như </w:t>
+            </w:r>
+            <w:proofErr w:type="spellStart"/>
+            <w:r>
+              <w:rPr>
+                <w:sz w:val="22"/>
+                <w:szCs w:val="22"/>
+              </w:rPr>
+              <w:t>trên</w:t>
+            </w:r>
+            <w:proofErr w:type="spellEnd"/>
+            <w:r>
+              <w:rPr>
+                <w:sz w:val="22"/>
+                <w:szCs w:val="22"/>
+              </w:rPr>
+              <w:t>;</w:t>
             </w:r>
           </w:p>
           <w:p>
-            <w:pPr>
-              <w:spacing w:after="0" w:before="0" w:line="288"/>
-              <w:jc w:val="left"/>
-            </w:pPr>
             <w:r>
               <w:rPr>
                 <w:sz w:val="22"/>
                 <w:szCs w:val="22"/>
               </w:rPr>
-              <w:t xml:space="preserve">- Lưu: VT.</w:t>
+              <w:t>- Lưu: VT.</w:t>
             </w:r>
           </w:p>
         </w:tc>
         <w:tc>
           <w:tcPr>
-            <w:tcW w:type="dxa" w:w="5055"/>
+            <w:tcW w:w="5055" w:type="dxa"/>
             <w:tcBorders>
-              <w:top w:val="none" w:color="FFFFFF" w:sz="0"/>
-              <w:left w:val="none" w:color="FFFFFF" w:sz="0"/>
-              <w:bottom w:val="none" w:color="FFFFFF" w:sz="0"/>
-              <w:right w:val="none" w:color="FFFFFF" w:sz="0"/>
+              <w:top w:val="none" w:sz="0" w:space="0" w:color="FFFFFF"/>
+              <w:left w:val="none" w:sz="0" w:space="0" w:color="FFFFFF"/>
+              <w:bottom w:val="none" w:sz="0" w:space="0" w:color="FFFFFF"/>
+              <w:right w:val="none" w:sz="0" w:space="0" w:color="FFFFFF"/>
             </w:tcBorders>
             <w:tcMar>
-              <w:top w:type="dxa" w:w="60"/>
-              <w:left w:type="dxa" w:w="100"/>
-              <w:bottom w:type="dxa" w:w="60"/>
-              <w:right w:type="dxa" w:w="100"/>
+              <w:top w:w="60" w:type="dxa"/>
+              <w:left w:w="100" w:type="dxa"/>
+              <w:bottom w:w="60" w:type="dxa"/>
+              <w:right w:w="100" w:type="dxa"/>
             </w:tcMar>
-            <w:vAlign w:val="top"/>
           </w:tcPr>
           <w:p>
             <w:pPr>
-              <w:spacing w:after="0" w:before="0" w:line="276"/>
+              <w:spacing w:line="276" w:lineRule="auto"/>
               <w:jc w:val="center"/>
             </w:pPr>
             <w:r>
               <w:rPr>
                 <w:b/>
                 <w:bCs/>
-                <w:sz w:val="26"/>
-                <w:szCs w:val="26"/>
-              </w:rPr>
-              <w:t xml:space="preserve">CÔNG TY TNHH BVOT GROUP</w:t>
+              </w:rPr>
+              <w:t>CÔNG TY TNHH BVOT GROUP</w:t>
             </w:r>
           </w:p>
           <w:p>
             <w:pPr>
-              <w:spacing w:after="0" w:before="0" w:line="276"/>
+              <w:spacing w:line="276" w:lineRule="auto"/>
               <w:jc w:val="center"/>
             </w:pPr>
             <w:r>
               <w:rPr>
                 <w:b/>
                 <w:bCs/>
-                <w:sz w:val="26"/>
-                <w:szCs w:val="26"/>
-              </w:rPr>
-              <w:t xml:space="preserve">GIÁM ĐỐC</w:t>
+              </w:rPr>
+              <w:t>GIÁM ĐỐC</w:t>
             </w:r>
           </w:p>
           <w:p>
             <w:pPr>
-              <w:spacing w:after="0" w:before="0" w:line="276"/>
+              <w:spacing w:line="276" w:lineRule="auto"/>
               <w:jc w:val="center"/>
             </w:pPr>
             <w:r>
@@ -613,12 +5241,172 @@
                 <w:sz w:val="24"/>
                 <w:szCs w:val="24"/>
               </w:rPr>
-              <w:t xml:space="preserve">(Ký, ghi rõ họ tên và đóng dấu)</w:t>
+              <w:t>(</w:t>
+            </w:r>
+            <w:proofErr w:type="spellStart"/>
+            <w:r>
+              <w:rPr>
+                <w:i/>
+                <w:iCs/>
+                <w:sz w:val="24"/>
+                <w:szCs w:val="24"/>
+              </w:rPr>
+              <w:t>Ký</w:t>
+            </w:r>
+            <w:proofErr w:type="spellEnd"/>
+            <w:r>
+              <w:rPr>
+                <w:i/>
+                <w:iCs/>
+                <w:sz w:val="24"/>
+                <w:szCs w:val="24"/>
+              </w:rPr>
+              <w:t xml:space="preserve">, </w:t>
+            </w:r>
+            <w:proofErr w:type="spellStart"/>
+            <w:r>
+              <w:rPr>
+                <w:i/>
+                <w:iCs/>
+                <w:sz w:val="24"/>
+                <w:szCs w:val="24"/>
+              </w:rPr>
+              <w:t>ghi</w:t>
+            </w:r>
+            <w:proofErr w:type="spellEnd"/>
+            <w:r>
+              <w:rPr>
+                <w:i/>
+                <w:iCs/>
+                <w:sz w:val="24"/>
+                <w:szCs w:val="24"/>
+              </w:rPr>
+              <w:t xml:space="preserve"> </w:t>
+            </w:r>
+            <w:proofErr w:type="spellStart"/>
+            <w:r>
+              <w:rPr>
+                <w:i/>
+                <w:iCs/>
+                <w:sz w:val="24"/>
+                <w:szCs w:val="24"/>
+              </w:rPr>
+              <w:t>rõ</w:t>
+            </w:r>
+            <w:proofErr w:type="spellEnd"/>
+            <w:r>
+              <w:rPr>
+                <w:i/>
+                <w:iCs/>
+                <w:sz w:val="24"/>
+                <w:szCs w:val="24"/>
+              </w:rPr>
+              <w:t xml:space="preserve"> </w:t>
+            </w:r>
+            <w:proofErr w:type="spellStart"/>
+            <w:r>
+              <w:rPr>
+                <w:i/>
+                <w:iCs/>
+                <w:sz w:val="24"/>
+                <w:szCs w:val="24"/>
+              </w:rPr>
+              <w:t>họ</w:t>
+            </w:r>
+            <w:proofErr w:type="spellEnd"/>
+            <w:r>
+              <w:rPr>
+                <w:i/>
+                <w:iCs/>
+                <w:sz w:val="24"/>
+                <w:szCs w:val="24"/>
+              </w:rPr>
+              <w:t xml:space="preserve"> </w:t>
+            </w:r>
+            <w:proofErr w:type="spellStart"/>
+            <w:r>
+              <w:rPr>
+                <w:i/>
+                <w:iCs/>
+                <w:sz w:val="24"/>
+                <w:szCs w:val="24"/>
+              </w:rPr>
+              <w:t>tên</w:t>
+            </w:r>
+            <w:proofErr w:type="spellEnd"/>
+            <w:r>
+              <w:rPr>
+                <w:i/>
+                <w:iCs/>
+                <w:sz w:val="24"/>
+                <w:szCs w:val="24"/>
+              </w:rPr>
+              <w:t xml:space="preserve"> </w:t>
+            </w:r>
+            <w:proofErr w:type="spellStart"/>
+            <w:r>
+              <w:rPr>
+                <w:i/>
+                <w:iCs/>
+                <w:sz w:val="24"/>
+                <w:szCs w:val="24"/>
+              </w:rPr>
+              <w:t>và</w:t>
+            </w:r>
+            <w:proofErr w:type="spellEnd"/>
+            <w:r>
+              <w:rPr>
+                <w:i/>
+                <w:iCs/>
+                <w:sz w:val="24"/>
+                <w:szCs w:val="24"/>
+              </w:rPr>
+              <w:t xml:space="preserve"> </w:t>
+            </w:r>
+            <w:proofErr w:type="spellStart"/>
+            <w:r>
+              <w:rPr>
+                <w:i/>
+                <w:iCs/>
+                <w:sz w:val="24"/>
+                <w:szCs w:val="24"/>
+              </w:rPr>
+              <w:t>đóng</w:t>
+            </w:r>
+            <w:proofErr w:type="spellEnd"/>
+            <w:r>
+              <w:rPr>
+                <w:i/>
+                <w:iCs/>
+                <w:sz w:val="24"/>
+                <w:szCs w:val="24"/>
+              </w:rPr>
+              <w:t xml:space="preserve"> </w:t>
+            </w:r>
+            <w:proofErr w:type="spellStart"/>
+            <w:r>
+              <w:rPr>
+                <w:i/>
+                <w:iCs/>
+                <w:sz w:val="24"/>
+                <w:szCs w:val="24"/>
+              </w:rPr>
+              <w:t>dấu</w:t>
+            </w:r>
+            <w:proofErr w:type="spellEnd"/>
+            <w:r>
+              <w:rPr>
+                <w:i/>
+                <w:iCs/>
+                <w:sz w:val="24"/>
+                <w:szCs w:val="24"/>
+              </w:rPr>
+              <w:t>)</w:t>
             </w:r>
           </w:p>
           <w:p>
             <w:pPr>
-              <w:spacing w:after="0" w:before="0" w:line="276"/>
+              <w:spacing w:line="276" w:lineRule="auto"/>
               <w:jc w:val="center"/>
             </w:pPr>
             <w:r>
@@ -627,7 +5415,7 @@
           </w:p>
           <w:p>
             <w:pPr>
-              <w:spacing w:after="0" w:before="0" w:line="276"/>
+              <w:spacing w:line="276" w:lineRule="auto"/>
               <w:jc w:val="center"/>
             </w:pPr>
             <w:r>
@@ -636,7 +5424,7 @@
           </w:p>
           <w:p>
             <w:pPr>
-              <w:spacing w:after="0" w:before="0" w:line="276"/>
+              <w:spacing w:line="276" w:lineRule="auto"/>
               <w:jc w:val="center"/>
             </w:pPr>
             <w:r>
@@ -645,36 +5433,55 @@
           </w:p>
           <w:p>
             <w:pPr>
-              <w:spacing w:after="0" w:before="0" w:line="276"/>
+              <w:spacing w:line="276" w:lineRule="auto"/>
               <w:jc w:val="center"/>
             </w:pPr>
-            <w:r>
-              <w:t xml:space="preserve"> </w:t>
-            </w:r>
           </w:p>
           <w:p>
             <w:pPr>
-              <w:spacing w:after="0" w:before="0" w:line="276"/>
+              <w:spacing w:line="276" w:lineRule="auto"/>
               <w:jc w:val="center"/>
             </w:pPr>
             <w:r>
+              <w:t xml:space="preserve"> </w:t>
+            </w:r>
+          </w:p>
+          <w:p>
+            <w:pPr>
+              <w:spacing w:line="276" w:lineRule="auto"/>
+              <w:jc w:val="center"/>
+            </w:pPr>
+            <w:proofErr w:type="spellStart"/>
+            <w:r>
               <w:rPr>
                 <w:b/>
                 <w:bCs/>
-                <w:sz w:val="26"/>
-                <w:szCs w:val="26"/>
-              </w:rPr>
-              <w:t xml:space="preserve">Trần Hồng Ninh</w:t>
+              </w:rPr>
+              <w:t>Trần</w:t>
+            </w:r>
+            <w:proofErr w:type="spellEnd"/>
+            <w:r>
+              <w:rPr>
+                <w:b/>
+                <w:bCs/>
+              </w:rPr>
+              <w:t xml:space="preserve"> Hồng Ninh</w:t>
             </w:r>
           </w:p>
         </w:tc>
       </w:tr>
     </w:tbl>
+    <w:p/>
     <w:sectPr>
-      <w:footerReference w:type="default" r:id="rId6"/>
-      <w:pgSz w:w="11906" w:h="16838" w:orient="portrait"/>
+      <w:headerReference w:type="even" r:id="rId7"/>
+      <w:headerReference w:type="default" r:id="rId8"/>
+      <w:footerReference w:type="even" r:id="rId9"/>
+      <w:footerReference w:type="default" r:id="rId10"/>
+      <w:headerReference w:type="first" r:id="rId11"/>
+      <w:footerReference w:type="first" r:id="rId12"/>
+      <w:pgSz w:w="11906" w:h="16838"/>
       <w:pgMar w:top="1134" w:right="850" w:bottom="1134" w:left="1701" w:header="708" w:footer="708" w:gutter="0"/>
-      <w:pgNumType/>
+      <w:cols w:space="720"/>
       <w:docGrid w:linePitch="360"/>
     </w:sectPr>
   </w:body>
@@ -682,18 +5489,12 @@
 </file>
 
 <file path=word/endnotes.xml><?xml version="1.0" encoding="utf-8"?>
-<w:endnotes xmlns:wpc="http://schemas.microsoft.com/office/word/2010/wordprocessingCanvas" xmlns:mc="http://schemas.openxmlformats.org/markup-compatibility/2006" xmlns:o="urn:schemas-microsoft-com:office:office" xmlns:r="http://schemas.openxmlformats.org/officeDocument/2006/relationships" xmlns:m="http://schemas.openxmlformats.org/officeDocument/2006/math" xmlns:v="urn:schemas-microsoft-com:vml" xmlns:wp14="http://schemas.microsoft.com/office/word/2010/wordprocessingDrawing" xmlns:wp="http://schemas.openxmlformats.org/drawingml/2006/wordprocessingDrawing" xmlns:w10="urn:schemas-microsoft-com:office:word" xmlns:w="http://schemas.openxmlformats.org/wordprocessingml/2006/main" xmlns:w14="http://schemas.microsoft.com/office/word/2010/wordml" xmlns:w15="http://schemas.microsoft.com/office/word/2012/wordml" xmlns:wpg="http://schemas.microsoft.com/office/word/2010/wordprocessingGroup" xmlns:wpi="http://schemas.microsoft.com/office/word/2010/wordprocessingInk" xmlns:wne="http://schemas.microsoft.com/office/word/2006/wordml" xmlns:wps="http://schemas.microsoft.com/office/word/2010/wordprocessingShape" mc:Ignorable="w14 w15 wp14">
+<w:endnotes xmlns:wpc="http://schemas.microsoft.com/office/word/2010/wordprocessingCanvas" xmlns:cx="http://schemas.microsoft.com/office/drawing/2014/chartex" xmlns:cx1="http://schemas.microsoft.com/office/drawing/2015/9/8/chartex" xmlns:cx2="http://schemas.microsoft.com/office/drawing/2015/10/21/chartex" xmlns:cx3="http://schemas.microsoft.com/office/drawing/2016/5/9/chartex" xmlns:cx4="http://schemas.microsoft.com/office/drawing/2016/5/10/chartex" xmlns:cx5="http://schemas.microsoft.com/office/drawing/2016/5/11/chartex" xmlns:cx6="http://schemas.microsoft.com/office/drawing/2016/5/12/chartex" xmlns:cx7="http://schemas.microsoft.com/office/drawing/2016/5/13/chartex" xmlns:cx8="http://schemas.microsoft.com/office/drawing/2016/5/14/chartex" xmlns:mc="http://schemas.openxmlformats.org/markup-compatibility/2006" xmlns:aink="http://schemas.microsoft.com/office/drawing/2016/ink" xmlns:am3d="http://schemas.microsoft.com/office/drawing/2017/model3d" xmlns:o="urn:schemas-microsoft-com:office:office" xmlns:oel="http://schemas.microsoft.com/office/2019/extlst" xmlns:r="http://schemas.openxmlformats.org/officeDocument/2006/relationships" xmlns:m="http://schemas.openxmlformats.org/officeDocument/2006/math" xmlns:v="urn:schemas-microsoft-com:vml" xmlns:wp14="http://schemas.microsoft.com/office/word/2010/wordprocessingDrawing" xmlns:wp="http://schemas.openxmlformats.org/drawingml/2006/wordprocessingDrawing" xmlns:w10="urn:schemas-microsoft-com:office:word" xmlns:w="http://schemas.openxmlformats.org/wordprocessingml/2006/main" xmlns:w14="http://schemas.microsoft.com/office/word/2010/wordml" xmlns:w15="http://schemas.microsoft.com/office/word/2012/wordml" xmlns:w16cex="http://schemas.microsoft.com/office/word/2018/wordml/cex" xmlns:w16cid="http://schemas.microsoft.com/office/word/2016/wordml/cid" xmlns:w16="http://schemas.microsoft.com/office/word/2018/wordml" xmlns:w16du="http://schemas.microsoft.com/office/word/2023/wordml/word16du" xmlns:w16sdtdh="http://schemas.microsoft.com/office/word/2020/wordml/sdtdatahash" xmlns:w16sdtfl="http://schemas.microsoft.com/office/word/2024/wordml/sdtformatlock" xmlns:w16se="http://schemas.microsoft.com/office/word/2015/wordml/symex" xmlns:wpg="http://schemas.microsoft.com/office/word/2010/wordprocessingGroup" xmlns:wpi="http://schemas.microsoft.com/office/word/2010/wordprocessingInk" xmlns:wne="http://schemas.microsoft.com/office/word/2006/wordml" xmlns:wps="http://schemas.microsoft.com/office/word/2010/wordprocessingShape" mc:Ignorable="w14 w15 w16se w16cid w16 w16cex w16sdtdh w16sdtfl w16du wp14">
   <w:endnote w:type="separator" w:id="-1">
     <w:p>
       <w:pPr>
-        <w:spacing w:after="0" w:line="240" w:lineRule="auto"/>
+        <w:spacing w:line="240" w:lineRule="auto"/>
       </w:pPr>
-      <w:r>
-        <w:rPr>
-          <w:rStyle w:val="EndnoteReference"/>
-        </w:rPr>
-        <w:endnoteRef/>
-      </w:r>
       <w:r>
         <w:separator/>
       </w:r>
@@ -702,14 +5503,8 @@
   <w:endnote w:type="continuationSeparator" w:id="0">
     <w:p>
       <w:pPr>
-        <w:spacing w:after="0" w:line="240" w:lineRule="auto"/>
+        <w:spacing w:line="240" w:lineRule="auto"/>
       </w:pPr>
-      <w:r>
-        <w:rPr>
-          <w:rStyle w:val="EndnoteReference"/>
-        </w:rPr>
-        <w:endnoteRef/>
-      </w:r>
       <w:r>
         <w:continuationSeparator/>
       </w:r>
@@ -719,7 +5514,17 @@
 </file>
 
 <file path=word/footer1.xml><?xml version="1.0" encoding="utf-8"?>
-<w:ftr xmlns:wpc="http://schemas.microsoft.com/office/word/2010/wordprocessingCanvas" xmlns:mc="http://schemas.openxmlformats.org/markup-compatibility/2006" xmlns:o="urn:schemas-microsoft-com:office:office" xmlns:r="http://schemas.openxmlformats.org/officeDocument/2006/relationships" xmlns:m="http://schemas.openxmlformats.org/officeDocument/2006/math" xmlns:v="urn:schemas-microsoft-com:vml" xmlns:wp14="http://schemas.microsoft.com/office/word/2010/wordprocessingDrawing" xmlns:wp="http://schemas.openxmlformats.org/drawingml/2006/wordprocessingDrawing" xmlns:w10="urn:schemas-microsoft-com:office:word" xmlns:w="http://schemas.openxmlformats.org/wordprocessingml/2006/main" xmlns:w14="http://schemas.microsoft.com/office/word/2010/wordml" xmlns:w15="http://schemas.microsoft.com/office/word/2012/wordml" xmlns:wpg="http://schemas.microsoft.com/office/word/2010/wordprocessingGroup" xmlns:wpi="http://schemas.microsoft.com/office/word/2010/wordprocessingInk" xmlns:wne="http://schemas.microsoft.com/office/word/2006/wordml" xmlns:wps="http://schemas.microsoft.com/office/word/2010/wordprocessingShape">
+<w:ftr xmlns:wpc="http://schemas.microsoft.com/office/word/2010/wordprocessingCanvas" xmlns:cx="http://schemas.microsoft.com/office/drawing/2014/chartex" xmlns:cx1="http://schemas.microsoft.com/office/drawing/2015/9/8/chartex" xmlns:cx2="http://schemas.microsoft.com/office/drawing/2015/10/21/chartex" xmlns:cx3="http://schemas.microsoft.com/office/drawing/2016/5/9/chartex" xmlns:cx4="http://schemas.microsoft.com/office/drawing/2016/5/10/chartex" xmlns:cx5="http://schemas.microsoft.com/office/drawing/2016/5/11/chartex" xmlns:cx6="http://schemas.microsoft.com/office/drawing/2016/5/12/chartex" xmlns:cx7="http://schemas.microsoft.com/office/drawing/2016/5/13/chartex" xmlns:cx8="http://schemas.microsoft.com/office/drawing/2016/5/14/chartex" xmlns:mc="http://schemas.openxmlformats.org/markup-compatibility/2006" xmlns:aink="http://schemas.microsoft.com/office/drawing/2016/ink" xmlns:am3d="http://schemas.microsoft.com/office/drawing/2017/model3d" xmlns:o="urn:schemas-microsoft-com:office:office" xmlns:oel="http://schemas.microsoft.com/office/2019/extlst" xmlns:r="http://schemas.openxmlformats.org/officeDocument/2006/relationships" xmlns:m="http://schemas.openxmlformats.org/officeDocument/2006/math" xmlns:v="urn:schemas-microsoft-com:vml" xmlns:wp14="http://schemas.microsoft.com/office/word/2010/wordprocessingDrawing" xmlns:wp="http://schemas.openxmlformats.org/drawingml/2006/wordprocessingDrawing" xmlns:w10="urn:schemas-microsoft-com:office:word" xmlns:w="http://schemas.openxmlformats.org/wordprocessingml/2006/main" xmlns:w14="http://schemas.microsoft.com/office/word/2010/wordml" xmlns:w15="http://schemas.microsoft.com/office/word/2012/wordml" xmlns:w16cex="http://schemas.microsoft.com/office/word/2018/wordml/cex" xmlns:w16cid="http://schemas.microsoft.com/office/word/2016/wordml/cid" xmlns:w16="http://schemas.microsoft.com/office/word/2018/wordml" xmlns:w16du="http://schemas.microsoft.com/office/word/2023/wordml/word16du" xmlns:w16sdtdh="http://schemas.microsoft.com/office/word/2020/wordml/sdtdatahash" xmlns:w16sdtfl="http://schemas.microsoft.com/office/word/2024/wordml/sdtformatlock" xmlns:w16se="http://schemas.microsoft.com/office/word/2015/wordml/symex" xmlns:wpg="http://schemas.microsoft.com/office/word/2010/wordprocessingGroup" xmlns:wpi="http://schemas.microsoft.com/office/word/2010/wordprocessingInk" xmlns:wne="http://schemas.microsoft.com/office/word/2006/wordml" xmlns:wps="http://schemas.microsoft.com/office/word/2010/wordprocessingShape" mc:Ignorable="w14 w15 w16se w16cid w16 w16cex w16sdtdh w16sdtfl w16du wp14">
+  <w:p>
+    <w:pPr>
+      <w:pStyle w:val="Footer"/>
+    </w:pPr>
+  </w:p>
+</w:ftr>
+</file>
+
+<file path=word/footer2.xml><?xml version="1.0" encoding="utf-8"?>
+<w:ftr xmlns:wpc="http://schemas.microsoft.com/office/word/2010/wordprocessingCanvas" xmlns:cx="http://schemas.microsoft.com/office/drawing/2014/chartex" xmlns:cx1="http://schemas.microsoft.com/office/drawing/2015/9/8/chartex" xmlns:cx2="http://schemas.microsoft.com/office/drawing/2015/10/21/chartex" xmlns:cx3="http://schemas.microsoft.com/office/drawing/2016/5/9/chartex" xmlns:cx4="http://schemas.microsoft.com/office/drawing/2016/5/10/chartex" xmlns:cx5="http://schemas.microsoft.com/office/drawing/2016/5/11/chartex" xmlns:cx6="http://schemas.microsoft.com/office/drawing/2016/5/12/chartex" xmlns:cx7="http://schemas.microsoft.com/office/drawing/2016/5/13/chartex" xmlns:cx8="http://schemas.microsoft.com/office/drawing/2016/5/14/chartex" xmlns:mc="http://schemas.openxmlformats.org/markup-compatibility/2006" xmlns:aink="http://schemas.microsoft.com/office/drawing/2016/ink" xmlns:am3d="http://schemas.microsoft.com/office/drawing/2017/model3d" xmlns:o="urn:schemas-microsoft-com:office:office" xmlns:oel="http://schemas.microsoft.com/office/2019/extlst" xmlns:r="http://schemas.openxmlformats.org/officeDocument/2006/relationships" xmlns:m="http://schemas.openxmlformats.org/officeDocument/2006/math" xmlns:v="urn:schemas-microsoft-com:vml" xmlns:wp14="http://schemas.microsoft.com/office/word/2010/wordprocessingDrawing" xmlns:wp="http://schemas.openxmlformats.org/drawingml/2006/wordprocessingDrawing" xmlns:w10="urn:schemas-microsoft-com:office:word" xmlns:w="http://schemas.openxmlformats.org/wordprocessingml/2006/main" xmlns:w14="http://schemas.microsoft.com/office/word/2010/wordml" xmlns:w15="http://schemas.microsoft.com/office/word/2012/wordml" xmlns:w16cex="http://schemas.microsoft.com/office/word/2018/wordml/cex" xmlns:w16cid="http://schemas.microsoft.com/office/word/2016/wordml/cid" xmlns:w16="http://schemas.microsoft.com/office/word/2018/wordml" xmlns:w16du="http://schemas.microsoft.com/office/word/2023/wordml/word16du" xmlns:w16sdtdh="http://schemas.microsoft.com/office/word/2020/wordml/sdtdatahash" xmlns:w16sdtfl="http://schemas.microsoft.com/office/word/2024/wordml/sdtformatlock" xmlns:w16se="http://schemas.microsoft.com/office/word/2015/wordml/symex" xmlns:wpg="http://schemas.microsoft.com/office/word/2010/wordprocessingGroup" xmlns:wpi="http://schemas.microsoft.com/office/word/2010/wordprocessingInk" xmlns:wne="http://schemas.microsoft.com/office/word/2006/wordml" xmlns:wps="http://schemas.microsoft.com/office/word/2010/wordprocessingShape" mc:Ignorable="w14 w15 w16se w16cid w16 w16cex w16sdtdh w16sdtfl w16du wp14">
   <w:p>
     <w:pPr>
       <w:jc w:val="center"/>
@@ -730,27 +5535,57 @@
         <w:szCs w:val="22"/>
       </w:rPr>
       <w:fldChar w:fldCharType="begin"/>
-      <w:instrText xml:space="preserve">PAGE</w:instrText>
+    </w:r>
+    <w:r>
+      <w:rPr>
+        <w:sz w:val="22"/>
+        <w:szCs w:val="22"/>
+      </w:rPr>
+      <w:instrText>PAGE</w:instrText>
+    </w:r>
+    <w:r>
+      <w:rPr>
+        <w:sz w:val="22"/>
+        <w:szCs w:val="22"/>
+      </w:rPr>
       <w:fldChar w:fldCharType="separate"/>
+    </w:r>
+    <w:r>
+      <w:rPr>
+        <w:noProof/>
+        <w:sz w:val="22"/>
+        <w:szCs w:val="22"/>
+      </w:rPr>
+      <w:t>1</w:t>
+    </w:r>
+    <w:r>
+      <w:rPr>
+        <w:sz w:val="22"/>
+        <w:szCs w:val="22"/>
+      </w:rPr>
       <w:fldChar w:fldCharType="end"/>
     </w:r>
   </w:p>
 </w:ftr>
 </file>
 
+<file path=word/footer3.xml><?xml version="1.0" encoding="utf-8"?>
+<w:ftr xmlns:wpc="http://schemas.microsoft.com/office/word/2010/wordprocessingCanvas" xmlns:cx="http://schemas.microsoft.com/office/drawing/2014/chartex" xmlns:cx1="http://schemas.microsoft.com/office/drawing/2015/9/8/chartex" xmlns:cx2="http://schemas.microsoft.com/office/drawing/2015/10/21/chartex" xmlns:cx3="http://schemas.microsoft.com/office/drawing/2016/5/9/chartex" xmlns:cx4="http://schemas.microsoft.com/office/drawing/2016/5/10/chartex" xmlns:cx5="http://schemas.microsoft.com/office/drawing/2016/5/11/chartex" xmlns:cx6="http://schemas.microsoft.com/office/drawing/2016/5/12/chartex" xmlns:cx7="http://schemas.microsoft.com/office/drawing/2016/5/13/chartex" xmlns:cx8="http://schemas.microsoft.com/office/drawing/2016/5/14/chartex" xmlns:mc="http://schemas.openxmlformats.org/markup-compatibility/2006" xmlns:aink="http://schemas.microsoft.com/office/drawing/2016/ink" xmlns:am3d="http://schemas.microsoft.com/office/drawing/2017/model3d" xmlns:o="urn:schemas-microsoft-com:office:office" xmlns:oel="http://schemas.microsoft.com/office/2019/extlst" xmlns:r="http://schemas.openxmlformats.org/officeDocument/2006/relationships" xmlns:m="http://schemas.openxmlformats.org/officeDocument/2006/math" xmlns:v="urn:schemas-microsoft-com:vml" xmlns:wp14="http://schemas.microsoft.com/office/word/2010/wordprocessingDrawing" xmlns:wp="http://schemas.openxmlformats.org/drawingml/2006/wordprocessingDrawing" xmlns:w10="urn:schemas-microsoft-com:office:word" xmlns:w="http://schemas.openxmlformats.org/wordprocessingml/2006/main" xmlns:w14="http://schemas.microsoft.com/office/word/2010/wordml" xmlns:w15="http://schemas.microsoft.com/office/word/2012/wordml" xmlns:w16cex="http://schemas.microsoft.com/office/word/2018/wordml/cex" xmlns:w16cid="http://schemas.microsoft.com/office/word/2016/wordml/cid" xmlns:w16="http://schemas.microsoft.com/office/word/2018/wordml" xmlns:w16du="http://schemas.microsoft.com/office/word/2023/wordml/word16du" xmlns:w16sdtdh="http://schemas.microsoft.com/office/word/2020/wordml/sdtdatahash" xmlns:w16sdtfl="http://schemas.microsoft.com/office/word/2024/wordml/sdtformatlock" xmlns:w16se="http://schemas.microsoft.com/office/word/2015/wordml/symex" xmlns:wpg="http://schemas.microsoft.com/office/word/2010/wordprocessingGroup" xmlns:wpi="http://schemas.microsoft.com/office/word/2010/wordprocessingInk" xmlns:wne="http://schemas.microsoft.com/office/word/2006/wordml" xmlns:wps="http://schemas.microsoft.com/office/word/2010/wordprocessingShape" mc:Ignorable="w14 w15 w16se w16cid w16 w16cex w16sdtdh w16sdtfl w16du wp14">
+  <w:p>
+    <w:pPr>
+      <w:pStyle w:val="Footer"/>
+    </w:pPr>
+  </w:p>
+</w:ftr>
+</file>
+
 <file path=word/footnotes.xml><?xml version="1.0" encoding="utf-8"?>
-<w:footnotes xmlns:wpc="http://schemas.microsoft.com/office/word/2010/wordprocessingCanvas" xmlns:mc="http://schemas.openxmlformats.org/markup-compatibility/2006" xmlns:o="urn:schemas-microsoft-com:office:office" xmlns:r="http://schemas.openxmlformats.org/officeDocument/2006/relationships" xmlns:m="http://schemas.openxmlformats.org/officeDocument/2006/math" xmlns:v="urn:schemas-microsoft-com:vml" xmlns:wp14="http://schemas.microsoft.com/office/word/2010/wordprocessingDrawing" xmlns:wp="http://schemas.openxmlformats.org/drawingml/2006/wordprocessingDrawing" xmlns:w10="urn:schemas-microsoft-com:office:word" xmlns:w="http://schemas.openxmlformats.org/wordprocessingml/2006/main" xmlns:w14="http://schemas.microsoft.com/office/word/2010/wordml" xmlns:w15="http://schemas.microsoft.com/office/word/2012/wordml" xmlns:wpg="http://schemas.microsoft.com/office/word/2010/wordprocessingGroup" xmlns:wpi="http://schemas.microsoft.com/office/word/2010/wordprocessingInk" xmlns:wne="http://schemas.microsoft.com/office/word/2006/wordml" xmlns:wps="http://schemas.microsoft.com/office/word/2010/wordprocessingShape" mc:Ignorable="w14 w15 wp14">
+<w:footnotes xmlns:wpc="http://schemas.microsoft.com/office/word/2010/wordprocessingCanvas" xmlns:cx="http://schemas.microsoft.com/office/drawing/2014/chartex" xmlns:cx1="http://schemas.microsoft.com/office/drawing/2015/9/8/chartex" xmlns:cx2="http://schemas.microsoft.com/office/drawing/2015/10/21/chartex" xmlns:cx3="http://schemas.microsoft.com/office/drawing/2016/5/9/chartex" xmlns:cx4="http://schemas.microsoft.com/office/drawing/2016/5/10/chartex" xmlns:cx5="http://schemas.microsoft.com/office/drawing/2016/5/11/chartex" xmlns:cx6="http://schemas.microsoft.com/office/drawing/2016/5/12/chartex" xmlns:cx7="http://schemas.microsoft.com/office/drawing/2016/5/13/chartex" xmlns:cx8="http://schemas.microsoft.com/office/drawing/2016/5/14/chartex" xmlns:mc="http://schemas.openxmlformats.org/markup-compatibility/2006" xmlns:aink="http://schemas.microsoft.com/office/drawing/2016/ink" xmlns:am3d="http://schemas.microsoft.com/office/drawing/2017/model3d" xmlns:o="urn:schemas-microsoft-com:office:office" xmlns:oel="http://schemas.microsoft.com/office/2019/extlst" xmlns:r="http://schemas.openxmlformats.org/officeDocument/2006/relationships" xmlns:m="http://schemas.openxmlformats.org/officeDocument/2006/math" xmlns:v="urn:schemas-microsoft-com:vml" xmlns:wp14="http://schemas.microsoft.com/office/word/2010/wordprocessingDrawing" xmlns:wp="http://schemas.openxmlformats.org/drawingml/2006/wordprocessingDrawing" xmlns:w10="urn:schemas-microsoft-com:office:word" xmlns:w="http://schemas.openxmlformats.org/wordprocessingml/2006/main" xmlns:w14="http://schemas.microsoft.com/office/word/2010/wordml" xmlns:w15="http://schemas.microsoft.com/office/word/2012/wordml" xmlns:w16cex="http://schemas.microsoft.com/office/word/2018/wordml/cex" xmlns:w16cid="http://schemas.microsoft.com/office/word/2016/wordml/cid" xmlns:w16="http://schemas.microsoft.com/office/word/2018/wordml" xmlns:w16du="http://schemas.microsoft.com/office/word/2023/wordml/word16du" xmlns:w16sdtdh="http://schemas.microsoft.com/office/word/2020/wordml/sdtdatahash" xmlns:w16sdtfl="http://schemas.microsoft.com/office/word/2024/wordml/sdtformatlock" xmlns:w16se="http://schemas.microsoft.com/office/word/2015/wordml/symex" xmlns:wpg="http://schemas.microsoft.com/office/word/2010/wordprocessingGroup" xmlns:wpi="http://schemas.microsoft.com/office/word/2010/wordprocessingInk" xmlns:wne="http://schemas.microsoft.com/office/word/2006/wordml" xmlns:wps="http://schemas.microsoft.com/office/word/2010/wordprocessingShape" mc:Ignorable="w14 w15 w16se w16cid w16 w16cex w16sdtdh w16sdtfl w16du wp14">
   <w:footnote w:type="separator" w:id="-1">
     <w:p>
       <w:pPr>
-        <w:spacing w:after="0" w:line="240" w:lineRule="auto"/>
+        <w:spacing w:line="240" w:lineRule="auto"/>
       </w:pPr>
-      <w:r>
-        <w:rPr>
-          <w:rStyle w:val="FootnoteReference"/>
-        </w:rPr>
-        <w:footnoteRef/>
-      </w:r>
       <w:r>
         <w:separator/>
       </w:r>
@@ -759,14 +5594,8 @@
   <w:footnote w:type="continuationSeparator" w:id="0">
     <w:p>
       <w:pPr>
-        <w:spacing w:after="0" w:line="240" w:lineRule="auto"/>
+        <w:spacing w:line="240" w:lineRule="auto"/>
       </w:pPr>
-      <w:r>
-        <w:rPr>
-          <w:rStyle w:val="FootnoteReference"/>
-        </w:rPr>
-        <w:footnoteRef/>
-      </w:r>
       <w:r>
         <w:continuationSeparator/>
       </w:r>
@@ -775,11 +5604,97 @@
 </w:footnotes>
 </file>
 
+<file path=word/header1.xml><?xml version="1.0" encoding="utf-8"?>
+<w:hdr xmlns:wpc="http://schemas.microsoft.com/office/word/2010/wordprocessingCanvas" xmlns:cx="http://schemas.microsoft.com/office/drawing/2014/chartex" xmlns:cx1="http://schemas.microsoft.com/office/drawing/2015/9/8/chartex" xmlns:cx2="http://schemas.microsoft.com/office/drawing/2015/10/21/chartex" xmlns:cx3="http://schemas.microsoft.com/office/drawing/2016/5/9/chartex" xmlns:cx4="http://schemas.microsoft.com/office/drawing/2016/5/10/chartex" xmlns:cx5="http://schemas.microsoft.com/office/drawing/2016/5/11/chartex" xmlns:cx6="http://schemas.microsoft.com/office/drawing/2016/5/12/chartex" xmlns:cx7="http://schemas.microsoft.com/office/drawing/2016/5/13/chartex" xmlns:cx8="http://schemas.microsoft.com/office/drawing/2016/5/14/chartex" xmlns:mc="http://schemas.openxmlformats.org/markup-compatibility/2006" xmlns:aink="http://schemas.microsoft.com/office/drawing/2016/ink" xmlns:am3d="http://schemas.microsoft.com/office/drawing/2017/model3d" xmlns:o="urn:schemas-microsoft-com:office:office" xmlns:oel="http://schemas.microsoft.com/office/2019/extlst" xmlns:r="http://schemas.openxmlformats.org/officeDocument/2006/relationships" xmlns:m="http://schemas.openxmlformats.org/officeDocument/2006/math" xmlns:v="urn:schemas-microsoft-com:vml" xmlns:wp14="http://schemas.microsoft.com/office/word/2010/wordprocessingDrawing" xmlns:wp="http://schemas.openxmlformats.org/drawingml/2006/wordprocessingDrawing" xmlns:w10="urn:schemas-microsoft-com:office:word" xmlns:w="http://schemas.openxmlformats.org/wordprocessingml/2006/main" xmlns:w14="http://schemas.microsoft.com/office/word/2010/wordml" xmlns:w15="http://schemas.microsoft.com/office/word/2012/wordml" xmlns:w16cex="http://schemas.microsoft.com/office/word/2018/wordml/cex" xmlns:w16cid="http://schemas.microsoft.com/office/word/2016/wordml/cid" xmlns:w16="http://schemas.microsoft.com/office/word/2018/wordml" xmlns:w16du="http://schemas.microsoft.com/office/word/2023/wordml/word16du" xmlns:w16sdtdh="http://schemas.microsoft.com/office/word/2020/wordml/sdtdatahash" xmlns:w16sdtfl="http://schemas.microsoft.com/office/word/2024/wordml/sdtformatlock" xmlns:w16se="http://schemas.microsoft.com/office/word/2015/wordml/symex" xmlns:wpg="http://schemas.microsoft.com/office/word/2010/wordprocessingGroup" xmlns:wpi="http://schemas.microsoft.com/office/word/2010/wordprocessingInk" xmlns:wne="http://schemas.microsoft.com/office/word/2006/wordml" xmlns:wps="http://schemas.microsoft.com/office/word/2010/wordprocessingShape" mc:Ignorable="w14 w15 w16se w16cid w16 w16cex w16sdtdh w16sdtfl w16du wp14">
+  <w:p>
+    <w:pPr>
+      <w:pStyle w:val="Header"/>
+    </w:pPr>
+  </w:p>
+</w:hdr>
+</file>
+
+<file path=word/header2.xml><?xml version="1.0" encoding="utf-8"?>
+<w:hdr xmlns:wpc="http://schemas.microsoft.com/office/word/2010/wordprocessingCanvas" xmlns:cx="http://schemas.microsoft.com/office/drawing/2014/chartex" xmlns:cx1="http://schemas.microsoft.com/office/drawing/2015/9/8/chartex" xmlns:cx2="http://schemas.microsoft.com/office/drawing/2015/10/21/chartex" xmlns:cx3="http://schemas.microsoft.com/office/drawing/2016/5/9/chartex" xmlns:cx4="http://schemas.microsoft.com/office/drawing/2016/5/10/chartex" xmlns:cx5="http://schemas.microsoft.com/office/drawing/2016/5/11/chartex" xmlns:cx6="http://schemas.microsoft.com/office/drawing/2016/5/12/chartex" xmlns:cx7="http://schemas.microsoft.com/office/drawing/2016/5/13/chartex" xmlns:cx8="http://schemas.microsoft.com/office/drawing/2016/5/14/chartex" xmlns:mc="http://schemas.openxmlformats.org/markup-compatibility/2006" xmlns:aink="http://schemas.microsoft.com/office/drawing/2016/ink" xmlns:am3d="http://schemas.microsoft.com/office/drawing/2017/model3d" xmlns:o="urn:schemas-microsoft-com:office:office" xmlns:oel="http://schemas.microsoft.com/office/2019/extlst" xmlns:r="http://schemas.openxmlformats.org/officeDocument/2006/relationships" xmlns:m="http://schemas.openxmlformats.org/officeDocument/2006/math" xmlns:v="urn:schemas-microsoft-com:vml" xmlns:wp14="http://schemas.microsoft.com/office/word/2010/wordprocessingDrawing" xmlns:wp="http://schemas.openxmlformats.org/drawingml/2006/wordprocessingDrawing" xmlns:w10="urn:schemas-microsoft-com:office:word" xmlns:w="http://schemas.openxmlformats.org/wordprocessingml/2006/main" xmlns:w14="http://schemas.microsoft.com/office/word/2010/wordml" xmlns:w15="http://schemas.microsoft.com/office/word/2012/wordml" xmlns:w16cex="http://schemas.microsoft.com/office/word/2018/wordml/cex" xmlns:w16cid="http://schemas.microsoft.com/office/word/2016/wordml/cid" xmlns:w16="http://schemas.microsoft.com/office/word/2018/wordml" xmlns:w16du="http://schemas.microsoft.com/office/word/2023/wordml/word16du" xmlns:w16sdtdh="http://schemas.microsoft.com/office/word/2020/wordml/sdtdatahash" xmlns:w16sdtfl="http://schemas.microsoft.com/office/word/2024/wordml/sdtformatlock" xmlns:w16se="http://schemas.microsoft.com/office/word/2015/wordml/symex" xmlns:wpg="http://schemas.microsoft.com/office/word/2010/wordprocessingGroup" xmlns:wpi="http://schemas.microsoft.com/office/word/2010/wordprocessingInk" xmlns:wne="http://schemas.microsoft.com/office/word/2006/wordml" xmlns:wps="http://schemas.microsoft.com/office/word/2010/wordprocessingShape" mc:Ignorable="w14 w15 w16se w16cid w16 w16cex w16sdtdh w16sdtfl w16du wp14">
+  <w:p>
+    <w:pPr>
+      <w:pStyle w:val="Header"/>
+    </w:pPr>
+  </w:p>
+</w:hdr>
+</file>
+
+<file path=word/header3.xml><?xml version="1.0" encoding="utf-8"?>
+<w:hdr xmlns:wpc="http://schemas.microsoft.com/office/word/2010/wordprocessingCanvas" xmlns:cx="http://schemas.microsoft.com/office/drawing/2014/chartex" xmlns:cx1="http://schemas.microsoft.com/office/drawing/2015/9/8/chartex" xmlns:cx2="http://schemas.microsoft.com/office/drawing/2015/10/21/chartex" xmlns:cx3="http://schemas.microsoft.com/office/drawing/2016/5/9/chartex" xmlns:cx4="http://schemas.microsoft.com/office/drawing/2016/5/10/chartex" xmlns:cx5="http://schemas.microsoft.com/office/drawing/2016/5/11/chartex" xmlns:cx6="http://schemas.microsoft.com/office/drawing/2016/5/12/chartex" xmlns:cx7="http://schemas.microsoft.com/office/drawing/2016/5/13/chartex" xmlns:cx8="http://schemas.microsoft.com/office/drawing/2016/5/14/chartex" xmlns:mc="http://schemas.openxmlformats.org/markup-compatibility/2006" xmlns:aink="http://schemas.microsoft.com/office/drawing/2016/ink" xmlns:am3d="http://schemas.microsoft.com/office/drawing/2017/model3d" xmlns:o="urn:schemas-microsoft-com:office:office" xmlns:oel="http://schemas.microsoft.com/office/2019/extlst" xmlns:r="http://schemas.openxmlformats.org/officeDocument/2006/relationships" xmlns:m="http://schemas.openxmlformats.org/officeDocument/2006/math" xmlns:v="urn:schemas-microsoft-com:vml" xmlns:wp14="http://schemas.microsoft.com/office/word/2010/wordprocessingDrawing" xmlns:wp="http://schemas.openxmlformats.org/drawingml/2006/wordprocessingDrawing" xmlns:w10="urn:schemas-microsoft-com:office:word" xmlns:w="http://schemas.openxmlformats.org/wordprocessingml/2006/main" xmlns:w14="http://schemas.microsoft.com/office/word/2010/wordml" xmlns:w15="http://schemas.microsoft.com/office/word/2012/wordml" xmlns:w16cex="http://schemas.microsoft.com/office/word/2018/wordml/cex" xmlns:w16cid="http://schemas.microsoft.com/office/word/2016/wordml/cid" xmlns:w16="http://schemas.microsoft.com/office/word/2018/wordml" xmlns:w16du="http://schemas.microsoft.com/office/word/2023/wordml/word16du" xmlns:w16sdtdh="http://schemas.microsoft.com/office/word/2020/wordml/sdtdatahash" xmlns:w16sdtfl="http://schemas.microsoft.com/office/word/2024/wordml/sdtformatlock" xmlns:w16se="http://schemas.microsoft.com/office/word/2015/wordml/symex" xmlns:wpg="http://schemas.microsoft.com/office/word/2010/wordprocessingGroup" xmlns:wpi="http://schemas.microsoft.com/office/word/2010/wordprocessingInk" xmlns:wne="http://schemas.microsoft.com/office/word/2006/wordml" xmlns:wps="http://schemas.microsoft.com/office/word/2010/wordprocessingShape" mc:Ignorable="w14 w15 w16se w16cid w16 w16cex w16sdtdh w16sdtfl w16du wp14">
+  <w:p>
+    <w:pPr>
+      <w:pStyle w:val="Header"/>
+    </w:pPr>
+  </w:p>
+</w:hdr>
+</file>
+
 <file path=word/numbering.xml><?xml version="1.0" encoding="utf-8"?>
-<w:numbering xmlns:wpc="http://schemas.microsoft.com/office/word/2010/wordprocessingCanvas" xmlns:mc="http://schemas.openxmlformats.org/markup-compatibility/2006" xmlns:o="urn:schemas-microsoft-com:office:office" xmlns:r="http://schemas.openxmlformats.org/officeDocument/2006/relationships" xmlns:m="http://schemas.openxmlformats.org/officeDocument/2006/math" xmlns:v="urn:schemas-microsoft-com:vml" xmlns:wp14="http://schemas.microsoft.com/office/word/2010/wordprocessingDrawing" xmlns:wp="http://schemas.openxmlformats.org/drawingml/2006/wordprocessingDrawing" xmlns:w10="urn:schemas-microsoft-com:office:word" xmlns:w="http://schemas.openxmlformats.org/wordprocessingml/2006/main" xmlns:w14="http://schemas.microsoft.com/office/word/2010/wordml" xmlns:w15="http://schemas.microsoft.com/office/word/2012/wordml" xmlns:wpg="http://schemas.microsoft.com/office/word/2010/wordprocessingGroup" xmlns:wpi="http://schemas.microsoft.com/office/word/2010/wordprocessingInk" xmlns:wne="http://schemas.microsoft.com/office/word/2006/wordml" xmlns:wps="http://schemas.microsoft.com/office/word/2010/wordprocessingShape" mc:Ignorable="w14 w15 wp14">
+<w:numbering xmlns:wpc="http://schemas.microsoft.com/office/word/2010/wordprocessingCanvas" xmlns:cx="http://schemas.microsoft.com/office/drawing/2014/chartex" xmlns:cx1="http://schemas.microsoft.com/office/drawing/2015/9/8/chartex" xmlns:cx2="http://schemas.microsoft.com/office/drawing/2015/10/21/chartex" xmlns:cx3="http://schemas.microsoft.com/office/drawing/2016/5/9/chartex" xmlns:cx4="http://schemas.microsoft.com/office/drawing/2016/5/10/chartex" xmlns:cx5="http://schemas.microsoft.com/office/drawing/2016/5/11/chartex" xmlns:cx6="http://schemas.microsoft.com/office/drawing/2016/5/12/chartex" xmlns:cx7="http://schemas.microsoft.com/office/drawing/2016/5/13/chartex" xmlns:cx8="http://schemas.microsoft.com/office/drawing/2016/5/14/chartex" xmlns:mc="http://schemas.openxmlformats.org/markup-compatibility/2006" xmlns:aink="http://schemas.microsoft.com/office/drawing/2016/ink" xmlns:am3d="http://schemas.microsoft.com/office/drawing/2017/model3d" xmlns:o="urn:schemas-microsoft-com:office:office" xmlns:oel="http://schemas.microsoft.com/office/2019/extlst" xmlns:r="http://schemas.openxmlformats.org/officeDocument/2006/relationships" xmlns:m="http://schemas.openxmlformats.org/officeDocument/2006/math" xmlns:v="urn:schemas-microsoft-com:vml" xmlns:wp14="http://schemas.microsoft.com/office/word/2010/wordprocessingDrawing" xmlns:wp="http://schemas.openxmlformats.org/drawingml/2006/wordprocessingDrawing" xmlns:w10="urn:schemas-microsoft-com:office:word" xmlns:w="http://schemas.openxmlformats.org/wordprocessingml/2006/main" xmlns:w14="http://schemas.microsoft.com/office/word/2010/wordml" xmlns:w15="http://schemas.microsoft.com/office/word/2012/wordml" xmlns:w16cex="http://schemas.microsoft.com/office/word/2018/wordml/cex" xmlns:w16cid="http://schemas.microsoft.com/office/word/2016/wordml/cid" xmlns:w16="http://schemas.microsoft.com/office/word/2018/wordml" xmlns:w16du="http://schemas.microsoft.com/office/word/2023/wordml/word16du" xmlns:w16sdtdh="http://schemas.microsoft.com/office/word/2020/wordml/sdtdatahash" xmlns:w16sdtfl="http://schemas.microsoft.com/office/word/2024/wordml/sdtformatlock" xmlns:w16se="http://schemas.microsoft.com/office/word/2015/wordml/symex" xmlns:wpg="http://schemas.microsoft.com/office/word/2010/wordprocessingGroup" xmlns:wpi="http://schemas.microsoft.com/office/word/2010/wordprocessingInk" xmlns:wne="http://schemas.microsoft.com/office/word/2006/wordml" xmlns:wps="http://schemas.microsoft.com/office/word/2010/wordprocessingShape" mc:Ignorable="w14 w15 w16se w16cid w16 w16cex w16sdtdh w16sdtfl w16du wp14">
+  <w:abstractNum w:abstractNumId="0" w15:restartNumberingAfterBreak="0">
+    <w:nsid w:val="102C20F0"/>
+    <w:multiLevelType w:val="hybridMultilevel"/>
+    <w:tmpl w:val="AE601856"/>
+    <w:lvl w:ilvl="0" w:tplc="163AF5D6" w:tentative="1">
+      <w:start w:val="1"/>
+      <w:numFmt w:val="bullet"/>
+      <w:lvlText w:val="+"/>
+      <w:lvlJc w:val="left"/>
+      <w:pPr>
+        <w:ind w:left="1135" w:hanging="284"/>
+      </w:pPr>
+    </w:lvl>
+    <w:lvl w:ilvl="1" w:tplc="967EFAFC">
+      <w:numFmt w:val="decimal"/>
+      <w:lvlText w:val=""/>
+      <w:lvlJc w:val="left"/>
+    </w:lvl>
+    <w:lvl w:ilvl="2" w:tplc="2F1A7EA6">
+      <w:numFmt w:val="decimal"/>
+      <w:lvlText w:val=""/>
+      <w:lvlJc w:val="left"/>
+    </w:lvl>
+    <w:lvl w:ilvl="3" w:tplc="2A5C531C">
+      <w:numFmt w:val="decimal"/>
+      <w:lvlText w:val=""/>
+      <w:lvlJc w:val="left"/>
+    </w:lvl>
+    <w:lvl w:ilvl="4" w:tplc="D1509FA4">
+      <w:numFmt w:val="decimal"/>
+      <w:lvlText w:val=""/>
+      <w:lvlJc w:val="left"/>
+    </w:lvl>
+    <w:lvl w:ilvl="5" w:tplc="EF0095E8">
+      <w:numFmt w:val="decimal"/>
+      <w:lvlText w:val=""/>
+      <w:lvlJc w:val="left"/>
+    </w:lvl>
+    <w:lvl w:ilvl="6" w:tplc="61E86A40">
+      <w:numFmt w:val="decimal"/>
+      <w:lvlText w:val=""/>
+      <w:lvlJc w:val="left"/>
+    </w:lvl>
+    <w:lvl w:ilvl="7" w:tplc="81E4829E">
+      <w:numFmt w:val="decimal"/>
+      <w:lvlText w:val=""/>
+      <w:lvlJc w:val="left"/>
+    </w:lvl>
+    <w:lvl w:ilvl="8" w:tplc="72301532">
+      <w:numFmt w:val="decimal"/>
+      <w:lvlText w:val=""/>
+      <w:lvlJc w:val="left"/>
+    </w:lvl>
+  </w:abstractNum>
   <w:abstractNum w:abstractNumId="1" w15:restartNumberingAfterBreak="0">
+    <w:nsid w:val="15BB4E1B"/>
     <w:multiLevelType w:val="hybridMultilevel"/>
-    <w:lvl w:ilvl="0" w:tentative="1">
+    <w:tmpl w:val="EB3AC32A"/>
+    <w:lvl w:ilvl="0" w:tplc="D1F8BAC4" w:tentative="1">
       <w:start w:val="1"/>
       <w:numFmt w:val="bullet"/>
       <w:lvlText w:val="●"/>
@@ -788,7 +5703,7 @@
         <w:ind w:left="720" w:hanging="360"/>
       </w:pPr>
     </w:lvl>
-    <w:lvl w:ilvl="1" w:tentative="1">
+    <w:lvl w:ilvl="1" w:tplc="9E964DD8" w:tentative="1">
       <w:start w:val="1"/>
       <w:numFmt w:val="bullet"/>
       <w:lvlText w:val="○"/>
@@ -797,7 +5712,7 @@
         <w:ind w:left="1440" w:hanging="360"/>
       </w:pPr>
     </w:lvl>
-    <w:lvl w:ilvl="2" w:tentative="1">
+    <w:lvl w:ilvl="2" w:tplc="D0921994" w:tentative="1">
       <w:start w:val="1"/>
       <w:numFmt w:val="bullet"/>
       <w:lvlText w:val="■"/>
@@ -806,7 +5721,7 @@
         <w:ind w:left="2160" w:hanging="360"/>
       </w:pPr>
     </w:lvl>
-    <w:lvl w:ilvl="3" w:tentative="1">
+    <w:lvl w:ilvl="3" w:tplc="AAEE1446" w:tentative="1">
       <w:start w:val="1"/>
       <w:numFmt w:val="bullet"/>
       <w:lvlText w:val="●"/>
@@ -815,7 +5730,7 @@
         <w:ind w:left="2880" w:hanging="360"/>
       </w:pPr>
     </w:lvl>
-    <w:lvl w:ilvl="4" w:tentative="1">
+    <w:lvl w:ilvl="4" w:tplc="1472A0D0" w:tentative="1">
       <w:start w:val="1"/>
       <w:numFmt w:val="bullet"/>
       <w:lvlText w:val="○"/>
@@ -824,7 +5739,7 @@
         <w:ind w:left="3600" w:hanging="360"/>
       </w:pPr>
     </w:lvl>
-    <w:lvl w:ilvl="5" w:tentative="1">
+    <w:lvl w:ilvl="5" w:tplc="F9B8ABEA" w:tentative="1">
       <w:start w:val="1"/>
       <w:numFmt w:val="bullet"/>
       <w:lvlText w:val="■"/>
@@ -833,7 +5748,7 @@
         <w:ind w:left="4320" w:hanging="360"/>
       </w:pPr>
     </w:lvl>
-    <w:lvl w:ilvl="6" w:tentative="1">
+    <w:lvl w:ilvl="6" w:tplc="A11AD602" w:tentative="1">
       <w:start w:val="1"/>
       <w:numFmt w:val="bullet"/>
       <w:lvlText w:val="●"/>
@@ -842,7 +5757,7 @@
         <w:ind w:left="5040" w:hanging="360"/>
       </w:pPr>
     </w:lvl>
-    <w:lvl w:ilvl="7" w:tentative="1">
+    <w:lvl w:ilvl="7" w:tplc="C646079E" w:tentative="1">
       <w:start w:val="1"/>
       <w:numFmt w:val="bullet"/>
       <w:lvlText w:val="●"/>
@@ -851,7 +5766,7 @@
         <w:ind w:left="5760" w:hanging="360"/>
       </w:pPr>
     </w:lvl>
-    <w:lvl w:ilvl="8" w:tentative="1">
+    <w:lvl w:ilvl="8" w:tplc="AEFC95C8" w:tentative="1">
       <w:start w:val="1"/>
       <w:numFmt w:val="bullet"/>
       <w:lvlText w:val="●"/>
@@ -862,8 +5777,10 @@
     </w:lvl>
   </w:abstractNum>
   <w:abstractNum w:abstractNumId="2" w15:restartNumberingAfterBreak="0">
+    <w:nsid w:val="60126980"/>
     <w:multiLevelType w:val="hybridMultilevel"/>
-    <w:lvl w:ilvl="0" w:tentative="1">
+    <w:tmpl w:val="1D20B766"/>
+    <w:lvl w:ilvl="0" w:tplc="7CAA16D4">
       <w:start w:val="1"/>
       <w:numFmt w:val="bullet"/>
       <w:lvlText w:val="-"/>
@@ -872,26 +5789,54 @@
         <w:ind w:left="851" w:hanging="284"/>
       </w:pPr>
     </w:lvl>
-  </w:abstractNum>
-  <w:abstractNum w:abstractNumId="3" w15:restartNumberingAfterBreak="0">
-    <w:multiLevelType w:val="hybridMultilevel"/>
-    <w:lvl w:ilvl="0" w:tentative="1">
-      <w:start w:val="1"/>
-      <w:numFmt w:val="bullet"/>
-      <w:lvlText w:val="+"/>
+    <w:lvl w:ilvl="1" w:tplc="07AC9E4A">
+      <w:numFmt w:val="decimal"/>
+      <w:lvlText w:val=""/>
       <w:lvlJc w:val="left"/>
-      <w:pPr>
-        <w:ind w:left="1135" w:hanging="284"/>
-      </w:pPr>
+    </w:lvl>
+    <w:lvl w:ilvl="2" w:tplc="E8848C56">
+      <w:numFmt w:val="decimal"/>
+      <w:lvlText w:val=""/>
+      <w:lvlJc w:val="left"/>
+    </w:lvl>
+    <w:lvl w:ilvl="3" w:tplc="5FBC3ED8">
+      <w:numFmt w:val="decimal"/>
+      <w:lvlText w:val=""/>
+      <w:lvlJc w:val="left"/>
+    </w:lvl>
+    <w:lvl w:ilvl="4" w:tplc="40A8ECD4">
+      <w:numFmt w:val="decimal"/>
+      <w:lvlText w:val=""/>
+      <w:lvlJc w:val="left"/>
+    </w:lvl>
+    <w:lvl w:ilvl="5" w:tplc="02222DC6">
+      <w:numFmt w:val="decimal"/>
+      <w:lvlText w:val=""/>
+      <w:lvlJc w:val="left"/>
+    </w:lvl>
+    <w:lvl w:ilvl="6" w:tplc="75D6FF54">
+      <w:numFmt w:val="decimal"/>
+      <w:lvlText w:val=""/>
+      <w:lvlJc w:val="left"/>
+    </w:lvl>
+    <w:lvl w:ilvl="7" w:tplc="084E0042">
+      <w:numFmt w:val="decimal"/>
+      <w:lvlText w:val=""/>
+      <w:lvlJc w:val="left"/>
+    </w:lvl>
+    <w:lvl w:ilvl="8" w:tplc="1B34EFDA">
+      <w:numFmt w:val="decimal"/>
+      <w:lvlText w:val=""/>
+      <w:lvlJc w:val="left"/>
     </w:lvl>
   </w:abstractNum>
-  <w:num w:numId="1">
+  <w:num w:numId="1" w16cid:durableId="476991467">
     <w:abstractNumId w:val="1"/>
     <w:lvlOverride w:ilvl="0">
       <w:startOverride w:val="1"/>
     </w:lvlOverride>
   </w:num>
-  <w:num w:numId="2">
+  <w:num w:numId="2" w16cid:durableId="1419788863">
     <w:abstractNumId w:val="2"/>
     <w:lvlOverride w:ilvl="0">
       <w:startOverride w:val="1"/>
@@ -901,40 +5846,413 @@
 </file>
 
 <file path=word/styles.xml><?xml version="1.0" encoding="utf-8"?>
-<w:styles xmlns:mc="http://schemas.openxmlformats.org/markup-compatibility/2006" xmlns:r="http://schemas.openxmlformats.org/officeDocument/2006/relationships" xmlns:w="http://schemas.openxmlformats.org/wordprocessingml/2006/main" xmlns:w14="http://schemas.microsoft.com/office/word/2010/wordml" xmlns:w15="http://schemas.microsoft.com/office/word/2012/wordml" mc:Ignorable="w14 w15">
+<w:styles xmlns:mc="http://schemas.openxmlformats.org/markup-compatibility/2006" xmlns:r="http://schemas.openxmlformats.org/officeDocument/2006/relationships" xmlns:w="http://schemas.openxmlformats.org/wordprocessingml/2006/main" xmlns:w14="http://schemas.microsoft.com/office/word/2010/wordml" xmlns:w15="http://schemas.microsoft.com/office/word/2012/wordml" xmlns:w16cex="http://schemas.microsoft.com/office/word/2018/wordml/cex" xmlns:w16cid="http://schemas.microsoft.com/office/word/2016/wordml/cid" xmlns:w16="http://schemas.microsoft.com/office/word/2018/wordml" xmlns:w16du="http://schemas.microsoft.com/office/word/2023/wordml/word16du" xmlns:w16sdtdh="http://schemas.microsoft.com/office/word/2020/wordml/sdtdatahash" xmlns:w16sdtfl="http://schemas.microsoft.com/office/word/2024/wordml/sdtformatlock" xmlns:w16se="http://schemas.microsoft.com/office/word/2015/wordml/symex" mc:Ignorable="w14 w15 w16se w16cid w16 w16cex w16sdtdh w16sdtfl w16du">
   <w:docDefaults>
     <w:rPrDefault>
       <w:rPr>
-        <w:rFonts w:ascii="Times New Roman" w:cs="Times New Roman" w:eastAsia="Times New Roman" w:hAnsi="Times New Roman"/>
+        <w:rFonts w:ascii="Times New Roman" w:eastAsia="Times New Roman" w:hAnsi="Times New Roman" w:cs="Times New Roman"/>
         <w:sz w:val="26"/>
         <w:szCs w:val="26"/>
+        <w:lang w:val="en-US" w:eastAsia="en-US" w:bidi="ar-SA"/>
       </w:rPr>
     </w:rPrDefault>
     <w:pPrDefault>
       <w:pPr>
-        <w:spacing w:line="288"/>
+        <w:spacing w:line="288" w:lineRule="auto"/>
       </w:pPr>
     </w:pPrDefault>
   </w:docDefaults>
-  <w:style w:type="paragraph" w:styleId="Normal" w:default="1">
+  <w:latentStyles w:defLockedState="0" w:defUIPriority="99" w:defSemiHidden="0" w:defUnhideWhenUsed="0" w:defQFormat="0" w:count="376">
+    <w:lsdException w:name="Normal" w:uiPriority="0" w:qFormat="1"/>
+    <w:lsdException w:name="heading 1" w:uiPriority="9" w:qFormat="1"/>
+    <w:lsdException w:name="heading 2" w:semiHidden="1" w:uiPriority="9" w:unhideWhenUsed="1" w:qFormat="1"/>
+    <w:lsdException w:name="heading 3" w:semiHidden="1" w:uiPriority="9" w:unhideWhenUsed="1" w:qFormat="1"/>
+    <w:lsdException w:name="heading 4" w:semiHidden="1" w:uiPriority="9" w:unhideWhenUsed="1" w:qFormat="1"/>
+    <w:lsdException w:name="heading 5" w:semiHidden="1" w:uiPriority="9" w:unhideWhenUsed="1" w:qFormat="1"/>
+    <w:lsdException w:name="heading 6" w:semiHidden="1" w:uiPriority="9" w:unhideWhenUsed="1" w:qFormat="1"/>
+    <w:lsdException w:name="heading 7" w:semiHidden="1" w:uiPriority="9" w:unhideWhenUsed="1" w:qFormat="1"/>
+    <w:lsdException w:name="heading 8" w:semiHidden="1" w:uiPriority="9" w:unhideWhenUsed="1" w:qFormat="1"/>
+    <w:lsdException w:name="heading 9" w:semiHidden="1" w:uiPriority="9" w:unhideWhenUsed="1" w:qFormat="1"/>
+    <w:lsdException w:name="index 1" w:semiHidden="1" w:unhideWhenUsed="1"/>
+    <w:lsdException w:name="index 2" w:semiHidden="1" w:unhideWhenUsed="1"/>
+    <w:lsdException w:name="index 3" w:semiHidden="1" w:unhideWhenUsed="1"/>
+    <w:lsdException w:name="index 4" w:semiHidden="1" w:unhideWhenUsed="1"/>
+    <w:lsdException w:name="index 5" w:semiHidden="1" w:unhideWhenUsed="1"/>
+    <w:lsdException w:name="index 6" w:semiHidden="1" w:unhideWhenUsed="1"/>
+    <w:lsdException w:name="index 7" w:semiHidden="1" w:unhideWhenUsed="1"/>
+    <w:lsdException w:name="index 8" w:semiHidden="1" w:unhideWhenUsed="1"/>
+    <w:lsdException w:name="index 9" w:semiHidden="1" w:unhideWhenUsed="1"/>
+    <w:lsdException w:name="toc 1" w:semiHidden="1" w:uiPriority="39" w:unhideWhenUsed="1"/>
+    <w:lsdException w:name="toc 2" w:semiHidden="1" w:uiPriority="39" w:unhideWhenUsed="1"/>
+    <w:lsdException w:name="toc 3" w:semiHidden="1" w:uiPriority="39" w:unhideWhenUsed="1"/>
+    <w:lsdException w:name="toc 4" w:semiHidden="1" w:uiPriority="39" w:unhideWhenUsed="1"/>
+    <w:lsdException w:name="toc 5" w:semiHidden="1" w:uiPriority="39" w:unhideWhenUsed="1"/>
+    <w:lsdException w:name="toc 6" w:semiHidden="1" w:uiPriority="39" w:unhideWhenUsed="1"/>
+    <w:lsdException w:name="toc 7" w:semiHidden="1" w:uiPriority="39" w:unhideWhenUsed="1"/>
+    <w:lsdException w:name="toc 8" w:semiHidden="1" w:uiPriority="39" w:unhideWhenUsed="1"/>
+    <w:lsdException w:name="toc 9" w:semiHidden="1" w:uiPriority="39" w:unhideWhenUsed="1"/>
+    <w:lsdException w:name="Normal Indent" w:semiHidden="1" w:unhideWhenUsed="1"/>
+    <w:lsdException w:name="footnote text" w:semiHidden="1" w:unhideWhenUsed="1"/>
+    <w:lsdException w:name="annotation text" w:semiHidden="1" w:unhideWhenUsed="1"/>
+    <w:lsdException w:name="header" w:semiHidden="1" w:unhideWhenUsed="1"/>
+    <w:lsdException w:name="footer" w:semiHidden="1" w:unhideWhenUsed="1"/>
+    <w:lsdException w:name="index heading" w:semiHidden="1" w:unhideWhenUsed="1"/>
+    <w:lsdException w:name="caption" w:semiHidden="1" w:uiPriority="35" w:unhideWhenUsed="1" w:qFormat="1"/>
+    <w:lsdException w:name="table of figures" w:semiHidden="1" w:unhideWhenUsed="1"/>
+    <w:lsdException w:name="envelope address" w:semiHidden="1" w:unhideWhenUsed="1"/>
+    <w:lsdException w:name="envelope return" w:semiHidden="1" w:unhideWhenUsed="1"/>
+    <w:lsdException w:name="footnote reference" w:semiHidden="1" w:unhideWhenUsed="1"/>
+    <w:lsdException w:name="annotation reference" w:semiHidden="1" w:unhideWhenUsed="1"/>
+    <w:lsdException w:name="line number" w:semiHidden="1" w:unhideWhenUsed="1"/>
+    <w:lsdException w:name="page number" w:semiHidden="1" w:unhideWhenUsed="1"/>
+    <w:lsdException w:name="endnote reference" w:semiHidden="1" w:unhideWhenUsed="1"/>
+    <w:lsdException w:name="endnote text" w:semiHidden="1" w:unhideWhenUsed="1"/>
+    <w:lsdException w:name="table of authorities" w:semiHidden="1" w:unhideWhenUsed="1"/>
+    <w:lsdException w:name="macro" w:semiHidden="1" w:unhideWhenUsed="1"/>
+    <w:lsdException w:name="toa heading" w:semiHidden="1" w:unhideWhenUsed="1"/>
+    <w:lsdException w:name="List" w:semiHidden="1" w:unhideWhenUsed="1"/>
+    <w:lsdException w:name="List Bullet" w:semiHidden="1" w:unhideWhenUsed="1"/>
+    <w:lsdException w:name="List Number" w:semiHidden="1" w:unhideWhenUsed="1"/>
+    <w:lsdException w:name="List 2" w:semiHidden="1" w:unhideWhenUsed="1"/>
+    <w:lsdException w:name="List 3" w:semiHidden="1" w:unhideWhenUsed="1"/>
+    <w:lsdException w:name="List 4" w:semiHidden="1" w:unhideWhenUsed="1"/>
+    <w:lsdException w:name="List 5" w:semiHidden="1" w:unhideWhenUsed="1"/>
+    <w:lsdException w:name="List Bullet 2" w:semiHidden="1" w:unhideWhenUsed="1"/>
+    <w:lsdException w:name="List Bullet 3" w:semiHidden="1" w:unhideWhenUsed="1"/>
+    <w:lsdException w:name="List Bullet 4" w:semiHidden="1" w:unhideWhenUsed="1"/>
+    <w:lsdException w:name="List Bullet 5" w:semiHidden="1" w:unhideWhenUsed="1"/>
+    <w:lsdException w:name="List Number 2" w:semiHidden="1" w:unhideWhenUsed="1"/>
+    <w:lsdException w:name="List Number 3" w:semiHidden="1" w:unhideWhenUsed="1"/>
+    <w:lsdException w:name="List Number 4" w:semiHidden="1" w:unhideWhenUsed="1"/>
+    <w:lsdException w:name="List Number 5" w:semiHidden="1" w:unhideWhenUsed="1"/>
+    <w:lsdException w:name="Title" w:uiPriority="10" w:qFormat="1"/>
+    <w:lsdException w:name="Closing" w:semiHidden="1" w:unhideWhenUsed="1"/>
+    <w:lsdException w:name="Signature" w:semiHidden="1" w:unhideWhenUsed="1"/>
+    <w:lsdException w:name="Default Paragraph Font" w:semiHidden="1" w:uiPriority="1" w:unhideWhenUsed="1"/>
+    <w:lsdException w:name="Body Text" w:semiHidden="1" w:unhideWhenUsed="1"/>
+    <w:lsdException w:name="Body Text Indent" w:semiHidden="1" w:unhideWhenUsed="1"/>
+    <w:lsdException w:name="List Continue" w:semiHidden="1" w:unhideWhenUsed="1"/>
+    <w:lsdException w:name="List Continue 2" w:semiHidden="1" w:unhideWhenUsed="1"/>
+    <w:lsdException w:name="List Continue 3" w:semiHidden="1" w:unhideWhenUsed="1"/>
+    <w:lsdException w:name="List Continue 4" w:semiHidden="1" w:unhideWhenUsed="1"/>
+    <w:lsdException w:name="List Continue 5" w:semiHidden="1" w:unhideWhenUsed="1"/>
+    <w:lsdException w:name="Message Header" w:semiHidden="1" w:unhideWhenUsed="1"/>
+    <w:lsdException w:name="Subtitle" w:uiPriority="11" w:qFormat="1"/>
+    <w:lsdException w:name="Salutation" w:semiHidden="1" w:unhideWhenUsed="1"/>
+    <w:lsdException w:name="Date" w:semiHidden="1" w:unhideWhenUsed="1"/>
+    <w:lsdException w:name="Body Text First Indent" w:semiHidden="1" w:unhideWhenUsed="1"/>
+    <w:lsdException w:name="Body Text First Indent 2" w:semiHidden="1" w:unhideWhenUsed="1"/>
+    <w:lsdException w:name="Note Heading" w:semiHidden="1" w:unhideWhenUsed="1"/>
+    <w:lsdException w:name="Body Text 2" w:semiHidden="1" w:unhideWhenUsed="1"/>
+    <w:lsdException w:name="Body Text 3" w:semiHidden="1" w:unhideWhenUsed="1"/>
+    <w:lsdException w:name="Body Text Indent 2" w:semiHidden="1" w:unhideWhenUsed="1"/>
+    <w:lsdException w:name="Body Text Indent 3" w:semiHidden="1" w:unhideWhenUsed="1"/>
+    <w:lsdException w:name="Block Text" w:semiHidden="1" w:unhideWhenUsed="1"/>
+    <w:lsdException w:name="Hyperlink" w:semiHidden="1" w:unhideWhenUsed="1"/>
+    <w:lsdException w:name="FollowedHyperlink" w:semiHidden="1" w:unhideWhenUsed="1"/>
+    <w:lsdException w:name="Strong" w:uiPriority="22" w:qFormat="1"/>
+    <w:lsdException w:name="Emphasis" w:uiPriority="20" w:qFormat="1"/>
+    <w:lsdException w:name="Document Map" w:semiHidden="1" w:unhideWhenUsed="1"/>
+    <w:lsdException w:name="Plain Text" w:semiHidden="1" w:unhideWhenUsed="1"/>
+    <w:lsdException w:name="E-mail Signature" w:semiHidden="1" w:unhideWhenUsed="1"/>
+    <w:lsdException w:name="HTML Top of Form" w:semiHidden="1" w:unhideWhenUsed="1"/>
+    <w:lsdException w:name="HTML Bottom of Form" w:semiHidden="1" w:unhideWhenUsed="1"/>
+    <w:lsdException w:name="Normal (Web)" w:semiHidden="1" w:unhideWhenUsed="1"/>
+    <w:lsdException w:name="HTML Acronym" w:semiHidden="1" w:unhideWhenUsed="1"/>
+    <w:lsdException w:name="HTML Address" w:semiHidden="1" w:unhideWhenUsed="1"/>
+    <w:lsdException w:name="HTML Cite" w:semiHidden="1" w:unhideWhenUsed="1"/>
+    <w:lsdException w:name="HTML Code" w:semiHidden="1" w:unhideWhenUsed="1"/>
+    <w:lsdException w:name="HTML Definition" w:semiHidden="1" w:unhideWhenUsed="1"/>
+    <w:lsdException w:name="HTML Keyboard" w:semiHidden="1" w:unhideWhenUsed="1"/>
+    <w:lsdException w:name="HTML Preformatted" w:semiHidden="1" w:unhideWhenUsed="1"/>
+    <w:lsdException w:name="HTML Sample" w:semiHidden="1" w:unhideWhenUsed="1"/>
+    <w:lsdException w:name="HTML Typewriter" w:semiHidden="1" w:unhideWhenUsed="1"/>
+    <w:lsdException w:name="HTML Variable" w:semiHidden="1" w:unhideWhenUsed="1"/>
+    <w:lsdException w:name="Normal Table" w:semiHidden="1" w:unhideWhenUsed="1"/>
+    <w:lsdException w:name="annotation subject" w:semiHidden="1" w:unhideWhenUsed="1"/>
+    <w:lsdException w:name="No List" w:semiHidden="1" w:unhideWhenUsed="1"/>
+    <w:lsdException w:name="Outline List 1" w:semiHidden="1" w:unhideWhenUsed="1"/>
+    <w:lsdException w:name="Outline List 2" w:semiHidden="1" w:unhideWhenUsed="1"/>
+    <w:lsdException w:name="Outline List 3" w:semiHidden="1" w:unhideWhenUsed="1"/>
+    <w:lsdException w:name="Table Simple 1" w:semiHidden="1" w:unhideWhenUsed="1"/>
+    <w:lsdException w:name="Table Simple 2" w:semiHidden="1" w:unhideWhenUsed="1"/>
+    <w:lsdException w:name="Table Simple 3" w:semiHidden="1" w:unhideWhenUsed="1"/>
+    <w:lsdException w:name="Table Classic 1" w:semiHidden="1" w:unhideWhenUsed="1"/>
+    <w:lsdException w:name="Table Classic 2" w:semiHidden="1" w:unhideWhenUsed="1"/>
+    <w:lsdException w:name="Table Classic 3" w:semiHidden="1" w:unhideWhenUsed="1"/>
+    <w:lsdException w:name="Table Classic 4" w:semiHidden="1" w:unhideWhenUsed="1"/>
+    <w:lsdException w:name="Table Colorful 1" w:semiHidden="1" w:unhideWhenUsed="1"/>
+    <w:lsdException w:name="Table Colorful 2" w:semiHidden="1" w:unhideWhenUsed="1"/>
+    <w:lsdException w:name="Table Colorful 3" w:semiHidden="1" w:unhideWhenUsed="1"/>
+    <w:lsdException w:name="Table Columns 1" w:semiHidden="1" w:unhideWhenUsed="1"/>
+    <w:lsdException w:name="Table Columns 2" w:semiHidden="1" w:unhideWhenUsed="1"/>
+    <w:lsdException w:name="Table Columns 3" w:semiHidden="1" w:unhideWhenUsed="1"/>
+    <w:lsdException w:name="Table Columns 4" w:semiHidden="1" w:unhideWhenUsed="1"/>
+    <w:lsdException w:name="Table Columns 5" w:semiHidden="1" w:unhideWhenUsed="1"/>
+    <w:lsdException w:name="Table Grid 1" w:semiHidden="1" w:unhideWhenUsed="1"/>
+    <w:lsdException w:name="Table Grid 2" w:semiHidden="1" w:unhideWhenUsed="1"/>
+    <w:lsdException w:name="Table Grid 3" w:semiHidden="1" w:unhideWhenUsed="1"/>
+    <w:lsdException w:name="Table Grid 4" w:semiHidden="1" w:unhideWhenUsed="1"/>
+    <w:lsdException w:name="Table Grid 5" w:semiHidden="1" w:unhideWhenUsed="1"/>
+    <w:lsdException w:name="Table Grid 6" w:semiHidden="1" w:unhideWhenUsed="1"/>
+    <w:lsdException w:name="Table Grid 7" w:semiHidden="1" w:unhideWhenUsed="1"/>
+    <w:lsdException w:name="Table Grid 8" w:semiHidden="1" w:unhideWhenUsed="1"/>
+    <w:lsdException w:name="Table List 1" w:semiHidden="1" w:unhideWhenUsed="1"/>
+    <w:lsdException w:name="Table List 2" w:semiHidden="1" w:unhideWhenUsed="1"/>
+    <w:lsdException w:name="Table List 3" w:semiHidden="1" w:unhideWhenUsed="1"/>
+    <w:lsdException w:name="Table List 4" w:semiHidden="1" w:unhideWhenUsed="1"/>
+    <w:lsdException w:name="Table List 5" w:semiHidden="1" w:unhideWhenUsed="1"/>
+    <w:lsdException w:name="Table List 6" w:semiHidden="1" w:unhideWhenUsed="1"/>
+    <w:lsdException w:name="Table List 7" w:semiHidden="1" w:unhideWhenUsed="1"/>
+    <w:lsdException w:name="Table List 8" w:semiHidden="1" w:unhideWhenUsed="1"/>
+    <w:lsdException w:name="Table 3D effects 1" w:semiHidden="1" w:unhideWhenUsed="1"/>
+    <w:lsdException w:name="Table 3D effects 2" w:semiHidden="1" w:unhideWhenUsed="1"/>
+    <w:lsdException w:name="Table 3D effects 3" w:semiHidden="1" w:unhideWhenUsed="1"/>
+    <w:lsdException w:name="Table Contemporary" w:semiHidden="1" w:unhideWhenUsed="1"/>
+    <w:lsdException w:name="Table Elegant" w:semiHidden="1" w:unhideWhenUsed="1"/>
+    <w:lsdException w:name="Table Professional" w:semiHidden="1" w:unhideWhenUsed="1"/>
+    <w:lsdException w:name="Table Subtle 1" w:semiHidden="1" w:unhideWhenUsed="1"/>
+    <w:lsdException w:name="Table Subtle 2" w:semiHidden="1" w:unhideWhenUsed="1"/>
+    <w:lsdException w:name="Table Web 1" w:semiHidden="1" w:unhideWhenUsed="1"/>
+    <w:lsdException w:name="Table Web 2" w:semiHidden="1" w:unhideWhenUsed="1"/>
+    <w:lsdException w:name="Table Web 3" w:semiHidden="1" w:unhideWhenUsed="1"/>
+    <w:lsdException w:name="Balloon Text" w:semiHidden="1" w:unhideWhenUsed="1"/>
+    <w:lsdException w:name="Table Grid" w:uiPriority="39"/>
+    <w:lsdException w:name="Table Theme" w:semiHidden="1" w:unhideWhenUsed="1"/>
+    <w:lsdException w:name="Placeholder Text" w:semiHidden="1"/>
+    <w:lsdException w:name="No Spacing" w:uiPriority="1" w:qFormat="1"/>
+    <w:lsdException w:name="Light Shading" w:uiPriority="60"/>
+    <w:lsdException w:name="Light List" w:uiPriority="61"/>
+    <w:lsdException w:name="Light Grid" w:uiPriority="62"/>
+    <w:lsdException w:name="Medium Shading 1" w:uiPriority="63"/>
+    <w:lsdException w:name="Medium Shading 2" w:uiPriority="64"/>
+    <w:lsdException w:name="Medium List 1" w:uiPriority="65"/>
+    <w:lsdException w:name="Medium List 2" w:uiPriority="66"/>
+    <w:lsdException w:name="Medium Grid 1" w:uiPriority="67"/>
+    <w:lsdException w:name="Medium Grid 2" w:uiPriority="68"/>
+    <w:lsdException w:name="Medium Grid 3" w:uiPriority="69"/>
+    <w:lsdException w:name="Dark List" w:uiPriority="70"/>
+    <w:lsdException w:name="Colorful Shading" w:uiPriority="71"/>
+    <w:lsdException w:name="Colorful List" w:uiPriority="72"/>
+    <w:lsdException w:name="Colorful Grid" w:uiPriority="73"/>
+    <w:lsdException w:name="Light Shading Accent 1" w:uiPriority="60"/>
+    <w:lsdException w:name="Light List Accent 1" w:uiPriority="61"/>
+    <w:lsdException w:name="Light Grid Accent 1" w:uiPriority="62"/>
+    <w:lsdException w:name="Medium Shading 1 Accent 1" w:uiPriority="63"/>
+    <w:lsdException w:name="Medium Shading 2 Accent 1" w:uiPriority="64"/>
+    <w:lsdException w:name="Medium List 1 Accent 1" w:uiPriority="65"/>
+    <w:lsdException w:name="Revision" w:semiHidden="1"/>
+    <w:lsdException w:name="List Paragraph" w:uiPriority="34" w:qFormat="1"/>
+    <w:lsdException w:name="Quote" w:uiPriority="29" w:qFormat="1"/>
+    <w:lsdException w:name="Intense Quote" w:uiPriority="30" w:qFormat="1"/>
+    <w:lsdException w:name="Medium List 2 Accent 1" w:uiPriority="66"/>
+    <w:lsdException w:name="Medium Grid 1 Accent 1" w:uiPriority="67"/>
+    <w:lsdException w:name="Medium Grid 2 Accent 1" w:uiPriority="68"/>
+    <w:lsdException w:name="Medium Grid 3 Accent 1" w:uiPriority="69"/>
+    <w:lsdException w:name="Dark List Accent 1" w:uiPriority="70"/>
+    <w:lsdException w:name="Colorful Shading Accent 1" w:uiPriority="71"/>
+    <w:lsdException w:name="Colorful List Accent 1" w:uiPriority="72"/>
+    <w:lsdException w:name="Colorful Grid Accent 1" w:uiPriority="73"/>
+    <w:lsdException w:name="Light Shading Accent 2" w:uiPriority="60"/>
+    <w:lsdException w:name="Light List Accent 2" w:uiPriority="61"/>
+    <w:lsdException w:name="Light Grid Accent 2" w:uiPriority="62"/>
+    <w:lsdException w:name="Medium Shading 1 Accent 2" w:uiPriority="63"/>
+    <w:lsdException w:name="Medium Shading 2 Accent 2" w:uiPriority="64"/>
+    <w:lsdException w:name="Medium List 1 Accent 2" w:uiPriority="65"/>
+    <w:lsdException w:name="Medium List 2 Accent 2" w:uiPriority="66"/>
+    <w:lsdException w:name="Medium Grid 1 Accent 2" w:uiPriority="67"/>
+    <w:lsdException w:name="Medium Grid 2 Accent 2" w:uiPriority="68"/>
+    <w:lsdException w:name="Medium Grid 3 Accent 2" w:uiPriority="69"/>
+    <w:lsdException w:name="Dark List Accent 2" w:uiPriority="70"/>
+    <w:lsdException w:name="Colorful Shading Accent 2" w:uiPriority="71"/>
+    <w:lsdException w:name="Colorful List Accent 2" w:uiPriority="72"/>
+    <w:lsdException w:name="Colorful Grid Accent 2" w:uiPriority="73"/>
+    <w:lsdException w:name="Light Shading Accent 3" w:uiPriority="60"/>
+    <w:lsdException w:name="Light List Accent 3" w:uiPriority="61"/>
+    <w:lsdException w:name="Light Grid Accent 3" w:uiPriority="62"/>
+    <w:lsdException w:name="Medium Shading 1 Accent 3" w:uiPriority="63"/>
+    <w:lsdException w:name="Medium Shading 2 Accent 3" w:uiPriority="64"/>
+    <w:lsdException w:name="Medium List 1 Accent 3" w:uiPriority="65"/>
+    <w:lsdException w:name="Medium List 2 Accent 3" w:uiPriority="66"/>
+    <w:lsdException w:name="Medium Grid 1 Accent 3" w:uiPriority="67"/>
+    <w:lsdException w:name="Medium Grid 2 Accent 3" w:uiPriority="68"/>
+    <w:lsdException w:name="Medium Grid 3 Accent 3" w:uiPriority="69"/>
+    <w:lsdException w:name="Dark List Accent 3" w:uiPriority="70"/>
+    <w:lsdException w:name="Colorful Shading Accent 3" w:uiPriority="71"/>
+    <w:lsdException w:name="Colorful List Accent 3" w:uiPriority="72"/>
+    <w:lsdException w:name="Colorful Grid Accent 3" w:uiPriority="73"/>
+    <w:lsdException w:name="Light Shading Accent 4" w:uiPriority="60"/>
+    <w:lsdException w:name="Light List Accent 4" w:uiPriority="61"/>
+    <w:lsdException w:name="Light Grid Accent 4" w:uiPriority="62"/>
+    <w:lsdException w:name="Medium Shading 1 Accent 4" w:uiPriority="63"/>
+    <w:lsdException w:name="Medium Shading 2 Accent 4" w:uiPriority="64"/>
+    <w:lsdException w:name="Medium List 1 Accent 4" w:uiPriority="65"/>
+    <w:lsdException w:name="Medium List 2 Accent 4" w:uiPriority="66"/>
+    <w:lsdException w:name="Medium Grid 1 Accent 4" w:uiPriority="67"/>
+    <w:lsdException w:name="Medium Grid 2 Accent 4" w:uiPriority="68"/>
+    <w:lsdException w:name="Medium Grid 3 Accent 4" w:uiPriority="69"/>
+    <w:lsdException w:name="Dark List Accent 4" w:uiPriority="70"/>
+    <w:lsdException w:name="Colorful Shading Accent 4" w:uiPriority="71"/>
+    <w:lsdException w:name="Colorful List Accent 4" w:uiPriority="72"/>
+    <w:lsdException w:name="Colorful Grid Accent 4" w:uiPriority="73"/>
+    <w:lsdException w:name="Light Shading Accent 5" w:uiPriority="60"/>
+    <w:lsdException w:name="Light List Accent 5" w:uiPriority="61"/>
+    <w:lsdException w:name="Light Grid Accent 5" w:uiPriority="62"/>
+    <w:lsdException w:name="Medium Shading 1 Accent 5" w:uiPriority="63"/>
+    <w:lsdException w:name="Medium Shading 2 Accent 5" w:uiPriority="64"/>
+    <w:lsdException w:name="Medium List 1 Accent 5" w:uiPriority="65"/>
+    <w:lsdException w:name="Medium List 2 Accent 5" w:uiPriority="66"/>
+    <w:lsdException w:name="Medium Grid 1 Accent 5" w:uiPriority="67"/>
+    <w:lsdException w:name="Medium Grid 2 Accent 5" w:uiPriority="68"/>
+    <w:lsdException w:name="Medium Grid 3 Accent 5" w:uiPriority="69"/>
+    <w:lsdException w:name="Dark List Accent 5" w:uiPriority="70"/>
+    <w:lsdException w:name="Colorful Shading Accent 5" w:uiPriority="71"/>
+    <w:lsdException w:name="Colorful List Accent 5" w:uiPriority="72"/>
+    <w:lsdException w:name="Colorful Grid Accent 5" w:uiPriority="73"/>
+    <w:lsdException w:name="Light Shading Accent 6" w:uiPriority="60"/>
+    <w:lsdException w:name="Light List Accent 6" w:uiPriority="61"/>
+    <w:lsdException w:name="Light Grid Accent 6" w:uiPriority="62"/>
+    <w:lsdException w:name="Medium Shading 1 Accent 6" w:uiPriority="63"/>
+    <w:lsdException w:name="Medium Shading 2 Accent 6" w:uiPriority="64"/>
+    <w:lsdException w:name="Medium List 1 Accent 6" w:uiPriority="65"/>
+    <w:lsdException w:name="Medium List 2 Accent 6" w:uiPriority="66"/>
+    <w:lsdException w:name="Medium Grid 1 Accent 6" w:uiPriority="67"/>
+    <w:lsdException w:name="Medium Grid 2 Accent 6" w:uiPriority="68"/>
+    <w:lsdException w:name="Medium Grid 3 Accent 6" w:uiPriority="69"/>
+    <w:lsdException w:name="Dark List Accent 6" w:uiPriority="70"/>
+    <w:lsdException w:name="Colorful Shading Accent 6" w:uiPriority="71"/>
+    <w:lsdException w:name="Colorful List Accent 6" w:uiPriority="72"/>
+    <w:lsdException w:name="Colorful Grid Accent 6" w:uiPriority="73"/>
+    <w:lsdException w:name="Subtle Emphasis" w:uiPriority="19" w:qFormat="1"/>
+    <w:lsdException w:name="Intense Emphasis" w:uiPriority="21" w:qFormat="1"/>
+    <w:lsdException w:name="Subtle Reference" w:uiPriority="31" w:qFormat="1"/>
+    <w:lsdException w:name="Intense Reference" w:uiPriority="32" w:qFormat="1"/>
+    <w:lsdException w:name="Book Title" w:uiPriority="33" w:qFormat="1"/>
+    <w:lsdException w:name="Bibliography" w:semiHidden="1" w:uiPriority="37" w:unhideWhenUsed="1"/>
+    <w:lsdException w:name="TOC Heading" w:semiHidden="1" w:uiPriority="39" w:unhideWhenUsed="1" w:qFormat="1"/>
+    <w:lsdException w:name="Plain Table 1" w:uiPriority="41"/>
+    <w:lsdException w:name="Plain Table 2" w:uiPriority="42"/>
+    <w:lsdException w:name="Plain Table 3" w:uiPriority="43"/>
+    <w:lsdException w:name="Plain Table 4" w:uiPriority="44"/>
+    <w:lsdException w:name="Plain Table 5" w:uiPriority="45"/>
+    <w:lsdException w:name="Grid Table Light" w:uiPriority="40"/>
+    <w:lsdException w:name="Grid Table 1 Light" w:uiPriority="46"/>
+    <w:lsdException w:name="Grid Table 2" w:uiPriority="47"/>
+    <w:lsdException w:name="Grid Table 3" w:uiPriority="48"/>
+    <w:lsdException w:name="Grid Table 4" w:uiPriority="49"/>
+    <w:lsdException w:name="Grid Table 5 Dark" w:uiPriority="50"/>
+    <w:lsdException w:name="Grid Table 6 Colorful" w:uiPriority="51"/>
+    <w:lsdException w:name="Grid Table 7 Colorful" w:uiPriority="52"/>
+    <w:lsdException w:name="Grid Table 1 Light Accent 1" w:uiPriority="46"/>
+    <w:lsdException w:name="Grid Table 2 Accent 1" w:uiPriority="47"/>
+    <w:lsdException w:name="Grid Table 3 Accent 1" w:uiPriority="48"/>
+    <w:lsdException w:name="Grid Table 4 Accent 1" w:uiPriority="49"/>
+    <w:lsdException w:name="Grid Table 5 Dark Accent 1" w:uiPriority="50"/>
+    <w:lsdException w:name="Grid Table 6 Colorful Accent 1" w:uiPriority="51"/>
+    <w:lsdException w:name="Grid Table 7 Colorful Accent 1" w:uiPriority="52"/>
+    <w:lsdException w:name="Grid Table 1 Light Accent 2" w:uiPriority="46"/>
+    <w:lsdException w:name="Grid Table 2 Accent 2" w:uiPriority="47"/>
+    <w:lsdException w:name="Grid Table 3 Accent 2" w:uiPriority="48"/>
+    <w:lsdException w:name="Grid Table 4 Accent 2" w:uiPriority="49"/>
+    <w:lsdException w:name="Grid Table 5 Dark Accent 2" w:uiPriority="50"/>
+    <w:lsdException w:name="Grid Table 6 Colorful Accent 2" w:uiPriority="51"/>
+    <w:lsdException w:name="Grid Table 7 Colorful Accent 2" w:uiPriority="52"/>
+    <w:lsdException w:name="Grid Table 1 Light Accent 3" w:uiPriority="46"/>
+    <w:lsdException w:name="Grid Table 2 Accent 3" w:uiPriority="47"/>
+    <w:lsdException w:name="Grid Table 3 Accent 3" w:uiPriority="48"/>
+    <w:lsdException w:name="Grid Table 4 Accent 3" w:uiPriority="49"/>
+    <w:lsdException w:name="Grid Table 5 Dark Accent 3" w:uiPriority="50"/>
+    <w:lsdException w:name="Grid Table 6 Colorful Accent 3" w:uiPriority="51"/>
+    <w:lsdException w:name="Grid Table 7 Colorful Accent 3" w:uiPriority="52"/>
+    <w:lsdException w:name="Grid Table 1 Light Accent 4" w:uiPriority="46"/>
+    <w:lsdException w:name="Grid Table 2 Accent 4" w:uiPriority="47"/>
+    <w:lsdException w:name="Grid Table 3 Accent 4" w:uiPriority="48"/>
+    <w:lsdException w:name="Grid Table 4 Accent 4" w:uiPriority="49"/>
+    <w:lsdException w:name="Grid Table 5 Dark Accent 4" w:uiPriority="50"/>
+    <w:lsdException w:name="Grid Table 6 Colorful Accent 4" w:uiPriority="51"/>
+    <w:lsdException w:name="Grid Table 7 Colorful Accent 4" w:uiPriority="52"/>
+    <w:lsdException w:name="Grid Table 1 Light Accent 5" w:uiPriority="46"/>
+    <w:lsdException w:name="Grid Table 2 Accent 5" w:uiPriority="47"/>
+    <w:lsdException w:name="Grid Table 3 Accent 5" w:uiPriority="48"/>
+    <w:lsdException w:name="Grid Table 4 Accent 5" w:uiPriority="49"/>
+    <w:lsdException w:name="Grid Table 5 Dark Accent 5" w:uiPriority="50"/>
+    <w:lsdException w:name="Grid Table 6 Colorful Accent 5" w:uiPriority="51"/>
+    <w:lsdException w:name="Grid Table 7 Colorful Accent 5" w:uiPriority="52"/>
+    <w:lsdException w:name="Grid Table 1 Light Accent 6" w:uiPriority="46"/>
+    <w:lsdException w:name="Grid Table 2 Accent 6" w:uiPriority="47"/>
+    <w:lsdException w:name="Grid Table 3 Accent 6" w:uiPriority="48"/>
+    <w:lsdException w:name="Grid Table 4 Accent 6" w:uiPriority="49"/>
+    <w:lsdException w:name="Grid Table 5 Dark Accent 6" w:uiPriority="50"/>
+    <w:lsdException w:name="Grid Table 6 Colorful Accent 6" w:uiPriority="51"/>
+    <w:lsdException w:name="Grid Table 7 Colorful Accent 6" w:uiPriority="52"/>
+    <w:lsdException w:name="List Table 1 Light" w:uiPriority="46"/>
+    <w:lsdException w:name="List Table 2" w:uiPriority="47"/>
+    <w:lsdException w:name="List Table 3" w:uiPriority="48"/>
+    <w:lsdException w:name="List Table 4" w:uiPriority="49"/>
+    <w:lsdException w:name="List Table 5 Dark" w:uiPriority="50"/>
+    <w:lsdException w:name="List Table 6 Colorful" w:uiPriority="51"/>
+    <w:lsdException w:name="List Table 7 Colorful" w:uiPriority="52"/>
+    <w:lsdException w:name="List Table 1 Light Accent 1" w:uiPriority="46"/>
+    <w:lsdException w:name="List Table 2 Accent 1" w:uiPriority="47"/>
+    <w:lsdException w:name="List Table 3 Accent 1" w:uiPriority="48"/>
+    <w:lsdException w:name="List Table 4 Accent 1" w:uiPriority="49"/>
+    <w:lsdException w:name="List Table 5 Dark Accent 1" w:uiPriority="50"/>
+    <w:lsdException w:name="List Table 6 Colorful Accent 1" w:uiPriority="51"/>
+    <w:lsdException w:name="List Table 7 Colorful Accent 1" w:uiPriority="52"/>
+    <w:lsdException w:name="List Table 1 Light Accent 2" w:uiPriority="46"/>
+    <w:lsdException w:name="List Table 2 Accent 2" w:uiPriority="47"/>
+    <w:lsdException w:name="List Table 3 Accent 2" w:uiPriority="48"/>
+    <w:lsdException w:name="List Table 4 Accent 2" w:uiPriority="49"/>
+    <w:lsdException w:name="List Table 5 Dark Accent 2" w:uiPriority="50"/>
+    <w:lsdException w:name="List Table 6 Colorful Accent 2" w:uiPriority="51"/>
+    <w:lsdException w:name="List Table 7 Colorful Accent 2" w:uiPriority="52"/>
+    <w:lsdException w:name="List Table 1 Light Accent 3" w:uiPriority="46"/>
+    <w:lsdException w:name="List Table 2 Accent 3" w:uiPriority="47"/>
+    <w:lsdException w:name="List Table 3 Accent 3" w:uiPriority="48"/>
+    <w:lsdException w:name="List Table 4 Accent 3" w:uiPriority="49"/>
+    <w:lsdException w:name="List Table 5 Dark Accent 3" w:uiPriority="50"/>
+    <w:lsdException w:name="List Table 6 Colorful Accent 3" w:uiPriority="51"/>
+    <w:lsdException w:name="List Table 7 Colorful Accent 3" w:uiPriority="52"/>
+    <w:lsdException w:name="List Table 1 Light Accent 4" w:uiPriority="46"/>
+    <w:lsdException w:name="List Table 2 Accent 4" w:uiPriority="47"/>
+    <w:lsdException w:name="List Table 3 Accent 4" w:uiPriority="48"/>
+    <w:lsdException w:name="List Table 4 Accent 4" w:uiPriority="49"/>
+    <w:lsdException w:name="List Table 5 Dark Accent 4" w:uiPriority="50"/>
+    <w:lsdException w:name="List Table 6 Colorful Accent 4" w:uiPriority="51"/>
+    <w:lsdException w:name="List Table 7 Colorful Accent 4" w:uiPriority="52"/>
+    <w:lsdException w:name="List Table 1 Light Accent 5" w:uiPriority="46"/>
+    <w:lsdException w:name="List Table 2 Accent 5" w:uiPriority="47"/>
+    <w:lsdException w:name="List Table 3 Accent 5" w:uiPriority="48"/>
+    <w:lsdException w:name="List Table 4 Accent 5" w:uiPriority="49"/>
+    <w:lsdException w:name="List Table 5 Dark Accent 5" w:uiPriority="50"/>
+    <w:lsdException w:name="List Table 6 Colorful Accent 5" w:uiPriority="51"/>
+    <w:lsdException w:name="List Table 7 Colorful Accent 5" w:uiPriority="52"/>
+    <w:lsdException w:name="List Table 1 Light Accent 6" w:uiPriority="46"/>
+    <w:lsdException w:name="List Table 2 Accent 6" w:uiPriority="47"/>
+    <w:lsdException w:name="List Table 3 Accent 6" w:uiPriority="48"/>
+    <w:lsdException w:name="List Table 4 Accent 6" w:uiPriority="49"/>
+    <w:lsdException w:name="List Table 5 Dark Accent 6" w:uiPriority="50"/>
+    <w:lsdException w:name="List Table 6 Colorful Accent 6" w:uiPriority="51"/>
+    <w:lsdException w:name="List Table 7 Colorful Accent 6" w:uiPriority="52"/>
+    <w:lsdException w:name="Mention" w:semiHidden="1" w:unhideWhenUsed="1"/>
+    <w:lsdException w:name="Smart Hyperlink" w:semiHidden="1" w:unhideWhenUsed="1"/>
+    <w:lsdException w:name="Hashtag" w:semiHidden="1" w:unhideWhenUsed="1"/>
+    <w:lsdException w:name="Unresolved Mention" w:semiHidden="1" w:unhideWhenUsed="1"/>
+    <w:lsdException w:name="Smart Link" w:semiHidden="1" w:unhideWhenUsed="1"/>
+  </w:latentStyles>
+  <w:style w:type="paragraph" w:default="1" w:styleId="Normal">
     <w:name w:val="Normal"/>
     <w:qFormat/>
   </w:style>
-  <w:style w:type="paragraph" w:styleId="Title">
-    <w:name w:val="Title"/>
+  <w:style w:type="paragraph" w:styleId="Heading1">
+    <w:name w:val="heading 1"/>
     <w:basedOn w:val="Normal"/>
     <w:next w:val="Normal"/>
+    <w:uiPriority w:val="9"/>
     <w:qFormat/>
-    <w:rPr>
-      <w:sz w:val="56"/>
-      <w:szCs w:val="56"/>
-    </w:rPr>
-  </w:style>
-  <w:style w:type="paragraph" w:styleId="Heading1">
-    <w:name w:val="Heading 1"/>
-    <w:basedOn w:val="Normal"/>
-    <w:next w:val="Normal"/>
-    <w:qFormat/>
+    <w:pPr>
+      <w:outlineLvl w:val="0"/>
+    </w:pPr>
     <w:rPr>
       <w:color w:val="2E74B5"/>
       <w:sz w:val="32"/>
@@ -942,21 +6260,31 @@
     </w:rPr>
   </w:style>
   <w:style w:type="paragraph" w:styleId="Heading2">
-    <w:name w:val="Heading 2"/>
+    <w:name w:val="heading 2"/>
     <w:basedOn w:val="Normal"/>
     <w:next w:val="Normal"/>
+    <w:uiPriority w:val="9"/>
+    <w:semiHidden/>
+    <w:unhideWhenUsed/>
     <w:qFormat/>
+    <w:pPr>
+      <w:outlineLvl w:val="1"/>
+    </w:pPr>
     <w:rPr>
       <w:color w:val="2E74B5"/>
-      <w:sz w:val="26"/>
-      <w:szCs w:val="26"/>
     </w:rPr>
   </w:style>
   <w:style w:type="paragraph" w:styleId="Heading3">
-    <w:name w:val="Heading 3"/>
+    <w:name w:val="heading 3"/>
     <w:basedOn w:val="Normal"/>
     <w:next w:val="Normal"/>
+    <w:uiPriority w:val="9"/>
+    <w:semiHidden/>
+    <w:unhideWhenUsed/>
     <w:qFormat/>
+    <w:pPr>
+      <w:outlineLvl w:val="2"/>
+    </w:pPr>
     <w:rPr>
       <w:color w:val="1F4D78"/>
       <w:sz w:val="24"/>
@@ -964,10 +6292,16 @@
     </w:rPr>
   </w:style>
   <w:style w:type="paragraph" w:styleId="Heading4">
-    <w:name w:val="Heading 4"/>
+    <w:name w:val="heading 4"/>
     <w:basedOn w:val="Normal"/>
     <w:next w:val="Normal"/>
+    <w:uiPriority w:val="9"/>
+    <w:semiHidden/>
+    <w:unhideWhenUsed/>
     <w:qFormat/>
+    <w:pPr>
+      <w:outlineLvl w:val="3"/>
+    </w:pPr>
     <w:rPr>
       <w:i/>
       <w:iCs/>
@@ -975,25 +6309,75 @@
     </w:rPr>
   </w:style>
   <w:style w:type="paragraph" w:styleId="Heading5">
-    <w:name w:val="Heading 5"/>
+    <w:name w:val="heading 5"/>
     <w:basedOn w:val="Normal"/>
     <w:next w:val="Normal"/>
+    <w:uiPriority w:val="9"/>
+    <w:semiHidden/>
+    <w:unhideWhenUsed/>
     <w:qFormat/>
+    <w:pPr>
+      <w:outlineLvl w:val="4"/>
+    </w:pPr>
     <w:rPr>
       <w:color w:val="2E74B5"/>
     </w:rPr>
   </w:style>
   <w:style w:type="paragraph" w:styleId="Heading6">
-    <w:name w:val="Heading 6"/>
+    <w:name w:val="heading 6"/>
     <w:basedOn w:val="Normal"/>
     <w:next w:val="Normal"/>
+    <w:uiPriority w:val="9"/>
+    <w:semiHidden/>
+    <w:unhideWhenUsed/>
     <w:qFormat/>
+    <w:pPr>
+      <w:outlineLvl w:val="5"/>
+    </w:pPr>
     <w:rPr>
       <w:color w:val="1F4D78"/>
     </w:rPr>
   </w:style>
-  <w:style w:type="paragraph" w:styleId="Strong">
-    <w:name w:val="Strong"/>
+  <w:style w:type="character" w:default="1" w:styleId="DefaultParagraphFont">
+    <w:name w:val="Default Paragraph Font"/>
+    <w:uiPriority w:val="1"/>
+    <w:semiHidden/>
+    <w:unhideWhenUsed/>
+  </w:style>
+  <w:style w:type="table" w:default="1" w:styleId="TableNormal">
+    <w:name w:val="Normal Table"/>
+    <w:uiPriority w:val="99"/>
+    <w:semiHidden/>
+    <w:unhideWhenUsed/>
+    <w:tblPr>
+      <w:tblInd w:w="0" w:type="dxa"/>
+      <w:tblCellMar>
+        <w:top w:w="0" w:type="dxa"/>
+        <w:left w:w="108" w:type="dxa"/>
+        <w:bottom w:w="0" w:type="dxa"/>
+        <w:right w:w="108" w:type="dxa"/>
+      </w:tblCellMar>
+    </w:tblPr>
+  </w:style>
+  <w:style w:type="numbering" w:default="1" w:styleId="NoList">
+    <w:name w:val="No List"/>
+    <w:uiPriority w:val="99"/>
+    <w:semiHidden/>
+    <w:unhideWhenUsed/>
+  </w:style>
+  <w:style w:type="paragraph" w:styleId="Title">
+    <w:name w:val="Title"/>
+    <w:basedOn w:val="Normal"/>
+    <w:next w:val="Normal"/>
+    <w:uiPriority w:val="10"/>
+    <w:qFormat/>
+    <w:rPr>
+      <w:sz w:val="56"/>
+      <w:szCs w:val="56"/>
+    </w:rPr>
+  </w:style>
+  <w:style w:type="paragraph" w:customStyle="1" w:styleId="Strong1">
+    <w:name w:val="Strong1"/>
     <w:basedOn w:val="Normal"/>
     <w:next w:val="Normal"/>
     <w:qFormat/>
@@ -1009,7 +6393,6 @@
   </w:style>
   <w:style w:type="character" w:styleId="Hyperlink">
     <w:name w:val="Hyperlink"/>
-    <w:basedOn w:val="DefaultParagraphFont"/>
     <w:uiPriority w:val="99"/>
     <w:unhideWhenUsed/>
     <w:rPr>
@@ -1019,7 +6402,6 @@
   </w:style>
   <w:style w:type="character" w:styleId="FootnoteReference">
     <w:name w:val="footnote reference"/>
-    <w:basedOn w:val="DefaultParagraphFont"/>
     <w:uiPriority w:val="99"/>
     <w:semiHidden/>
     <w:unhideWhenUsed/>
@@ -1035,16 +6417,15 @@
     <w:semiHidden/>
     <w:unhideWhenUsed/>
     <w:pPr>
-      <w:spacing w:after="0" w:line="240" w:lineRule="auto"/>
+      <w:spacing w:line="240" w:lineRule="auto"/>
     </w:pPr>
     <w:rPr>
       <w:sz w:val="20"/>
       <w:szCs w:val="20"/>
     </w:rPr>
   </w:style>
-  <w:style w:type="character" w:styleId="FootnoteTextChar">
+  <w:style w:type="character" w:customStyle="1" w:styleId="FootnoteTextChar">
     <w:name w:val="Footnote Text Char"/>
-    <w:basedOn w:val="DefaultParagraphFont"/>
     <w:link w:val="FootnoteText"/>
     <w:uiPriority w:val="99"/>
     <w:semiHidden/>
@@ -1056,7 +6437,6 @@
   </w:style>
   <w:style w:type="character" w:styleId="EndnoteReference">
     <w:name w:val="endnote reference"/>
-    <w:basedOn w:val="DefaultParagraphFont"/>
     <w:uiPriority w:val="99"/>
     <w:semiHidden/>
     <w:unhideWhenUsed/>
@@ -1072,16 +6452,15 @@
     <w:semiHidden/>
     <w:unhideWhenUsed/>
     <w:pPr>
-      <w:spacing w:after="0" w:line="240" w:lineRule="auto"/>
+      <w:spacing w:line="240" w:lineRule="auto"/>
     </w:pPr>
     <w:rPr>
       <w:sz w:val="20"/>
       <w:szCs w:val="20"/>
     </w:rPr>
   </w:style>
-  <w:style w:type="character" w:styleId="EndnoteTextChar">
+  <w:style w:type="character" w:customStyle="1" w:styleId="EndnoteTextChar">
     <w:name w:val="Endnote Text Char"/>
-    <w:basedOn w:val="DefaultParagraphFont"/>
     <w:link w:val="EndnoteText"/>
     <w:uiPriority w:val="99"/>
     <w:semiHidden/>
@@ -1090,6 +6469,50 @@
       <w:sz w:val="20"/>
       <w:szCs w:val="20"/>
     </w:rPr>
+  </w:style>
+  <w:style w:type="paragraph" w:styleId="Header">
+    <w:name w:val="header"/>
+    <w:basedOn w:val="Normal"/>
+    <w:link w:val="HeaderChar"/>
+    <w:uiPriority w:val="99"/>
+    <w:unhideWhenUsed/>
+    <w:rsid w:val="009835CF"/>
+    <w:pPr>
+      <w:tabs>
+        <w:tab w:val="center" w:pos="4680"/>
+        <w:tab w:val="right" w:pos="9360"/>
+      </w:tabs>
+      <w:spacing w:line="240" w:lineRule="auto"/>
+    </w:pPr>
+  </w:style>
+  <w:style w:type="character" w:customStyle="1" w:styleId="HeaderChar">
+    <w:name w:val="Header Char"/>
+    <w:basedOn w:val="DefaultParagraphFont"/>
+    <w:link w:val="Header"/>
+    <w:uiPriority w:val="99"/>
+    <w:rsid w:val="009835CF"/>
+  </w:style>
+  <w:style w:type="paragraph" w:styleId="Footer">
+    <w:name w:val="footer"/>
+    <w:basedOn w:val="Normal"/>
+    <w:link w:val="FooterChar"/>
+    <w:uiPriority w:val="99"/>
+    <w:unhideWhenUsed/>
+    <w:rsid w:val="009835CF"/>
+    <w:pPr>
+      <w:tabs>
+        <w:tab w:val="center" w:pos="4680"/>
+        <w:tab w:val="right" w:pos="9360"/>
+      </w:tabs>
+      <w:spacing w:line="240" w:lineRule="auto"/>
+    </w:pPr>
+  </w:style>
+  <w:style w:type="character" w:customStyle="1" w:styleId="FooterChar">
+    <w:name w:val="Footer Char"/>
+    <w:basedOn w:val="DefaultParagraphFont"/>
+    <w:link w:val="Footer"/>
+    <w:uiPriority w:val="99"/>
+    <w:rsid w:val="009835CF"/>
   </w:style>
 </w:styles>
 </file>
@@ -1246,7 +6669,7 @@
         <a:solidFill>
           <a:schemeClr val="phClr"/>
         </a:solidFill>
-        <a:gradFill rotWithShape="true">
+        <a:gradFill rotWithShape="1">
           <a:gsLst>
             <a:gs pos="0">
               <a:schemeClr val="phClr">
@@ -1270,9 +6693,9 @@
               </a:schemeClr>
             </a:gs>
           </a:gsLst>
-          <a:lin ang="5400000" scaled="false"/>
+          <a:lin ang="5400000" scaled="0"/>
         </a:gradFill>
-        <a:gradFill rotWithShape="true">
+        <a:gradFill rotWithShape="1">
           <a:gsLst>
             <a:gs pos="0">
               <a:schemeClr val="phClr">
@@ -1296,7 +6719,7 @@
               </a:schemeClr>
             </a:gs>
           </a:gsLst>
-          <a:lin ang="5400000" scaled="false"/>
+          <a:lin ang="5400000" scaled="0"/>
         </a:gradFill>
       </a:fillStyleLst>
       <a:lnStyleLst>
@@ -1331,7 +6754,7 @@
         </a:effectStyle>
         <a:effectStyle>
           <a:effectLst>
-            <a:outerShdw blurRad="57150" dist="19050" dir="5400000" algn="ctr" rotWithShape="false">
+            <a:outerShdw blurRad="57150" dist="19050" dir="5400000" algn="ctr" rotWithShape="0">
               <a:srgbClr val="000000">
                 <a:alpha val="63000"/>
               </a:srgbClr>
@@ -1349,7 +6772,7 @@
             <a:satMod val="170000"/>
           </a:schemeClr>
         </a:solidFill>
-        <a:gradFill rotWithShape="true">
+        <a:gradFill rotWithShape="1">
           <a:gsLst>
             <a:gs pos="0">
               <a:schemeClr val="phClr">
@@ -1374,7 +6797,7 @@
               </a:schemeClr>
             </a:gs>
           </a:gsLst>
-          <a:lin ang="5400000" scaled="false"/>
+          <a:lin ang="5400000" scaled="0"/>
         </a:gradFill>
       </a:bgFillStyleLst>
     </a:fmtScheme>
@@ -1382,4 +6805,26 @@
   <a:objectDefaults/>
   <a:extraClrSchemeLst/>
 </a:theme>
+</file>
+
+<file path=word/webextensions/taskpanes.xml><?xml version="1.0" encoding="utf-8"?>
+<wetp:taskpanes xmlns:wetp="http://schemas.microsoft.com/office/webextensions/taskpanes/2010/11">
+  <wetp:taskpane dockstate="right" visibility="0" width="350" row="1">
+    <wetp:webextensionref xmlns:r="http://schemas.openxmlformats.org/officeDocument/2006/relationships" r:id="rId1"/>
+  </wetp:taskpane>
+</wetp:taskpanes>
+</file>
+
+<file path=word/webextensions/webextension1.xml><?xml version="1.0" encoding="utf-8"?>
+<we:webextension xmlns:we="http://schemas.microsoft.com/office/webextensions/webextension/2010/11" id="{02083E91-C4F8-4395-8690-B75E9E46CD97}">
+  <we:reference id="wa200010453" version="1.0.0.1" store="en-US" storeType="OMEX"/>
+  <we:alternateReferences>
+    <we:reference id="wa200010453" version="1.0.0.1" store="wa200010453" storeType="OMEX"/>
+  </we:alternateReferences>
+  <we:properties>
+    <we:property name="claude.fileId" value="&quot;a46b9789-0d21-4cef-a70f-264ff371185e&quot;"/>
+  </we:properties>
+  <we:bindings/>
+  <we:snapshot xmlns:r="http://schemas.openxmlformats.org/officeDocument/2006/relationships"/>
+</we:webextension>
 </file>